--- a/guides/09-standards-and-industry-trends.docx
+++ b/guides/09-standards-and-industry-trends.docx
@@ -886,7 +886,25 @@
                 <w:szCs w:val="18"/>
                 <w:rFonts w:ascii="Calibri" w:cs="Calibri" w:eastAsia="Calibri" w:hAnsi="Calibri"/>
               </w:rPr>
-              <w:t xml:space="preserve"> compresses them. </w:t>
+              <w:t xml:space="preserve"> explains every key concept from the ground up — plain words, how it works, a worked example, the exam angle, and what it is easily confused with — and ends with the chapter’s </w:t>
+            </w:r>
+            <w:r>
+              <w:rPr>
+                <w:b/>
+                <w:bCs/>
+                <w:sz w:val="18"/>
+                <w:szCs w:val="18"/>
+                <w:rFonts w:ascii="Calibri" w:cs="Calibri" w:eastAsia="Calibri" w:hAnsi="Calibri"/>
+              </w:rPr>
+              <w:t xml:space="preserve">fuzzy points clarified</w:t>
+            </w:r>
+            <w:r>
+              <w:rPr>
+                <w:sz w:val="18"/>
+                <w:szCs w:val="18"/>
+                <w:rFonts w:ascii="Calibri" w:cs="Calibri" w:eastAsia="Calibri" w:hAnsi="Calibri"/>
+              </w:rPr>
+              <w:t xml:space="preserve">. If the syllabus wording in Section 1 feels dense, read the matching Section 2 card first. </w:t>
             </w:r>
             <w:r>
               <w:rPr>
@@ -958,25 +976,7 @@
                 <w:szCs w:val="18"/>
                 <w:rFonts w:ascii="Calibri" w:cs="Calibri" w:eastAsia="Calibri" w:hAnsi="Calibri"/>
               </w:rPr>
-              <w:t xml:space="preserve"> spaced repetition, </w:t>
-            </w:r>
-            <w:r>
-              <w:rPr>
-                <w:b/>
-                <w:bCs/>
-                <w:sz w:val="18"/>
-                <w:szCs w:val="18"/>
-                <w:rFonts w:ascii="Calibri" w:cs="Calibri" w:eastAsia="Calibri" w:hAnsi="Calibri"/>
-              </w:rPr>
-              <w:t xml:space="preserve">Section 7</w:t>
-            </w:r>
-            <w:r>
-              <w:rPr>
-                <w:sz w:val="18"/>
-                <w:szCs w:val="18"/>
-                <w:rFonts w:ascii="Calibri" w:cs="Calibri" w:eastAsia="Calibri" w:hAnsi="Calibri"/>
-              </w:rPr>
-              <w:t xml:space="preserve"> the night before.</w:t>
+              <w:t xml:space="preserve"> is the revision sheet for the night before.</w:t>
             </w:r>
           </w:p>
           <w:p>
@@ -1148,7 +1148,7 @@
                 <w:szCs w:val="18"/>
                 <w:rFonts w:ascii="Calibri" w:cs="Calibri" w:eastAsia="Calibri" w:hAnsi="Calibri"/>
               </w:rPr>
-              <w:t xml:space="preserve"> one session for everything; Section 6 a few times; Section 7 the night before.</w:t>
+              <w:t xml:space="preserve"> one session for everything; Section 6 the night before.</w:t>
             </w:r>
           </w:p>
         </w:tc>
@@ -5779,6 +5779,23 @@
     </w:p>
     <w:p>
       <w:pPr>
+        <w:spacing w:after="160" w:line="264"/>
+        <w:jc w:val="both"/>
+      </w:pPr>
+      <w:r>
+        <w:rPr>
+          <w:i/>
+          <w:iCs/>
+          <w:color w:val="5A5A5A"/>
+          <w:sz w:val="19"/>
+          <w:szCs w:val="19"/>
+          <w:rFonts w:ascii="Calibri" w:cs="Calibri" w:eastAsia="Calibri" w:hAnsi="Calibri"/>
+        </w:rPr>
+        <w:t xml:space="preserve">Section 1 gives the syllabus wording objective by objective. This section explains what that wording means. Chapter 9 is worth only 2 points, so the cards are short: learn the four ideas below and move on.</w:t>
+      </w:r>
+    </w:p>
+    <w:p>
+      <w:pPr>
         <w:pStyle w:val="Heading2"/>
         <w:spacing w:before="260" w:after="110"/>
         <w:outlineLvl w:val="1"/>
@@ -5792,25 +5809,21 @@
           <w:szCs w:val="25"/>
           <w:rFonts w:ascii="Calibri" w:cs="Calibri" w:eastAsia="Calibri" w:hAnsi="Calibri"/>
         </w:rPr>
-        <w:t xml:space="preserve">2.1 Standards</w:t>
-      </w:r>
-    </w:p>
-    <w:p>
-      <w:pPr>
-        <w:pStyle w:val="ListParagraph"/>
-        <w:numPr>
-          <w:ilvl w:val="0"/>
-          <w:numId w:val="2"/>
-        </w:numPr>
-        <w:spacing w:after="60" w:line="264"/>
-      </w:pPr>
-      <w:r>
-        <w:rPr>
-          <w:sz w:val="19"/>
-          <w:szCs w:val="19"/>
-          <w:rFonts w:ascii="Calibri" w:cs="Calibri" w:eastAsia="Calibri" w:hAnsi="Calibri"/>
-        </w:rPr>
-        <w:t xml:space="preserve">Consensus-based standard = </w:t>
+        <w:t xml:space="preserve">2.1 The storyline of Chapter 9</w:t>
+      </w:r>
+    </w:p>
+    <w:p>
+      <w:pPr>
+        <w:spacing w:after="110" w:line="264"/>
+        <w:jc w:val="both"/>
+      </w:pPr>
+      <w:r>
+        <w:rPr>
+          <w:sz w:val="19"/>
+          <w:szCs w:val="19"/>
+          <w:rFonts w:ascii="Calibri" w:cs="Calibri" w:eastAsia="Calibri" w:hAnsi="Calibri"/>
+        </w:rPr>
+        <w:t xml:space="preserve">Standards save you from </w:t>
       </w:r>
       <w:r>
         <w:rPr>
@@ -5820,15 +5833,15 @@
           <w:szCs w:val="19"/>
           <w:rFonts w:ascii="Calibri" w:cs="Calibri" w:eastAsia="Calibri" w:hAnsi="Calibri"/>
         </w:rPr>
-        <w:t xml:space="preserve">considered opinion of a knowledgeable body of experts</w:t>
-      </w:r>
-      <w:r>
-        <w:rPr>
-          <w:sz w:val="19"/>
-          <w:szCs w:val="19"/>
-          <w:rFonts w:ascii="Calibri" w:cs="Calibri" w:eastAsia="Calibri" w:hAnsi="Calibri"/>
-        </w:rPr>
-        <w:t xml:space="preserve">, for </w:t>
+        <w:t xml:space="preserve">starting with a blank page</w:t>
+      </w:r>
+      <w:r>
+        <w:rPr>
+          <w:sz w:val="19"/>
+          <w:szCs w:val="19"/>
+          <w:rFonts w:ascii="Calibri" w:cs="Calibri" w:eastAsia="Calibri" w:hAnsi="Calibri"/>
+        </w:rPr>
+        <w:t xml:space="preserve"> and show that you did things the </w:t>
       </w:r>
       <w:r>
         <w:rPr>
@@ -5838,15 +5851,15 @@
           <w:szCs w:val="19"/>
           <w:rFonts w:ascii="Calibri" w:cs="Calibri" w:eastAsia="Calibri" w:hAnsi="Calibri"/>
         </w:rPr>
-        <w:t xml:space="preserve">voluntary</w:t>
-      </w:r>
-      <w:r>
-        <w:rPr>
-          <w:sz w:val="19"/>
-          <w:szCs w:val="19"/>
-          <w:rFonts w:ascii="Calibri" w:cs="Calibri" w:eastAsia="Calibri" w:hAnsi="Calibri"/>
-        </w:rPr>
-        <w:t xml:space="preserve"> use in contracts. Lesser “standards” may be </w:t>
+        <w:t xml:space="preserve">recognised way</w:t>
+      </w:r>
+      <w:r>
+        <w:rPr>
+          <w:sz w:val="19"/>
+          <w:szCs w:val="19"/>
+          <w:rFonts w:ascii="Calibri" w:cs="Calibri" w:eastAsia="Calibri" w:hAnsi="Calibri"/>
+        </w:rPr>
+        <w:t xml:space="preserve">. </w:t>
       </w:r>
       <w:r>
         <w:rPr>
@@ -5856,33 +5869,15 @@
           <w:szCs w:val="19"/>
           <w:rFonts w:ascii="Calibri" w:cs="Calibri" w:eastAsia="Calibri" w:hAnsi="Calibri"/>
         </w:rPr>
-        <w:t xml:space="preserve">vendor-specific</w:t>
-      </w:r>
-      <w:r>
-        <w:rPr>
-          <w:sz w:val="19"/>
-          <w:szCs w:val="19"/>
-          <w:rFonts w:ascii="Calibri" w:cs="Calibri" w:eastAsia="Calibri" w:hAnsi="Calibri"/>
-        </w:rPr>
-        <w:t xml:space="preserve">.</w:t>
-      </w:r>
-    </w:p>
-    <w:p>
-      <w:pPr>
-        <w:pStyle w:val="ListParagraph"/>
-        <w:numPr>
-          <w:ilvl w:val="0"/>
-          <w:numId w:val="2"/>
-        </w:numPr>
-        <w:spacing w:after="60" w:line="264"/>
-      </w:pPr>
-      <w:r>
-        <w:rPr>
-          <w:sz w:val="19"/>
-          <w:szCs w:val="19"/>
-          <w:rFonts w:ascii="Calibri" w:cs="Calibri" w:eastAsia="Calibri" w:hAnsi="Calibri"/>
-        </w:rPr>
-        <w:t xml:space="preserve">Regulated industries: </w:t>
+        <w:t xml:space="preserve">How binding</w:t>
+      </w:r>
+      <w:r>
+        <w:rPr>
+          <w:sz w:val="19"/>
+          <w:szCs w:val="19"/>
+          <w:rFonts w:ascii="Calibri" w:cs="Calibri" w:eastAsia="Calibri" w:hAnsi="Calibri"/>
+        </w:rPr>
+        <w:t xml:space="preserve"> a standard is depends on the situation: </w:t>
       </w:r>
       <w:r>
         <w:rPr>
@@ -5892,15 +5887,15 @@
           <w:szCs w:val="19"/>
           <w:rFonts w:ascii="Calibri" w:cs="Calibri" w:eastAsia="Calibri" w:hAnsi="Calibri"/>
         </w:rPr>
-        <w:t xml:space="preserve">medical, financial, transportation, energy</w:t>
-      </w:r>
-      <w:r>
-        <w:rPr>
-          <w:sz w:val="19"/>
-          <w:szCs w:val="19"/>
-          <w:rFonts w:ascii="Calibri" w:cs="Calibri" w:eastAsia="Calibri" w:hAnsi="Calibri"/>
-        </w:rPr>
-        <w:t xml:space="preserve"> — agencies may </w:t>
+        <w:t xml:space="preserve">imposed</w:t>
+      </w:r>
+      <w:r>
+        <w:rPr>
+          <w:sz w:val="19"/>
+          <w:szCs w:val="19"/>
+          <w:rFonts w:ascii="Calibri" w:cs="Calibri" w:eastAsia="Calibri" w:hAnsi="Calibri"/>
+        </w:rPr>
+        <w:t xml:space="preserve"> by a regulator, </w:t>
       </w:r>
       <w:r>
         <w:rPr>
@@ -5910,33 +5905,15 @@
           <w:szCs w:val="19"/>
           <w:rFonts w:ascii="Calibri" w:cs="Calibri" w:eastAsia="Calibri" w:hAnsi="Calibri"/>
         </w:rPr>
-        <w:t xml:space="preserve">require</w:t>
-      </w:r>
-      <w:r>
-        <w:rPr>
-          <w:sz w:val="19"/>
-          <w:szCs w:val="19"/>
-          <w:rFonts w:ascii="Calibri" w:cs="Calibri" w:eastAsia="Calibri" w:hAnsi="Calibri"/>
-        </w:rPr>
-        <w:t xml:space="preserve"> compliance.</w:t>
-      </w:r>
-    </w:p>
-    <w:p>
-      <w:pPr>
-        <w:pStyle w:val="ListParagraph"/>
-        <w:numPr>
-          <w:ilvl w:val="0"/>
-          <w:numId w:val="2"/>
-        </w:numPr>
-        <w:spacing w:after="60" w:line="264"/>
-      </w:pPr>
-      <w:r>
-        <w:rPr>
-          <w:sz w:val="19"/>
-          <w:szCs w:val="19"/>
-          <w:rFonts w:ascii="Calibri" w:cs="Calibri" w:eastAsia="Calibri" w:hAnsi="Calibri"/>
-        </w:rPr>
-        <w:t xml:space="preserve">Benefits: </w:t>
+        <w:t xml:space="preserve">negotiated</w:t>
+      </w:r>
+      <w:r>
+        <w:rPr>
+          <w:sz w:val="19"/>
+          <w:szCs w:val="19"/>
+          <w:rFonts w:ascii="Calibri" w:cs="Calibri" w:eastAsia="Calibri" w:hAnsi="Calibri"/>
+        </w:rPr>
+        <w:t xml:space="preserve"> in a contract, or </w:t>
       </w:r>
       <w:r>
         <w:rPr>
@@ -5946,33 +5923,15 @@
           <w:szCs w:val="19"/>
           <w:rFonts w:ascii="Calibri" w:cs="Calibri" w:eastAsia="Calibri" w:hAnsi="Calibri"/>
         </w:rPr>
-        <w:t xml:space="preserve">framework (no blank page) · effective defenses and tests · tailorable · due diligence</w:t>
-      </w:r>
-      <w:r>
-        <w:rPr>
-          <w:sz w:val="19"/>
-          <w:szCs w:val="19"/>
-          <w:rFonts w:ascii="Calibri" w:cs="Calibri" w:eastAsia="Calibri" w:hAnsi="Calibri"/>
-        </w:rPr>
-        <w:t xml:space="preserve">.</w:t>
-      </w:r>
-    </w:p>
-    <w:p>
-      <w:pPr>
-        <w:pStyle w:val="ListParagraph"/>
-        <w:numPr>
-          <w:ilvl w:val="0"/>
-          <w:numId w:val="2"/>
-        </w:numPr>
-        <w:spacing w:after="60" w:line="264"/>
-      </w:pPr>
-      <w:r>
-        <w:rPr>
-          <w:sz w:val="19"/>
-          <w:szCs w:val="19"/>
-          <w:rFonts w:ascii="Calibri" w:cs="Calibri" w:eastAsia="Calibri" w:hAnsi="Calibri"/>
-        </w:rPr>
-        <w:t xml:space="preserve">Regulatory: comply or risk </w:t>
+        <w:t xml:space="preserve">self-imposed</w:t>
+      </w:r>
+      <w:r>
+        <w:rPr>
+          <w:sz w:val="19"/>
+          <w:szCs w:val="19"/>
+          <w:rFonts w:ascii="Calibri" w:cs="Calibri" w:eastAsia="Calibri" w:hAnsi="Calibri"/>
+        </w:rPr>
+        <w:t xml:space="preserve">. Inside any standard, the </w:t>
       </w:r>
       <w:r>
         <w:rPr>
@@ -5982,15 +5941,15 @@
           <w:szCs w:val="19"/>
           <w:rFonts w:ascii="Calibri" w:cs="Calibri" w:eastAsia="Calibri" w:hAnsi="Calibri"/>
         </w:rPr>
-        <w:t xml:space="preserve">delayed approval, sanctions</w:t>
-      </w:r>
-      <w:r>
-        <w:rPr>
-          <w:sz w:val="19"/>
-          <w:szCs w:val="19"/>
-          <w:rFonts w:ascii="Calibri" w:cs="Calibri" w:eastAsia="Calibri" w:hAnsi="Calibri"/>
-        </w:rPr>
-        <w:t xml:space="preserve">. Contractual: </w:t>
+        <w:t xml:space="preserve">wording</w:t>
+      </w:r>
+      <w:r>
+        <w:rPr>
+          <w:sz w:val="19"/>
+          <w:szCs w:val="19"/>
+          <w:rFonts w:ascii="Calibri" w:cs="Calibri" w:eastAsia="Calibri" w:hAnsi="Calibri"/>
+        </w:rPr>
+        <w:t xml:space="preserve"> tells you what is required (“shall”) and what is optional (“should”, “may”). Because threats keep changing, testers also need </w:t>
       </w:r>
       <w:r>
         <w:rPr>
@@ -6000,79 +5959,15 @@
           <w:szCs w:val="19"/>
           <w:rFonts w:ascii="Calibri" w:cs="Calibri" w:eastAsia="Calibri" w:hAnsi="Calibri"/>
         </w:rPr>
-        <w:t xml:space="preserve">starting point for negotiation</w:t>
-      </w:r>
-      <w:r>
-        <w:rPr>
-          <w:sz w:val="19"/>
-          <w:szCs w:val="19"/>
-          <w:rFonts w:ascii="Calibri" w:cs="Calibri" w:eastAsia="Calibri" w:hAnsi="Calibri"/>
-        </w:rPr>
-        <w:t xml:space="preserve">; if compliance was claimed, </w:t>
-      </w:r>
-      <w:r>
-        <w:rPr>
-          <w:b/>
-          <w:bCs/>
-          <w:sz w:val="19"/>
-          <w:szCs w:val="19"/>
-          <w:rFonts w:ascii="Calibri" w:cs="Calibri" w:eastAsia="Calibri" w:hAnsi="Calibri"/>
-        </w:rPr>
-        <w:t xml:space="preserve">follow strictly and document deviations</w:t>
-      </w:r>
-      <w:r>
-        <w:rPr>
-          <w:sz w:val="19"/>
-          <w:szCs w:val="19"/>
-          <w:rFonts w:ascii="Calibri" w:cs="Calibri" w:eastAsia="Calibri" w:hAnsi="Calibri"/>
-        </w:rPr>
-        <w:t xml:space="preserve">.</w:t>
-      </w:r>
-    </w:p>
-    <w:p>
-      <w:pPr>
-        <w:pStyle w:val="ListParagraph"/>
-        <w:numPr>
-          <w:ilvl w:val="0"/>
-          <w:numId w:val="2"/>
-        </w:numPr>
-        <w:spacing w:after="60" w:line="264"/>
-      </w:pPr>
-      <w:r>
-        <w:rPr>
-          <w:sz w:val="19"/>
-          <w:szCs w:val="19"/>
-          <w:rFonts w:ascii="Calibri" w:cs="Calibri" w:eastAsia="Calibri" w:hAnsi="Calibri"/>
-        </w:rPr>
-        <w:t xml:space="preserve">Select the appropriate standard for systems, assets, risk and compliance; tailor.</w:t>
-      </w:r>
-    </w:p>
-    <w:p>
-      <w:pPr>
-        <w:pStyle w:val="ListParagraph"/>
-        <w:numPr>
-          <w:ilvl w:val="0"/>
-          <w:numId w:val="2"/>
-        </w:numPr>
-        <w:spacing w:after="60" w:line="264"/>
-      </w:pPr>
-      <w:r>
-        <w:rPr>
-          <w:b/>
-          <w:bCs/>
-          <w:sz w:val="19"/>
-          <w:szCs w:val="19"/>
-          <w:rFonts w:ascii="Calibri" w:cs="Calibri" w:eastAsia="Calibri" w:hAnsi="Calibri"/>
-        </w:rPr>
-        <w:t xml:space="preserve">Shall = mandatory; should/may = optional</w:t>
-      </w:r>
-      <w:r>
-        <w:rPr>
-          <w:sz w:val="19"/>
-          <w:szCs w:val="19"/>
-          <w:rFonts w:ascii="Calibri" w:cs="Calibri" w:eastAsia="Calibri" w:hAnsi="Calibri"/>
-        </w:rPr>
-        <w:t xml:space="preserve">; document and agree justified deviations.</w:t>
+        <w:t xml:space="preserve">reliable sources of news</w:t>
+      </w:r>
+      <w:r>
+        <w:rPr>
+          <w:sz w:val="19"/>
+          <w:szCs w:val="19"/>
+          <w:rFonts w:ascii="Calibri" w:cs="Calibri" w:eastAsia="Calibri" w:hAnsi="Calibri"/>
+        </w:rPr>
+        <w:t xml:space="preserve"> about new threats.</w:t>
       </w:r>
     </w:p>
     <w:p>
@@ -6090,80 +5985,2907 @@
           <w:szCs w:val="25"/>
           <w:rFonts w:ascii="Calibri" w:cs="Calibri" w:eastAsia="Calibri" w:hAnsi="Calibri"/>
         </w:rPr>
-        <w:t xml:space="preserve">2.2 Trends</w:t>
-      </w:r>
-    </w:p>
-    <w:p>
-      <w:pPr>
-        <w:pStyle w:val="ListParagraph"/>
-        <w:numPr>
-          <w:ilvl w:val="0"/>
-          <w:numId w:val="2"/>
-        </w:numPr>
-        <w:spacing w:after="60" w:line="264"/>
-      </w:pPr>
-      <w:r>
-        <w:rPr>
-          <w:sz w:val="19"/>
-          <w:szCs w:val="19"/>
-          <w:rFonts w:ascii="Calibri" w:cs="Calibri" w:eastAsia="Calibri" w:hAnsi="Calibri"/>
-        </w:rPr>
-        <w:t xml:space="preserve">News services, events, </w:t>
-      </w:r>
-      <w:r>
-        <w:rPr>
-          <w:b/>
-          <w:bCs/>
-          <w:sz w:val="19"/>
-          <w:szCs w:val="19"/>
-          <w:rFonts w:ascii="Calibri" w:cs="Calibri" w:eastAsia="Calibri" w:hAnsi="Calibri"/>
-        </w:rPr>
-        <w:t xml:space="preserve">professional societies (timely, targeted)</w:t>
-      </w:r>
-      <w:r>
-        <w:rPr>
-          <w:sz w:val="19"/>
-          <w:szCs w:val="19"/>
-          <w:rFonts w:ascii="Calibri" w:cs="Calibri" w:eastAsia="Calibri" w:hAnsi="Calibri"/>
-        </w:rPr>
-        <w:t xml:space="preserve">, </w:t>
-      </w:r>
-      <w:r>
-        <w:rPr>
-          <w:b/>
-          <w:bCs/>
-          <w:sz w:val="19"/>
-          <w:szCs w:val="19"/>
-          <w:rFonts w:ascii="Calibri" w:cs="Calibri" w:eastAsia="Calibri" w:hAnsi="Calibri"/>
-        </w:rPr>
-        <w:t xml:space="preserve">electronic alerts (most immediate)</w:t>
-      </w:r>
-      <w:r>
-        <w:rPr>
-          <w:sz w:val="19"/>
-          <w:szCs w:val="19"/>
-          <w:rFonts w:ascii="Calibri" w:cs="Calibri" w:eastAsia="Calibri" w:hAnsi="Calibri"/>
-        </w:rPr>
-        <w:t xml:space="preserve">, periodic publicity (widespread), specialized sources (industry-specific).</w:t>
-      </w:r>
-    </w:p>
-    <w:p>
-      <w:pPr>
-        <w:pStyle w:val="ListParagraph"/>
-        <w:numPr>
-          <w:ilvl w:val="0"/>
-          <w:numId w:val="2"/>
-        </w:numPr>
-        <w:spacing w:after="60" w:line="264"/>
-      </w:pPr>
-      <w:r>
-        <w:rPr>
-          <w:sz w:val="19"/>
-          <w:szCs w:val="19"/>
-          <w:rFonts w:ascii="Calibri" w:cs="Calibri" w:eastAsia="Calibri" w:hAnsi="Calibri"/>
-        </w:rPr>
-        <w:t xml:space="preserve">New technology = window of misuse; growing range of motivated, resourced attackers; be ready for the next threat.</w:t>
-      </w:r>
+        <w:t xml:space="preserve">2.2 Standards and trends</w:t>
+      </w:r>
+    </w:p>
+    <w:tbl>
+      <w:tblPr>
+        <w:tblW w:type="dxa" w:w="9638"/>
+        <w:tblBorders>
+          <w:top w:val="single" w:color="1F3864" w:sz="6"/>
+          <w:left w:val="single" w:color="1F3864" w:sz="6"/>
+          <w:bottom w:val="single" w:color="1F3864" w:sz="6"/>
+          <w:right w:val="single" w:color="1F3864" w:sz="6"/>
+          <w:insideH w:val="single" w:color="1F3864" w:sz="3"/>
+          <w:insideV w:val="none" w:color="1F3864" w:sz="0"/>
+        </w:tblBorders>
+      </w:tblPr>
+      <w:tblGrid>
+        <w:gridCol w:w="1750"/>
+        <w:gridCol w:w="7888"/>
+      </w:tblGrid>
+      <w:tr>
+        <w:trPr>
+          <w:cantSplit/>
+          <w:tblHeader/>
+        </w:trPr>
+        <w:tc>
+          <w:tcPr>
+            <w:tcW w:type="dxa" w:w="9638"/>
+            <w:gridSpan w:val="2"/>
+            <w:shd w:fill="1F3864" w:color="auto" w:val="clear"/>
+            <w:tcMar>
+              <w:top w:type="dxa" w:w="80"/>
+              <w:left w:type="dxa" w:w="140"/>
+              <w:bottom w:type="dxa" w:w="80"/>
+              <w:right w:type="dxa" w:w="140"/>
+            </w:tcMar>
+          </w:tcPr>
+          <w:p>
+            <w:pPr>
+              <w:keepNext/>
+              <w:spacing w:after="0"/>
+            </w:pPr>
+            <w:r>
+              <w:rPr>
+                <w:b/>
+                <w:bCs/>
+                <w:color w:val="FFFFFF"/>
+                <w:sz w:val="20"/>
+                <w:szCs w:val="20"/>
+                <w:rFonts w:ascii="Calibri" w:cs="Calibri" w:eastAsia="Calibri" w:hAnsi="Calibri"/>
+              </w:rPr>
+              <w:t xml:space="preserve">What standards are, and their four benefits (9.1.1)</w:t>
+            </w:r>
+          </w:p>
+        </w:tc>
+      </w:tr>
+      <w:tr>
+        <w:trPr>
+          <w:cantSplit/>
+        </w:trPr>
+        <w:tc>
+          <w:tcPr>
+            <w:tcW w:type="dxa" w:w="1750"/>
+            <w:shd w:fill="EAF0F8" w:color="auto" w:val="clear"/>
+            <w:tcMar>
+              <w:top w:type="dxa" w:w="70"/>
+              <w:left w:type="dxa" w:w="110"/>
+              <w:bottom w:type="dxa" w:w="70"/>
+              <w:right w:type="dxa" w:w="90"/>
+            </w:tcMar>
+          </w:tcPr>
+          <w:p>
+            <w:pPr>
+              <w:spacing w:after="0"/>
+            </w:pPr>
+            <w:r>
+              <w:rPr>
+                <w:b/>
+                <w:bCs/>
+                <w:color w:val="1F3864"/>
+                <w:sz w:val="17"/>
+                <w:szCs w:val="17"/>
+                <w:rFonts w:ascii="Calibri" w:cs="Calibri" w:eastAsia="Calibri" w:hAnsi="Calibri"/>
+              </w:rPr>
+              <w:t xml:space="preserve">In plain words</w:t>
+            </w:r>
+          </w:p>
+        </w:tc>
+        <w:tc>
+          <w:tcPr>
+            <w:tcW w:type="dxa" w:w="7888"/>
+            <w:shd w:fill="EAF0F8" w:color="auto" w:val="clear"/>
+            <w:tcMar>
+              <w:top w:type="dxa" w:w="70"/>
+              <w:left w:type="dxa" w:w="120"/>
+              <w:bottom w:type="dxa" w:w="70"/>
+              <w:right w:type="dxa" w:w="120"/>
+            </w:tcMar>
+          </w:tcPr>
+          <w:p>
+            <w:pPr>
+              <w:spacing w:after="0" w:line="258"/>
+            </w:pPr>
+            <w:r>
+              <w:rPr>
+                <w:sz w:val="18"/>
+                <w:szCs w:val="18"/>
+                <w:rFonts w:ascii="Calibri" w:cs="Calibri" w:eastAsia="Calibri" w:hAnsi="Calibri"/>
+              </w:rPr>
+              <w:t xml:space="preserve">A </w:t>
+            </w:r>
+            <w:r>
+              <w:rPr>
+                <w:b/>
+                <w:bCs/>
+                <w:sz w:val="18"/>
+                <w:szCs w:val="18"/>
+                <w:rFonts w:ascii="Calibri" w:cs="Calibri" w:eastAsia="Calibri" w:hAnsi="Calibri"/>
+              </w:rPr>
+              <w:t xml:space="preserve">consensus-based standard</w:t>
+            </w:r>
+            <w:r>
+              <w:rPr>
+                <w:sz w:val="18"/>
+                <w:szCs w:val="18"/>
+                <w:rFonts w:ascii="Calibri" w:cs="Calibri" w:eastAsia="Calibri" w:hAnsi="Calibri"/>
+              </w:rPr>
+              <w:t xml:space="preserve"> is the </w:t>
+            </w:r>
+            <w:r>
+              <w:rPr>
+                <w:b/>
+                <w:bCs/>
+                <w:sz w:val="18"/>
+                <w:szCs w:val="18"/>
+                <w:rFonts w:ascii="Calibri" w:cs="Calibri" w:eastAsia="Calibri" w:hAnsi="Calibri"/>
+              </w:rPr>
+              <w:t xml:space="preserve">considered opinion of a knowledgeable body of experts</w:t>
+            </w:r>
+            <w:r>
+              <w:rPr>
+                <w:sz w:val="18"/>
+                <w:szCs w:val="18"/>
+                <w:rFonts w:ascii="Calibri" w:cs="Calibri" w:eastAsia="Calibri" w:hAnsi="Calibri"/>
+              </w:rPr>
+              <w:t xml:space="preserve">, made available for </w:t>
+            </w:r>
+            <w:r>
+              <w:rPr>
+                <w:b/>
+                <w:bCs/>
+                <w:sz w:val="18"/>
+                <w:szCs w:val="18"/>
+                <w:rFonts w:ascii="Calibri" w:cs="Calibri" w:eastAsia="Calibri" w:hAnsi="Calibri"/>
+              </w:rPr>
+              <w:t xml:space="preserve">voluntary</w:t>
+            </w:r>
+            <w:r>
+              <w:rPr>
+                <w:sz w:val="18"/>
+                <w:szCs w:val="18"/>
+                <w:rFonts w:ascii="Calibri" w:cs="Calibri" w:eastAsia="Calibri" w:hAnsi="Calibri"/>
+              </w:rPr>
+              <w:t xml:space="preserve"> use (in whole or in part) in agreements between suppliers and customers. Some so-called “standards” come from </w:t>
+            </w:r>
+            <w:r>
+              <w:rPr>
+                <w:b/>
+                <w:bCs/>
+                <w:sz w:val="18"/>
+                <w:szCs w:val="18"/>
+                <w:rFonts w:ascii="Calibri" w:cs="Calibri" w:eastAsia="Calibri" w:hAnsi="Calibri"/>
+              </w:rPr>
+              <w:t xml:space="preserve">informal or self-identified groups</w:t>
+            </w:r>
+            <w:r>
+              <w:rPr>
+                <w:sz w:val="18"/>
+                <w:szCs w:val="18"/>
+                <w:rFonts w:ascii="Calibri" w:cs="Calibri" w:eastAsia="Calibri" w:hAnsi="Calibri"/>
+              </w:rPr>
+              <w:t xml:space="preserve"> and may be </w:t>
+            </w:r>
+            <w:r>
+              <w:rPr>
+                <w:b/>
+                <w:bCs/>
+                <w:sz w:val="18"/>
+                <w:szCs w:val="18"/>
+                <w:rFonts w:ascii="Calibri" w:cs="Calibri" w:eastAsia="Calibri" w:hAnsi="Calibri"/>
+              </w:rPr>
+              <w:t xml:space="preserve">vendor-specific</w:t>
+            </w:r>
+            <w:r>
+              <w:rPr>
+                <w:sz w:val="18"/>
+                <w:szCs w:val="18"/>
+                <w:rFonts w:ascii="Calibri" w:cs="Calibri" w:eastAsia="Calibri" w:hAnsi="Calibri"/>
+              </w:rPr>
+              <w:t xml:space="preserve">. In </w:t>
+            </w:r>
+            <w:r>
+              <w:rPr>
+                <w:b/>
+                <w:bCs/>
+                <w:sz w:val="18"/>
+                <w:szCs w:val="18"/>
+                <w:rFonts w:ascii="Calibri" w:cs="Calibri" w:eastAsia="Calibri" w:hAnsi="Calibri"/>
+              </w:rPr>
+              <w:t xml:space="preserve">regulated industries</w:t>
+            </w:r>
+            <w:r>
+              <w:rPr>
+                <w:sz w:val="18"/>
+                <w:szCs w:val="18"/>
+                <w:rFonts w:ascii="Calibri" w:cs="Calibri" w:eastAsia="Calibri" w:hAnsi="Calibri"/>
+              </w:rPr>
+              <w:t xml:space="preserve"> (medical, financial, transportation, energy), </w:t>
+            </w:r>
+            <w:r>
+              <w:rPr>
+                <w:b/>
+                <w:bCs/>
+                <w:sz w:val="18"/>
+                <w:szCs w:val="18"/>
+                <w:rFonts w:ascii="Calibri" w:cs="Calibri" w:eastAsia="Calibri" w:hAnsi="Calibri"/>
+              </w:rPr>
+              <w:t xml:space="preserve">agencies may require</w:t>
+            </w:r>
+            <w:r>
+              <w:rPr>
+                <w:sz w:val="18"/>
+                <w:szCs w:val="18"/>
+                <w:rFonts w:ascii="Calibri" w:cs="Calibri" w:eastAsia="Calibri" w:hAnsi="Calibri"/>
+              </w:rPr>
+              <w:t xml:space="preserve"> compliance with their own regulations or with their interpretation of voluntary standards.</w:t>
+            </w:r>
+          </w:p>
+        </w:tc>
+      </w:tr>
+      <w:tr>
+        <w:trPr>
+          <w:cantSplit/>
+        </w:trPr>
+        <w:tc>
+          <w:tcPr>
+            <w:tcW w:type="dxa" w:w="1750"/>
+            <w:shd w:fill="F4F7FC" w:color="auto" w:val="clear"/>
+            <w:tcMar>
+              <w:top w:type="dxa" w:w="70"/>
+              <w:left w:type="dxa" w:w="110"/>
+              <w:bottom w:type="dxa" w:w="70"/>
+              <w:right w:type="dxa" w:w="90"/>
+            </w:tcMar>
+          </w:tcPr>
+          <w:p>
+            <w:pPr>
+              <w:spacing w:after="0"/>
+            </w:pPr>
+            <w:r>
+              <w:rPr>
+                <w:b/>
+                <w:bCs/>
+                <w:color w:val="1F3864"/>
+                <w:sz w:val="17"/>
+                <w:szCs w:val="17"/>
+                <w:rFonts w:ascii="Calibri" w:cs="Calibri" w:eastAsia="Calibri" w:hAnsi="Calibri"/>
+              </w:rPr>
+              <w:t xml:space="preserve">How it works</w:t>
+            </w:r>
+          </w:p>
+        </w:tc>
+        <w:tc>
+          <w:tcPr>
+            <w:tcW w:type="dxa" w:w="7888"/>
+            <w:tcMar>
+              <w:top w:type="dxa" w:w="70"/>
+              <w:left w:type="dxa" w:w="120"/>
+              <w:bottom w:type="dxa" w:w="70"/>
+              <w:right w:type="dxa" w:w="120"/>
+            </w:tcMar>
+          </w:tcPr>
+          <w:p>
+            <w:pPr>
+              <w:spacing w:after="50" w:line="258"/>
+            </w:pPr>
+            <w:r>
+              <w:rPr>
+                <w:b/>
+                <w:bCs/>
+                <w:sz w:val="18"/>
+                <w:szCs w:val="18"/>
+                <w:rFonts w:ascii="Calibri" w:cs="Calibri" w:eastAsia="Calibri" w:hAnsi="Calibri"/>
+              </w:rPr>
+              <w:t xml:space="preserve">Benefit 1:</w:t>
+            </w:r>
+            <w:r>
+              <w:rPr>
+                <w:sz w:val="18"/>
+                <w:szCs w:val="18"/>
+                <w:rFonts w:ascii="Calibri" w:cs="Calibri" w:eastAsia="Calibri" w:hAnsi="Calibri"/>
+              </w:rPr>
+              <w:t xml:space="preserve"> a </w:t>
+            </w:r>
+            <w:r>
+              <w:rPr>
+                <w:b/>
+                <w:bCs/>
+                <w:sz w:val="18"/>
+                <w:szCs w:val="18"/>
+                <w:rFonts w:ascii="Calibri" w:cs="Calibri" w:eastAsia="Calibri" w:hAnsi="Calibri"/>
+              </w:rPr>
+              <w:t xml:space="preserve">framework</w:t>
+            </w:r>
+            <w:r>
+              <w:rPr>
+                <w:sz w:val="18"/>
+                <w:szCs w:val="18"/>
+                <w:rFonts w:ascii="Calibri" w:cs="Calibri" w:eastAsia="Calibri" w:hAnsi="Calibri"/>
+              </w:rPr>
+              <w:t xml:space="preserve"> for security testing, so you </w:t>
+            </w:r>
+            <w:r>
+              <w:rPr>
+                <w:b/>
+                <w:bCs/>
+                <w:sz w:val="18"/>
+                <w:szCs w:val="18"/>
+                <w:rFonts w:ascii="Calibri" w:cs="Calibri" w:eastAsia="Calibri" w:hAnsi="Calibri"/>
+              </w:rPr>
+              <w:t xml:space="preserve">do not start from a blank page</w:t>
+            </w:r>
+            <w:r>
+              <w:rPr>
+                <w:sz w:val="18"/>
+                <w:szCs w:val="18"/>
+                <w:rFonts w:ascii="Calibri" w:cs="Calibri" w:eastAsia="Calibri" w:hAnsi="Calibri"/>
+              </w:rPr>
+              <w:t xml:space="preserve">.</w:t>
+            </w:r>
+          </w:p>
+          <w:p>
+            <w:pPr>
+              <w:spacing w:after="50" w:line="258"/>
+            </w:pPr>
+            <w:r>
+              <w:rPr>
+                <w:b/>
+                <w:bCs/>
+                <w:sz w:val="18"/>
+                <w:szCs w:val="18"/>
+                <w:rFonts w:ascii="Calibri" w:cs="Calibri" w:eastAsia="Calibri" w:hAnsi="Calibri"/>
+              </w:rPr>
+              <w:t xml:space="preserve">Benefit 2:</w:t>
+            </w:r>
+            <w:r>
+              <w:rPr>
+                <w:sz w:val="18"/>
+                <w:szCs w:val="18"/>
+                <w:rFonts w:ascii="Calibri" w:cs="Calibri" w:eastAsia="Calibri" w:hAnsi="Calibri"/>
+              </w:rPr>
+              <w:t xml:space="preserve"> a description of </w:t>
+            </w:r>
+            <w:r>
+              <w:rPr>
+                <w:b/>
+                <w:bCs/>
+                <w:sz w:val="18"/>
+                <w:szCs w:val="18"/>
+                <w:rFonts w:ascii="Calibri" w:cs="Calibri" w:eastAsia="Calibri" w:hAnsi="Calibri"/>
+              </w:rPr>
+              <w:t xml:space="preserve">effective defenses</w:t>
+            </w:r>
+            <w:r>
+              <w:rPr>
+                <w:sz w:val="18"/>
+                <w:szCs w:val="18"/>
+                <w:rFonts w:ascii="Calibri" w:cs="Calibri" w:eastAsia="Calibri" w:hAnsi="Calibri"/>
+              </w:rPr>
+              <w:t xml:space="preserve"> and </w:t>
+            </w:r>
+            <w:r>
+              <w:rPr>
+                <w:b/>
+                <w:bCs/>
+                <w:sz w:val="18"/>
+                <w:szCs w:val="18"/>
+                <w:rFonts w:ascii="Calibri" w:cs="Calibri" w:eastAsia="Calibri" w:hAnsi="Calibri"/>
+              </w:rPr>
+              <w:t xml:space="preserve">how to test for the most common attacks</w:t>
+            </w:r>
+            <w:r>
+              <w:rPr>
+                <w:sz w:val="18"/>
+                <w:szCs w:val="18"/>
+                <w:rFonts w:ascii="Calibri" w:cs="Calibri" w:eastAsia="Calibri" w:hAnsi="Calibri"/>
+              </w:rPr>
+              <w:t xml:space="preserve">.</w:t>
+            </w:r>
+          </w:p>
+          <w:p>
+            <w:pPr>
+              <w:spacing w:after="50" w:line="258"/>
+            </w:pPr>
+            <w:r>
+              <w:rPr>
+                <w:b/>
+                <w:bCs/>
+                <w:sz w:val="18"/>
+                <w:szCs w:val="18"/>
+                <w:rFonts w:ascii="Calibri" w:cs="Calibri" w:eastAsia="Calibri" w:hAnsi="Calibri"/>
+              </w:rPr>
+              <w:t xml:space="preserve">Benefit 3:</w:t>
+            </w:r>
+            <w:r>
+              <w:rPr>
+                <w:sz w:val="18"/>
+                <w:szCs w:val="18"/>
+                <w:rFonts w:ascii="Calibri" w:cs="Calibri" w:eastAsia="Calibri" w:hAnsi="Calibri"/>
+              </w:rPr>
+              <w:t xml:space="preserve"> they can be </w:t>
+            </w:r>
+            <w:r>
+              <w:rPr>
+                <w:b/>
+                <w:bCs/>
+                <w:sz w:val="18"/>
+                <w:szCs w:val="18"/>
+                <w:rFonts w:ascii="Calibri" w:cs="Calibri" w:eastAsia="Calibri" w:hAnsi="Calibri"/>
+              </w:rPr>
+              <w:t xml:space="preserve">tailored</w:t>
+            </w:r>
+            <w:r>
+              <w:rPr>
+                <w:sz w:val="18"/>
+                <w:szCs w:val="18"/>
+                <w:rFonts w:ascii="Calibri" w:cs="Calibri" w:eastAsia="Calibri" w:hAnsi="Calibri"/>
+              </w:rPr>
+              <w:t xml:space="preserve"> to the project or organization.</w:t>
+            </w:r>
+          </w:p>
+          <w:p>
+            <w:pPr>
+              <w:spacing w:after="50" w:line="258"/>
+            </w:pPr>
+            <w:r>
+              <w:rPr>
+                <w:b/>
+                <w:bCs/>
+                <w:sz w:val="18"/>
+                <w:szCs w:val="18"/>
+                <w:rFonts w:ascii="Calibri" w:cs="Calibri" w:eastAsia="Calibri" w:hAnsi="Calibri"/>
+              </w:rPr>
+              <w:t xml:space="preserve">Benefit 4:</w:t>
+            </w:r>
+            <w:r>
+              <w:rPr>
+                <w:sz w:val="18"/>
+                <w:szCs w:val="18"/>
+                <w:rFonts w:ascii="Calibri" w:cs="Calibri" w:eastAsia="Calibri" w:hAnsi="Calibri"/>
+              </w:rPr>
+              <w:t xml:space="preserve"> following recognised standards </w:t>
+            </w:r>
+            <w:r>
+              <w:rPr>
+                <w:b/>
+                <w:bCs/>
+                <w:sz w:val="18"/>
+                <w:szCs w:val="18"/>
+                <w:rFonts w:ascii="Calibri" w:cs="Calibri" w:eastAsia="Calibri" w:hAnsi="Calibri"/>
+              </w:rPr>
+              <w:t xml:space="preserve">demonstrates due diligence</w:t>
+            </w:r>
+            <w:r>
+              <w:rPr>
+                <w:sz w:val="18"/>
+                <w:szCs w:val="18"/>
+                <w:rFonts w:ascii="Calibri" w:cs="Calibri" w:eastAsia="Calibri" w:hAnsi="Calibri"/>
+              </w:rPr>
+              <w:t xml:space="preserve">.</w:t>
+            </w:r>
+          </w:p>
+          <w:p>
+            <w:pPr>
+              <w:spacing w:after="0" w:line="258"/>
+            </w:pPr>
+            <w:r>
+              <w:rPr>
+                <w:b/>
+                <w:bCs/>
+                <w:sz w:val="18"/>
+                <w:szCs w:val="18"/>
+                <w:rFonts w:ascii="Calibri" w:cs="Calibri" w:eastAsia="Calibri" w:hAnsi="Calibri"/>
+              </w:rPr>
+              <w:t xml:space="preserve">Where to find them:</w:t>
+            </w:r>
+            <w:r>
+              <w:rPr>
+                <w:sz w:val="18"/>
+                <w:szCs w:val="18"/>
+                <w:rFonts w:ascii="Calibri" w:cs="Calibri" w:eastAsia="Calibri" w:hAnsi="Calibri"/>
+              </w:rPr>
+              <w:t xml:space="preserve"> the syllabus’s reference list, for example ISO/IEC/IEEE 29119, IEEE 12207, ISO 27001, COBIT, PCI, NIST SP 800-30, and the OWASP, CERT and SANS guides.</w:t>
+            </w:r>
+          </w:p>
+        </w:tc>
+      </w:tr>
+      <w:tr>
+        <w:trPr>
+          <w:cantSplit/>
+        </w:trPr>
+        <w:tc>
+          <w:tcPr>
+            <w:tcW w:type="dxa" w:w="1750"/>
+            <w:shd w:fill="F4F7FC" w:color="auto" w:val="clear"/>
+            <w:tcMar>
+              <w:top w:type="dxa" w:w="70"/>
+              <w:left w:type="dxa" w:w="110"/>
+              <w:bottom w:type="dxa" w:w="70"/>
+              <w:right w:type="dxa" w:w="90"/>
+            </w:tcMar>
+          </w:tcPr>
+          <w:p>
+            <w:pPr>
+              <w:spacing w:after="0"/>
+            </w:pPr>
+            <w:r>
+              <w:rPr>
+                <w:b/>
+                <w:bCs/>
+                <w:color w:val="1F3864"/>
+                <w:sz w:val="17"/>
+                <w:szCs w:val="17"/>
+                <w:rFonts w:ascii="Calibri" w:cs="Calibri" w:eastAsia="Calibri" w:hAnsi="Calibri"/>
+              </w:rPr>
+              <w:t xml:space="preserve">Example</w:t>
+            </w:r>
+          </w:p>
+        </w:tc>
+        <w:tc>
+          <w:tcPr>
+            <w:tcW w:type="dxa" w:w="7888"/>
+            <w:tcMar>
+              <w:top w:type="dxa" w:w="70"/>
+              <w:left w:type="dxa" w:w="120"/>
+              <w:bottom w:type="dxa" w:w="70"/>
+              <w:right w:type="dxa" w:w="120"/>
+            </w:tcMar>
+          </w:tcPr>
+          <w:p>
+            <w:pPr>
+              <w:spacing w:after="0" w:line="258"/>
+            </w:pPr>
+            <w:r>
+              <w:rPr>
+                <w:sz w:val="18"/>
+                <w:szCs w:val="18"/>
+                <w:rFonts w:ascii="Calibri" w:cs="Calibri" w:eastAsia="Calibri" w:hAnsi="Calibri"/>
+              </w:rPr>
+              <w:t xml:space="preserve">A team starting security testing for a payment service adopts the OWASP testing guidance and PCI requirements as a baseline (no blank page), tailors them to its mobile app, and can later show an auditor that it followed recognised standards (due diligence).</w:t>
+            </w:r>
+          </w:p>
+        </w:tc>
+      </w:tr>
+      <w:tr>
+        <w:trPr>
+          <w:cantSplit/>
+        </w:trPr>
+        <w:tc>
+          <w:tcPr>
+            <w:tcW w:type="dxa" w:w="1750"/>
+            <w:shd w:fill="E8F3EC" w:color="auto" w:val="clear"/>
+            <w:tcMar>
+              <w:top w:type="dxa" w:w="70"/>
+              <w:left w:type="dxa" w:w="110"/>
+              <w:bottom w:type="dxa" w:w="70"/>
+              <w:right w:type="dxa" w:w="90"/>
+            </w:tcMar>
+          </w:tcPr>
+          <w:p>
+            <w:pPr>
+              <w:spacing w:after="0"/>
+            </w:pPr>
+            <w:r>
+              <w:rPr>
+                <w:b/>
+                <w:bCs/>
+                <w:color w:val="1E6B3A"/>
+                <w:sz w:val="17"/>
+                <w:szCs w:val="17"/>
+                <w:rFonts w:ascii="Calibri" w:cs="Calibri" w:eastAsia="Calibri" w:hAnsi="Calibri"/>
+              </w:rPr>
+              <w:t xml:space="preserve">Exam angle</w:t>
+            </w:r>
+          </w:p>
+        </w:tc>
+        <w:tc>
+          <w:tcPr>
+            <w:tcW w:type="dxa" w:w="7888"/>
+            <w:shd w:fill="E8F3EC" w:color="auto" w:val="clear"/>
+            <w:tcMar>
+              <w:top w:type="dxa" w:w="70"/>
+              <w:left w:type="dxa" w:w="120"/>
+              <w:bottom w:type="dxa" w:w="70"/>
+              <w:right w:type="dxa" w:w="120"/>
+            </w:tcMar>
+          </w:tcPr>
+          <w:p>
+            <w:pPr>
+              <w:spacing w:after="0" w:line="258"/>
+            </w:pPr>
+            <w:r>
+              <w:rPr>
+                <w:sz w:val="18"/>
+                <w:szCs w:val="18"/>
+                <w:rFonts w:ascii="Calibri" w:cs="Calibri" w:eastAsia="Calibri" w:hAnsi="Calibri"/>
+              </w:rPr>
+              <w:t xml:space="preserve">Official Q44: a benefit of conforming to standards → </w:t>
+            </w:r>
+            <w:r>
+              <w:rPr>
+                <w:b/>
+                <w:bCs/>
+                <w:sz w:val="18"/>
+                <w:szCs w:val="18"/>
+                <w:rFonts w:ascii="Calibri" w:cs="Calibri" w:eastAsia="Calibri" w:hAnsi="Calibri"/>
+              </w:rPr>
+              <w:t xml:space="preserve">they are building blocks for future security testing, so you do not start from scratch.</w:t>
+            </w:r>
+            <w:r>
+              <w:rPr>
+                <w:sz w:val="18"/>
+                <w:szCs w:val="18"/>
+                <w:rFonts w:ascii="Calibri" w:cs="Calibri" w:eastAsia="Calibri" w:hAnsi="Calibri"/>
+              </w:rPr>
+              <w:t xml:space="preserve"> Standards are </w:t>
+            </w:r>
+            <w:r>
+              <w:rPr>
+                <w:b/>
+                <w:bCs/>
+                <w:sz w:val="18"/>
+                <w:szCs w:val="18"/>
+                <w:rFonts w:ascii="Calibri" w:cs="Calibri" w:eastAsia="Calibri" w:hAnsi="Calibri"/>
+              </w:rPr>
+              <w:t xml:space="preserve">defensive</w:t>
+            </w:r>
+            <w:r>
+              <w:rPr>
+                <w:sz w:val="18"/>
+                <w:szCs w:val="18"/>
+                <w:rFonts w:ascii="Calibri" w:cs="Calibri" w:eastAsia="Calibri" w:hAnsi="Calibri"/>
+              </w:rPr>
+              <w:t xml:space="preserve">, not an “effective offense”. They are </w:t>
+            </w:r>
+            <w:r>
+              <w:rPr>
+                <w:b/>
+                <w:bCs/>
+                <w:sz w:val="18"/>
+                <w:szCs w:val="18"/>
+                <w:rFonts w:ascii="Calibri" w:cs="Calibri" w:eastAsia="Calibri" w:hAnsi="Calibri"/>
+              </w:rPr>
+              <w:t xml:space="preserve">linked</w:t>
+            </w:r>
+            <w:r>
+              <w:rPr>
+                <w:sz w:val="18"/>
+                <w:szCs w:val="18"/>
+                <w:rFonts w:ascii="Calibri" w:cs="Calibri" w:eastAsia="Calibri" w:hAnsi="Calibri"/>
+              </w:rPr>
+              <w:t xml:space="preserve"> to project goals, not independent of them.</w:t>
+            </w:r>
+          </w:p>
+        </w:tc>
+      </w:tr>
+      <w:tr>
+        <w:trPr>
+          <w:cantSplit/>
+        </w:trPr>
+        <w:tc>
+          <w:tcPr>
+            <w:tcW w:type="dxa" w:w="1750"/>
+            <w:shd w:fill="FDF3E0" w:color="auto" w:val="clear"/>
+            <w:tcMar>
+              <w:top w:type="dxa" w:w="70"/>
+              <w:left w:type="dxa" w:w="110"/>
+              <w:bottom w:type="dxa" w:w="70"/>
+              <w:right w:type="dxa" w:w="90"/>
+            </w:tcMar>
+          </w:tcPr>
+          <w:p>
+            <w:pPr>
+              <w:spacing w:after="0"/>
+            </w:pPr>
+            <w:r>
+              <w:rPr>
+                <w:b/>
+                <w:bCs/>
+                <w:color w:val="8A5A00"/>
+                <w:sz w:val="17"/>
+                <w:szCs w:val="17"/>
+                <w:rFonts w:ascii="Calibri" w:cs="Calibri" w:eastAsia="Calibri" w:hAnsi="Calibri"/>
+              </w:rPr>
+              <w:t xml:space="preserve">Don’t confuse</w:t>
+            </w:r>
+          </w:p>
+        </w:tc>
+        <w:tc>
+          <w:tcPr>
+            <w:tcW w:type="dxa" w:w="7888"/>
+            <w:shd w:fill="FDF3E0" w:color="auto" w:val="clear"/>
+            <w:tcMar>
+              <w:top w:type="dxa" w:w="70"/>
+              <w:left w:type="dxa" w:w="120"/>
+              <w:bottom w:type="dxa" w:w="70"/>
+              <w:right w:type="dxa" w:w="120"/>
+            </w:tcMar>
+          </w:tcPr>
+          <w:p>
+            <w:pPr>
+              <w:spacing w:after="0" w:line="258"/>
+            </w:pPr>
+            <w:r>
+              <w:rPr>
+                <w:b/>
+                <w:bCs/>
+                <w:sz w:val="18"/>
+                <w:szCs w:val="18"/>
+                <w:rFonts w:ascii="Calibri" w:cs="Calibri" w:eastAsia="Calibri" w:hAnsi="Calibri"/>
+              </w:rPr>
+              <w:t xml:space="preserve">Tailorable</w:t>
+            </w:r>
+            <w:r>
+              <w:rPr>
+                <w:sz w:val="18"/>
+                <w:szCs w:val="18"/>
+                <w:rFonts w:ascii="Calibri" w:cs="Calibri" w:eastAsia="Calibri" w:hAnsi="Calibri"/>
+              </w:rPr>
+              <w:t xml:space="preserve"> does not mean </w:t>
+            </w:r>
+            <w:r>
+              <w:rPr>
+                <w:b/>
+                <w:bCs/>
+                <w:sz w:val="18"/>
+                <w:szCs w:val="18"/>
+                <w:rFonts w:ascii="Calibri" w:cs="Calibri" w:eastAsia="Calibri" w:hAnsi="Calibri"/>
+              </w:rPr>
+              <w:t xml:space="preserve">optional everywhere</w:t>
+            </w:r>
+            <w:r>
+              <w:rPr>
+                <w:sz w:val="18"/>
+                <w:szCs w:val="18"/>
+                <w:rFonts w:ascii="Calibri" w:cs="Calibri" w:eastAsia="Calibri" w:hAnsi="Calibri"/>
+              </w:rPr>
+              <w:t xml:space="preserve">. Where a regulator or a contract imposes a standard, tailoring is limited (next card).</w:t>
+            </w:r>
+          </w:p>
+        </w:tc>
+      </w:tr>
+    </w:tbl>
+    <w:p>
+      <w:pPr>
+        <w:spacing w:after="120"/>
+      </w:pPr>
+    </w:p>
+    <w:tbl>
+      <w:tblPr>
+        <w:tblW w:type="dxa" w:w="9638"/>
+        <w:tblBorders>
+          <w:top w:val="single" w:color="1F3864" w:sz="6"/>
+          <w:left w:val="single" w:color="1F3864" w:sz="6"/>
+          <w:bottom w:val="single" w:color="1F3864" w:sz="6"/>
+          <w:right w:val="single" w:color="1F3864" w:sz="6"/>
+          <w:insideH w:val="single" w:color="1F3864" w:sz="3"/>
+          <w:insideV w:val="none" w:color="1F3864" w:sz="0"/>
+        </w:tblBorders>
+      </w:tblPr>
+      <w:tblGrid>
+        <w:gridCol w:w="1750"/>
+        <w:gridCol w:w="7888"/>
+      </w:tblGrid>
+      <w:tr>
+        <w:trPr>
+          <w:cantSplit/>
+          <w:tblHeader/>
+        </w:trPr>
+        <w:tc>
+          <w:tcPr>
+            <w:tcW w:type="dxa" w:w="9638"/>
+            <w:gridSpan w:val="2"/>
+            <w:shd w:fill="1F3864" w:color="auto" w:val="clear"/>
+            <w:tcMar>
+              <w:top w:type="dxa" w:w="80"/>
+              <w:left w:type="dxa" w:w="140"/>
+              <w:bottom w:type="dxa" w:w="80"/>
+              <w:right w:type="dxa" w:w="140"/>
+            </w:tcMar>
+          </w:tcPr>
+          <w:p>
+            <w:pPr>
+              <w:keepNext/>
+              <w:spacing w:after="0"/>
+            </w:pPr>
+            <w:r>
+              <w:rPr>
+                <w:b/>
+                <w:bCs/>
+                <w:color w:val="FFFFFF"/>
+                <w:sz w:val="20"/>
+                <w:szCs w:val="20"/>
+                <w:rFonts w:ascii="Calibri" w:cs="Calibri" w:eastAsia="Calibri" w:hAnsi="Calibri"/>
+              </w:rPr>
+              <w:t xml:space="preserve">Regulatory vs contractual use of standards (9.1.2)</w:t>
+            </w:r>
+          </w:p>
+        </w:tc>
+      </w:tr>
+      <w:tr>
+        <w:trPr>
+          <w:cantSplit/>
+        </w:trPr>
+        <w:tc>
+          <w:tcPr>
+            <w:tcW w:type="dxa" w:w="1750"/>
+            <w:shd w:fill="EAF0F8" w:color="auto" w:val="clear"/>
+            <w:tcMar>
+              <w:top w:type="dxa" w:w="70"/>
+              <w:left w:type="dxa" w:w="110"/>
+              <w:bottom w:type="dxa" w:w="70"/>
+              <w:right w:type="dxa" w:w="90"/>
+            </w:tcMar>
+          </w:tcPr>
+          <w:p>
+            <w:pPr>
+              <w:spacing w:after="0"/>
+            </w:pPr>
+            <w:r>
+              <w:rPr>
+                <w:b/>
+                <w:bCs/>
+                <w:color w:val="1F3864"/>
+                <w:sz w:val="17"/>
+                <w:szCs w:val="17"/>
+                <w:rFonts w:ascii="Calibri" w:cs="Calibri" w:eastAsia="Calibri" w:hAnsi="Calibri"/>
+              </w:rPr>
+              <w:t xml:space="preserve">In plain words</w:t>
+            </w:r>
+          </w:p>
+        </w:tc>
+        <w:tc>
+          <w:tcPr>
+            <w:tcW w:type="dxa" w:w="7888"/>
+            <w:shd w:fill="EAF0F8" w:color="auto" w:val="clear"/>
+            <w:tcMar>
+              <w:top w:type="dxa" w:w="70"/>
+              <w:left w:type="dxa" w:w="120"/>
+              <w:bottom w:type="dxa" w:w="70"/>
+              <w:right w:type="dxa" w:w="120"/>
+            </w:tcMar>
+          </w:tcPr>
+          <w:p>
+            <w:pPr>
+              <w:spacing w:after="0" w:line="258"/>
+            </w:pPr>
+            <w:r>
+              <w:rPr>
+                <w:b/>
+                <w:bCs/>
+                <w:sz w:val="18"/>
+                <w:szCs w:val="18"/>
+                <w:rFonts w:ascii="Calibri" w:cs="Calibri" w:eastAsia="Calibri" w:hAnsi="Calibri"/>
+              </w:rPr>
+              <w:t xml:space="preserve">Regulator imposes it</w:t>
+            </w:r>
+            <w:r>
+              <w:rPr>
+                <w:sz w:val="18"/>
+                <w:szCs w:val="18"/>
+                <w:rFonts w:ascii="Calibri" w:cs="Calibri" w:eastAsia="Calibri" w:hAnsi="Calibri"/>
+              </w:rPr>
+              <w:t xml:space="preserve"> → you </w:t>
+            </w:r>
+            <w:r>
+              <w:rPr>
+                <w:b/>
+                <w:bCs/>
+                <w:sz w:val="18"/>
+                <w:szCs w:val="18"/>
+                <w:rFonts w:ascii="Calibri" w:cs="Calibri" w:eastAsia="Calibri" w:hAnsi="Calibri"/>
+              </w:rPr>
+              <w:t xml:space="preserve">must comply</w:t>
+            </w:r>
+            <w:r>
+              <w:rPr>
+                <w:sz w:val="18"/>
+                <w:szCs w:val="18"/>
+                <w:rFonts w:ascii="Calibri" w:cs="Calibri" w:eastAsia="Calibri" w:hAnsi="Calibri"/>
+              </w:rPr>
+              <w:t xml:space="preserve">, or approval can be </w:t>
+            </w:r>
+            <w:r>
+              <w:rPr>
+                <w:b/>
+                <w:bCs/>
+                <w:sz w:val="18"/>
+                <w:szCs w:val="18"/>
+                <w:rFonts w:ascii="Calibri" w:cs="Calibri" w:eastAsia="Calibri" w:hAnsi="Calibri"/>
+              </w:rPr>
+              <w:t xml:space="preserve">delayed or refused</w:t>
+            </w:r>
+            <w:r>
+              <w:rPr>
+                <w:sz w:val="18"/>
+                <w:szCs w:val="18"/>
+                <w:rFonts w:ascii="Calibri" w:cs="Calibri" w:eastAsia="Calibri" w:hAnsi="Calibri"/>
+              </w:rPr>
+              <w:t xml:space="preserve">, and in extreme cases there are </w:t>
+            </w:r>
+            <w:r>
+              <w:rPr>
+                <w:b/>
+                <w:bCs/>
+                <w:sz w:val="18"/>
+                <w:szCs w:val="18"/>
+                <w:rFonts w:ascii="Calibri" w:cs="Calibri" w:eastAsia="Calibri" w:hAnsi="Calibri"/>
+              </w:rPr>
+              <w:t xml:space="preserve">financial or criminal sanctions</w:t>
+            </w:r>
+            <w:r>
+              <w:rPr>
+                <w:sz w:val="18"/>
+                <w:szCs w:val="18"/>
+                <w:rFonts w:ascii="Calibri" w:cs="Calibri" w:eastAsia="Calibri" w:hAnsi="Calibri"/>
+              </w:rPr>
+              <w:t xml:space="preserve">. </w:t>
+            </w:r>
+            <w:r>
+              <w:rPr>
+                <w:b/>
+                <w:bCs/>
+                <w:sz w:val="18"/>
+                <w:szCs w:val="18"/>
+                <w:rFonts w:ascii="Calibri" w:cs="Calibri" w:eastAsia="Calibri" w:hAnsi="Calibri"/>
+              </w:rPr>
+              <w:t xml:space="preserve">Contract</w:t>
+            </w:r>
+            <w:r>
+              <w:rPr>
+                <w:sz w:val="18"/>
+                <w:szCs w:val="18"/>
+                <w:rFonts w:ascii="Calibri" w:cs="Calibri" w:eastAsia="Calibri" w:hAnsi="Calibri"/>
+              </w:rPr>
+              <w:t xml:space="preserve"> → the standard is </w:t>
+            </w:r>
+            <w:r>
+              <w:rPr>
+                <w:b/>
+                <w:bCs/>
+                <w:sz w:val="18"/>
+                <w:szCs w:val="18"/>
+                <w:rFonts w:ascii="Calibri" w:cs="Calibri" w:eastAsia="Calibri" w:hAnsi="Calibri"/>
+              </w:rPr>
+              <w:t xml:space="preserve">a convenient starting point for negotiation</w:t>
+            </w:r>
+            <w:r>
+              <w:rPr>
+                <w:sz w:val="18"/>
+                <w:szCs w:val="18"/>
+                <w:rFonts w:ascii="Calibri" w:cs="Calibri" w:eastAsia="Calibri" w:hAnsi="Calibri"/>
+              </w:rPr>
+              <w:t xml:space="preserve"> between the parties, </w:t>
+            </w:r>
+            <w:r>
+              <w:rPr>
+                <w:b/>
+                <w:bCs/>
+                <w:sz w:val="18"/>
+                <w:szCs w:val="18"/>
+                <w:rFonts w:ascii="Calibri" w:cs="Calibri" w:eastAsia="Calibri" w:hAnsi="Calibri"/>
+              </w:rPr>
+              <w:t xml:space="preserve">unless</w:t>
+            </w:r>
+            <w:r>
+              <w:rPr>
+                <w:sz w:val="18"/>
+                <w:szCs w:val="18"/>
+                <w:rFonts w:ascii="Calibri" w:cs="Calibri" w:eastAsia="Calibri" w:hAnsi="Calibri"/>
+              </w:rPr>
+              <w:t xml:space="preserve"> a regulator or a non-negotiable contract imposes it.</w:t>
+            </w:r>
+          </w:p>
+        </w:tc>
+      </w:tr>
+      <w:tr>
+        <w:trPr>
+          <w:cantSplit/>
+        </w:trPr>
+        <w:tc>
+          <w:tcPr>
+            <w:tcW w:type="dxa" w:w="1750"/>
+            <w:shd w:fill="F4F7FC" w:color="auto" w:val="clear"/>
+            <w:tcMar>
+              <w:top w:type="dxa" w:w="70"/>
+              <w:left w:type="dxa" w:w="110"/>
+              <w:bottom w:type="dxa" w:w="70"/>
+              <w:right w:type="dxa" w:w="90"/>
+            </w:tcMar>
+          </w:tcPr>
+          <w:p>
+            <w:pPr>
+              <w:spacing w:after="0"/>
+            </w:pPr>
+            <w:r>
+              <w:rPr>
+                <w:b/>
+                <w:bCs/>
+                <w:color w:val="1F3864"/>
+                <w:sz w:val="17"/>
+                <w:szCs w:val="17"/>
+                <w:rFonts w:ascii="Calibri" w:cs="Calibri" w:eastAsia="Calibri" w:hAnsi="Calibri"/>
+              </w:rPr>
+              <w:t xml:space="preserve">How it works</w:t>
+            </w:r>
+          </w:p>
+        </w:tc>
+        <w:tc>
+          <w:tcPr>
+            <w:tcW w:type="dxa" w:w="7888"/>
+            <w:tcMar>
+              <w:top w:type="dxa" w:w="70"/>
+              <w:left w:type="dxa" w:w="120"/>
+              <w:bottom w:type="dxa" w:w="70"/>
+              <w:right w:type="dxa" w:w="120"/>
+            </w:tcMar>
+          </w:tcPr>
+          <w:p>
+            <w:pPr>
+              <w:spacing w:after="50" w:line="258"/>
+            </w:pPr>
+            <w:r>
+              <w:rPr>
+                <w:b/>
+                <w:bCs/>
+                <w:sz w:val="18"/>
+                <w:szCs w:val="18"/>
+                <w:rFonts w:ascii="Calibri" w:cs="Calibri" w:eastAsia="Calibri" w:hAnsi="Calibri"/>
+              </w:rPr>
+              <w:t xml:space="preserve">Regulatory:</w:t>
+            </w:r>
+            <w:r>
+              <w:rPr>
+                <w:sz w:val="18"/>
+                <w:szCs w:val="18"/>
+                <w:rFonts w:ascii="Calibri" w:cs="Calibri" w:eastAsia="Calibri" w:hAnsi="Calibri"/>
+              </w:rPr>
+              <w:t xml:space="preserve"> all parties must know their obligations. Failure to comply puts the product’s approval at risk.</w:t>
+            </w:r>
+          </w:p>
+          <w:p>
+            <w:pPr>
+              <w:spacing w:after="50" w:line="258"/>
+            </w:pPr>
+            <w:r>
+              <w:rPr>
+                <w:b/>
+                <w:bCs/>
+                <w:sz w:val="18"/>
+                <w:szCs w:val="18"/>
+                <w:rFonts w:ascii="Calibri" w:cs="Calibri" w:eastAsia="Calibri" w:hAnsi="Calibri"/>
+              </w:rPr>
+              <w:t xml:space="preserve">Contractual:</w:t>
+            </w:r>
+            <w:r>
+              <w:rPr>
+                <w:sz w:val="18"/>
+                <w:szCs w:val="18"/>
+                <w:rFonts w:ascii="Calibri" w:cs="Calibri" w:eastAsia="Calibri" w:hAnsi="Calibri"/>
+              </w:rPr>
+              <w:t xml:space="preserve"> consensus standards let </w:t>
+            </w:r>
+            <w:r>
+              <w:rPr>
+                <w:b/>
+                <w:bCs/>
+                <w:sz w:val="18"/>
+                <w:szCs w:val="18"/>
+                <w:rFonts w:ascii="Calibri" w:cs="Calibri" w:eastAsia="Calibri" w:hAnsi="Calibri"/>
+              </w:rPr>
+              <w:t xml:space="preserve">best practices be communicated and adopted or adapted</w:t>
+            </w:r>
+            <w:r>
+              <w:rPr>
+                <w:sz w:val="18"/>
+                <w:szCs w:val="18"/>
+                <w:rFonts w:ascii="Calibri" w:cs="Calibri" w:eastAsia="Calibri" w:hAnsi="Calibri"/>
+              </w:rPr>
+              <w:t xml:space="preserve">. Standards can also be </w:t>
+            </w:r>
+            <w:r>
+              <w:rPr>
+                <w:b/>
+                <w:bCs/>
+                <w:sz w:val="18"/>
+                <w:szCs w:val="18"/>
+                <w:rFonts w:ascii="Calibri" w:cs="Calibri" w:eastAsia="Calibri" w:hAnsi="Calibri"/>
+              </w:rPr>
+              <w:t xml:space="preserve">self-imposed</w:t>
+            </w:r>
+            <w:r>
+              <w:rPr>
+                <w:sz w:val="18"/>
+                <w:szCs w:val="18"/>
+                <w:rFonts w:ascii="Calibri" w:cs="Calibri" w:eastAsia="Calibri" w:hAnsi="Calibri"/>
+              </w:rPr>
+              <w:t xml:space="preserve"> on your own work.</w:t>
+            </w:r>
+          </w:p>
+          <w:p>
+            <w:pPr>
+              <w:spacing w:after="50" w:line="258"/>
+            </w:pPr>
+            <w:r>
+              <w:rPr>
+                <w:b/>
+                <w:bCs/>
+                <w:sz w:val="18"/>
+                <w:szCs w:val="18"/>
+                <w:rFonts w:ascii="Calibri" w:cs="Calibri" w:eastAsia="Calibri" w:hAnsi="Calibri"/>
+              </w:rPr>
+              <w:t xml:space="preserve">Special case:</w:t>
+            </w:r>
+            <w:r>
+              <w:rPr>
+                <w:sz w:val="18"/>
+                <w:szCs w:val="18"/>
+                <w:rFonts w:ascii="Calibri" w:cs="Calibri" w:eastAsia="Calibri" w:hAnsi="Calibri"/>
+              </w:rPr>
+              <w:t xml:space="preserve"> if a contract was </w:t>
+            </w:r>
+            <w:r>
+              <w:rPr>
+                <w:b/>
+                <w:bCs/>
+                <w:sz w:val="18"/>
+                <w:szCs w:val="18"/>
+                <w:rFonts w:ascii="Calibri" w:cs="Calibri" w:eastAsia="Calibri" w:hAnsi="Calibri"/>
+              </w:rPr>
+              <w:t xml:space="preserve">won by claiming compliance</w:t>
+            </w:r>
+            <w:r>
+              <w:rPr>
+                <w:sz w:val="18"/>
+                <w:szCs w:val="18"/>
+                <w:rFonts w:ascii="Calibri" w:cs="Calibri" w:eastAsia="Calibri" w:hAnsi="Calibri"/>
+              </w:rPr>
+              <w:t xml:space="preserve"> with specific standards, you must </w:t>
+            </w:r>
+            <w:r>
+              <w:rPr>
+                <w:b/>
+                <w:bCs/>
+                <w:sz w:val="18"/>
+                <w:szCs w:val="18"/>
+                <w:rFonts w:ascii="Calibri" w:cs="Calibri" w:eastAsia="Calibri" w:hAnsi="Calibri"/>
+              </w:rPr>
+              <w:t xml:space="preserve">follow them strictly and document any deviations</w:t>
+            </w:r>
+            <w:r>
+              <w:rPr>
+                <w:sz w:val="18"/>
+                <w:szCs w:val="18"/>
+                <w:rFonts w:ascii="Calibri" w:cs="Calibri" w:eastAsia="Calibri" w:hAnsi="Calibri"/>
+              </w:rPr>
+              <w:t xml:space="preserve">.</w:t>
+            </w:r>
+          </w:p>
+          <w:p>
+            <w:pPr>
+              <w:spacing w:after="0" w:line="258"/>
+            </w:pPr>
+            <w:r>
+              <w:rPr>
+                <w:b/>
+                <w:bCs/>
+                <w:sz w:val="18"/>
+                <w:szCs w:val="18"/>
+                <w:rFonts w:ascii="Calibri" w:cs="Calibri" w:eastAsia="Calibri" w:hAnsi="Calibri"/>
+              </w:rPr>
+              <w:t xml:space="preserve">Selecting standards (§9.1.3):</w:t>
+            </w:r>
+            <w:r>
+              <w:rPr>
+                <w:sz w:val="18"/>
+                <w:szCs w:val="18"/>
+                <w:rFonts w:ascii="Calibri" w:cs="Calibri" w:eastAsia="Calibri" w:hAnsi="Calibri"/>
+              </w:rPr>
+              <w:t xml:space="preserve"> not every standard fits every situation. Research the most appropriate ones for your </w:t>
+            </w:r>
+            <w:r>
+              <w:rPr>
+                <w:b/>
+                <w:bCs/>
+                <w:sz w:val="18"/>
+                <w:szCs w:val="18"/>
+                <w:rFonts w:ascii="Calibri" w:cs="Calibri" w:eastAsia="Calibri" w:hAnsi="Calibri"/>
+              </w:rPr>
+              <w:t xml:space="preserve">systems, applications, sensitive assets, level of risk and compliance requirements</w:t>
+            </w:r>
+            <w:r>
+              <w:rPr>
+                <w:sz w:val="18"/>
+                <w:szCs w:val="18"/>
+                <w:rFonts w:ascii="Calibri" w:cs="Calibri" w:eastAsia="Calibri" w:hAnsi="Calibri"/>
+              </w:rPr>
+              <w:t xml:space="preserve">, and </w:t>
+            </w:r>
+            <w:r>
+              <w:rPr>
+                <w:b/>
+                <w:bCs/>
+                <w:sz w:val="18"/>
+                <w:szCs w:val="18"/>
+                <w:rFonts w:ascii="Calibri" w:cs="Calibri" w:eastAsia="Calibri" w:hAnsi="Calibri"/>
+              </w:rPr>
+              <w:t xml:space="preserve">tailor</w:t>
+            </w:r>
+            <w:r>
+              <w:rPr>
+                <w:sz w:val="18"/>
+                <w:szCs w:val="18"/>
+                <w:rFonts w:ascii="Calibri" w:cs="Calibri" w:eastAsia="Calibri" w:hAnsi="Calibri"/>
+              </w:rPr>
+              <w:t xml:space="preserve"> them where allowed.</w:t>
+            </w:r>
+          </w:p>
+        </w:tc>
+      </w:tr>
+      <w:tr>
+        <w:trPr>
+          <w:cantSplit/>
+        </w:trPr>
+        <w:tc>
+          <w:tcPr>
+            <w:tcW w:type="dxa" w:w="1750"/>
+            <w:shd w:fill="F4F7FC" w:color="auto" w:val="clear"/>
+            <w:tcMar>
+              <w:top w:type="dxa" w:w="70"/>
+              <w:left w:type="dxa" w:w="110"/>
+              <w:bottom w:type="dxa" w:w="70"/>
+              <w:right w:type="dxa" w:w="90"/>
+            </w:tcMar>
+          </w:tcPr>
+          <w:p>
+            <w:pPr>
+              <w:spacing w:after="0"/>
+            </w:pPr>
+            <w:r>
+              <w:rPr>
+                <w:b/>
+                <w:bCs/>
+                <w:color w:val="1F3864"/>
+                <w:sz w:val="17"/>
+                <w:szCs w:val="17"/>
+                <w:rFonts w:ascii="Calibri" w:cs="Calibri" w:eastAsia="Calibri" w:hAnsi="Calibri"/>
+              </w:rPr>
+              <w:t xml:space="preserve">Example</w:t>
+            </w:r>
+          </w:p>
+        </w:tc>
+        <w:tc>
+          <w:tcPr>
+            <w:tcW w:type="dxa" w:w="7888"/>
+            <w:tcMar>
+              <w:top w:type="dxa" w:w="70"/>
+              <w:left w:type="dxa" w:w="120"/>
+              <w:bottom w:type="dxa" w:w="70"/>
+              <w:right w:type="dxa" w:w="120"/>
+            </w:tcMar>
+          </w:tcPr>
+          <w:p>
+            <w:pPr>
+              <w:spacing w:after="0" w:line="258"/>
+            </w:pPr>
+            <w:r>
+              <w:rPr>
+                <w:sz w:val="18"/>
+                <w:szCs w:val="18"/>
+                <w:rFonts w:ascii="Calibri" w:cs="Calibri" w:eastAsia="Calibri" w:hAnsi="Calibri"/>
+              </w:rPr>
+              <w:t xml:space="preserve">A medical-device maker </w:t>
+            </w:r>
+            <w:r>
+              <w:rPr>
+                <w:b/>
+                <w:bCs/>
+                <w:sz w:val="18"/>
+                <w:szCs w:val="18"/>
+                <w:rFonts w:ascii="Calibri" w:cs="Calibri" w:eastAsia="Calibri" w:hAnsi="Calibri"/>
+              </w:rPr>
+              <w:t xml:space="preserve">must</w:t>
+            </w:r>
+            <w:r>
+              <w:rPr>
+                <w:sz w:val="18"/>
+                <w:szCs w:val="18"/>
+                <w:rFonts w:ascii="Calibri" w:cs="Calibri" w:eastAsia="Calibri" w:hAnsi="Calibri"/>
+              </w:rPr>
+              <w:t xml:space="preserve"> follow the regulator’s required standard, or the device is not approved. The same company negotiating with a hospital software supplier uses ISO 27001 as </w:t>
+            </w:r>
+            <w:r>
+              <w:rPr>
+                <w:b/>
+                <w:bCs/>
+                <w:sz w:val="18"/>
+                <w:szCs w:val="18"/>
+                <w:rFonts w:ascii="Calibri" w:cs="Calibri" w:eastAsia="Calibri" w:hAnsi="Calibri"/>
+              </w:rPr>
+              <w:t xml:space="preserve">the starting point</w:t>
+            </w:r>
+            <w:r>
+              <w:rPr>
+                <w:sz w:val="18"/>
+                <w:szCs w:val="18"/>
+                <w:rFonts w:ascii="Calibri" w:cs="Calibri" w:eastAsia="Calibri" w:hAnsi="Calibri"/>
+              </w:rPr>
+              <w:t xml:space="preserve"> of the security clauses, and then agrees changes. Separately, a supplier that won a tender by promising PCI compliance must follow PCI </w:t>
+            </w:r>
+            <w:r>
+              <w:rPr>
+                <w:b/>
+                <w:bCs/>
+                <w:sz w:val="18"/>
+                <w:szCs w:val="18"/>
+                <w:rFonts w:ascii="Calibri" w:cs="Calibri" w:eastAsia="Calibri" w:hAnsi="Calibri"/>
+              </w:rPr>
+              <w:t xml:space="preserve">strictly</w:t>
+            </w:r>
+            <w:r>
+              <w:rPr>
+                <w:sz w:val="18"/>
+                <w:szCs w:val="18"/>
+                <w:rFonts w:ascii="Calibri" w:cs="Calibri" w:eastAsia="Calibri" w:hAnsi="Calibri"/>
+              </w:rPr>
+              <w:t xml:space="preserve">.</w:t>
+            </w:r>
+          </w:p>
+        </w:tc>
+      </w:tr>
+      <w:tr>
+        <w:trPr>
+          <w:cantSplit/>
+        </w:trPr>
+        <w:tc>
+          <w:tcPr>
+            <w:tcW w:type="dxa" w:w="1750"/>
+            <w:shd w:fill="E8F3EC" w:color="auto" w:val="clear"/>
+            <w:tcMar>
+              <w:top w:type="dxa" w:w="70"/>
+              <w:left w:type="dxa" w:w="110"/>
+              <w:bottom w:type="dxa" w:w="70"/>
+              <w:right w:type="dxa" w:w="90"/>
+            </w:tcMar>
+          </w:tcPr>
+          <w:p>
+            <w:pPr>
+              <w:spacing w:after="0"/>
+            </w:pPr>
+            <w:r>
+              <w:rPr>
+                <w:b/>
+                <w:bCs/>
+                <w:color w:val="1E6B3A"/>
+                <w:sz w:val="17"/>
+                <w:szCs w:val="17"/>
+                <w:rFonts w:ascii="Calibri" w:cs="Calibri" w:eastAsia="Calibri" w:hAnsi="Calibri"/>
+              </w:rPr>
+              <w:t xml:space="preserve">Exam angle</w:t>
+            </w:r>
+          </w:p>
+        </w:tc>
+        <w:tc>
+          <w:tcPr>
+            <w:tcW w:type="dxa" w:w="7888"/>
+            <w:shd w:fill="E8F3EC" w:color="auto" w:val="clear"/>
+            <w:tcMar>
+              <w:top w:type="dxa" w:w="70"/>
+              <w:left w:type="dxa" w:w="120"/>
+              <w:bottom w:type="dxa" w:w="70"/>
+              <w:right w:type="dxa" w:w="120"/>
+            </w:tcMar>
+          </w:tcPr>
+          <w:p>
+            <w:pPr>
+              <w:spacing w:after="0" w:line="258"/>
+            </w:pPr>
+            <w:r>
+              <w:rPr>
+                <w:sz w:val="18"/>
+                <w:szCs w:val="18"/>
+                <w:rFonts w:ascii="Calibri" w:cs="Calibri" w:eastAsia="Calibri" w:hAnsi="Calibri"/>
+              </w:rPr>
+              <w:t xml:space="preserve">Official Q45: an advantage of imposing standards in contracts → </w:t>
+            </w:r>
+            <w:r>
+              <w:rPr>
+                <w:b/>
+                <w:bCs/>
+                <w:sz w:val="18"/>
+                <w:szCs w:val="18"/>
+                <w:rFonts w:ascii="Calibri" w:cs="Calibri" w:eastAsia="Calibri" w:hAnsi="Calibri"/>
+              </w:rPr>
+              <w:t xml:space="preserve">they give both parties a starting place for their negotiations.</w:t>
+            </w:r>
+            <w:r>
+              <w:rPr>
+                <w:sz w:val="18"/>
+                <w:szCs w:val="18"/>
+                <w:rFonts w:ascii="Calibri" w:cs="Calibri" w:eastAsia="Calibri" w:hAnsi="Calibri"/>
+              </w:rPr>
+              <w:t xml:space="preserve"> Reject: a legal exit after a problem appears (too late), making the agreement public (security agreements stay private), and standards changing after the contract is final.</w:t>
+            </w:r>
+          </w:p>
+        </w:tc>
+      </w:tr>
+      <w:tr>
+        <w:trPr>
+          <w:cantSplit/>
+        </w:trPr>
+        <w:tc>
+          <w:tcPr>
+            <w:tcW w:type="dxa" w:w="1750"/>
+            <w:shd w:fill="FDF3E0" w:color="auto" w:val="clear"/>
+            <w:tcMar>
+              <w:top w:type="dxa" w:w="70"/>
+              <w:left w:type="dxa" w:w="110"/>
+              <w:bottom w:type="dxa" w:w="70"/>
+              <w:right w:type="dxa" w:w="90"/>
+            </w:tcMar>
+          </w:tcPr>
+          <w:p>
+            <w:pPr>
+              <w:spacing w:after="0"/>
+            </w:pPr>
+            <w:r>
+              <w:rPr>
+                <w:b/>
+                <w:bCs/>
+                <w:color w:val="8A5A00"/>
+                <w:sz w:val="17"/>
+                <w:szCs w:val="17"/>
+                <w:rFonts w:ascii="Calibri" w:cs="Calibri" w:eastAsia="Calibri" w:hAnsi="Calibri"/>
+              </w:rPr>
+              <w:t xml:space="preserve">Don’t confuse</w:t>
+            </w:r>
+          </w:p>
+        </w:tc>
+        <w:tc>
+          <w:tcPr>
+            <w:tcW w:type="dxa" w:w="7888"/>
+            <w:shd w:fill="FDF3E0" w:color="auto" w:val="clear"/>
+            <w:tcMar>
+              <w:top w:type="dxa" w:w="70"/>
+              <w:left w:type="dxa" w:w="120"/>
+              <w:bottom w:type="dxa" w:w="70"/>
+              <w:right w:type="dxa" w:w="120"/>
+            </w:tcMar>
+          </w:tcPr>
+          <w:p>
+            <w:pPr>
+              <w:spacing w:after="0" w:line="258"/>
+            </w:pPr>
+            <w:r>
+              <w:rPr>
+                <w:b/>
+                <w:bCs/>
+                <w:sz w:val="18"/>
+                <w:szCs w:val="18"/>
+                <w:rFonts w:ascii="Calibri" w:cs="Calibri" w:eastAsia="Calibri" w:hAnsi="Calibri"/>
+              </w:rPr>
+              <w:t xml:space="preserve">Contract standard = negotiable starting point.</w:t>
+            </w:r>
+            <w:r>
+              <w:rPr>
+                <w:sz w:val="18"/>
+                <w:szCs w:val="18"/>
+                <w:rFonts w:ascii="Calibri" w:cs="Calibri" w:eastAsia="Calibri" w:hAnsi="Calibri"/>
+              </w:rPr>
+              <w:t xml:space="preserve"> But a contract </w:t>
+            </w:r>
+            <w:r>
+              <w:rPr>
+                <w:b/>
+                <w:bCs/>
+                <w:sz w:val="18"/>
+                <w:szCs w:val="18"/>
+                <w:rFonts w:ascii="Calibri" w:cs="Calibri" w:eastAsia="Calibri" w:hAnsi="Calibri"/>
+              </w:rPr>
+              <w:t xml:space="preserve">awarded on a compliance claim</w:t>
+            </w:r>
+            <w:r>
+              <w:rPr>
+                <w:sz w:val="18"/>
+                <w:szCs w:val="18"/>
+                <w:rFonts w:ascii="Calibri" w:cs="Calibri" w:eastAsia="Calibri" w:hAnsi="Calibri"/>
+              </w:rPr>
+              <w:t xml:space="preserve"> = binding, followed strictly. Read the stem for that claim.</w:t>
+            </w:r>
+          </w:p>
+        </w:tc>
+      </w:tr>
+    </w:tbl>
+    <w:p>
+      <w:pPr>
+        <w:spacing w:after="120"/>
+      </w:pPr>
+    </w:p>
+    <w:tbl>
+      <w:tblPr>
+        <w:tblW w:type="dxa" w:w="9638"/>
+        <w:tblBorders>
+          <w:top w:val="single" w:color="1F3864" w:sz="6"/>
+          <w:left w:val="single" w:color="1F3864" w:sz="6"/>
+          <w:bottom w:val="single" w:color="1F3864" w:sz="6"/>
+          <w:right w:val="single" w:color="1F3864" w:sz="6"/>
+          <w:insideH w:val="single" w:color="1F3864" w:sz="3"/>
+          <w:insideV w:val="none" w:color="1F3864" w:sz="0"/>
+        </w:tblBorders>
+      </w:tblPr>
+      <w:tblGrid>
+        <w:gridCol w:w="1750"/>
+        <w:gridCol w:w="7888"/>
+      </w:tblGrid>
+      <w:tr>
+        <w:trPr>
+          <w:cantSplit/>
+          <w:tblHeader/>
+        </w:trPr>
+        <w:tc>
+          <w:tcPr>
+            <w:tcW w:type="dxa" w:w="9638"/>
+            <w:gridSpan w:val="2"/>
+            <w:shd w:fill="1F3864" w:color="auto" w:val="clear"/>
+            <w:tcMar>
+              <w:top w:type="dxa" w:w="80"/>
+              <w:left w:type="dxa" w:w="140"/>
+              <w:bottom w:type="dxa" w:w="80"/>
+              <w:right w:type="dxa" w:w="140"/>
+            </w:tcMar>
+          </w:tcPr>
+          <w:p>
+            <w:pPr>
+              <w:keepNext/>
+              <w:spacing w:after="0"/>
+            </w:pPr>
+            <w:r>
+              <w:rPr>
+                <w:b/>
+                <w:bCs/>
+                <w:color w:val="FFFFFF"/>
+                <w:sz w:val="20"/>
+                <w:szCs w:val="20"/>
+                <w:rFonts w:ascii="Calibri" w:cs="Calibri" w:eastAsia="Calibri" w:hAnsi="Calibri"/>
+              </w:rPr>
+              <w:t xml:space="preserve">Mandatory vs optional clauses: shall, should, may (9.2.1)</w:t>
+            </w:r>
+          </w:p>
+        </w:tc>
+      </w:tr>
+      <w:tr>
+        <w:trPr>
+          <w:cantSplit/>
+        </w:trPr>
+        <w:tc>
+          <w:tcPr>
+            <w:tcW w:type="dxa" w:w="1750"/>
+            <w:shd w:fill="EAF0F8" w:color="auto" w:val="clear"/>
+            <w:tcMar>
+              <w:top w:type="dxa" w:w="70"/>
+              <w:left w:type="dxa" w:w="110"/>
+              <w:bottom w:type="dxa" w:w="70"/>
+              <w:right w:type="dxa" w:w="90"/>
+            </w:tcMar>
+          </w:tcPr>
+          <w:p>
+            <w:pPr>
+              <w:spacing w:after="0"/>
+            </w:pPr>
+            <w:r>
+              <w:rPr>
+                <w:b/>
+                <w:bCs/>
+                <w:color w:val="1F3864"/>
+                <w:sz w:val="17"/>
+                <w:szCs w:val="17"/>
+                <w:rFonts w:ascii="Calibri" w:cs="Calibri" w:eastAsia="Calibri" w:hAnsi="Calibri"/>
+              </w:rPr>
+              <w:t xml:space="preserve">In plain words</w:t>
+            </w:r>
+          </w:p>
+        </w:tc>
+        <w:tc>
+          <w:tcPr>
+            <w:tcW w:type="dxa" w:w="7888"/>
+            <w:shd w:fill="EAF0F8" w:color="auto" w:val="clear"/>
+            <w:tcMar>
+              <w:top w:type="dxa" w:w="70"/>
+              <w:left w:type="dxa" w:w="120"/>
+              <w:bottom w:type="dxa" w:w="70"/>
+              <w:right w:type="dxa" w:w="120"/>
+            </w:tcMar>
+          </w:tcPr>
+          <w:p>
+            <w:pPr>
+              <w:spacing w:after="0" w:line="258"/>
+            </w:pPr>
+            <w:r>
+              <w:rPr>
+                <w:sz w:val="18"/>
+                <w:szCs w:val="18"/>
+                <w:rFonts w:ascii="Calibri" w:cs="Calibri" w:eastAsia="Calibri" w:hAnsi="Calibri"/>
+              </w:rPr>
+              <w:t xml:space="preserve">Inside a standard, the </w:t>
+            </w:r>
+            <w:r>
+              <w:rPr>
+                <w:b/>
+                <w:bCs/>
+                <w:sz w:val="18"/>
+                <w:szCs w:val="18"/>
+                <w:rFonts w:ascii="Calibri" w:cs="Calibri" w:eastAsia="Calibri" w:hAnsi="Calibri"/>
+              </w:rPr>
+              <w:t xml:space="preserve">verb</w:t>
+            </w:r>
+            <w:r>
+              <w:rPr>
+                <w:sz w:val="18"/>
+                <w:szCs w:val="18"/>
+                <w:rFonts w:ascii="Calibri" w:cs="Calibri" w:eastAsia="Calibri" w:hAnsi="Calibri"/>
+              </w:rPr>
+              <w:t xml:space="preserve"> tells you whether a clause is required. </w:t>
+            </w:r>
+            <w:r>
+              <w:rPr>
+                <w:b/>
+                <w:bCs/>
+                <w:sz w:val="18"/>
+                <w:szCs w:val="18"/>
+                <w:rFonts w:ascii="Calibri" w:cs="Calibri" w:eastAsia="Calibri" w:hAnsi="Calibri"/>
+              </w:rPr>
+              <w:t xml:space="preserve">“Shall” = mandatory</w:t>
+            </w:r>
+            <w:r>
+              <w:rPr>
+                <w:sz w:val="18"/>
+                <w:szCs w:val="18"/>
+                <w:rFonts w:ascii="Calibri" w:cs="Calibri" w:eastAsia="Calibri" w:hAnsi="Calibri"/>
+              </w:rPr>
+              <w:t xml:space="preserve"> (normative): you must meet it to claim conformance. </w:t>
+            </w:r>
+            <w:r>
+              <w:rPr>
+                <w:b/>
+                <w:bCs/>
+                <w:sz w:val="18"/>
+                <w:szCs w:val="18"/>
+                <w:rFonts w:ascii="Calibri" w:cs="Calibri" w:eastAsia="Calibri" w:hAnsi="Calibri"/>
+              </w:rPr>
+              <w:t xml:space="preserve">“Should” and “may” = optional</w:t>
+            </w:r>
+            <w:r>
+              <w:rPr>
+                <w:sz w:val="18"/>
+                <w:szCs w:val="18"/>
+                <w:rFonts w:ascii="Calibri" w:cs="Calibri" w:eastAsia="Calibri" w:hAnsi="Calibri"/>
+              </w:rPr>
+              <w:t xml:space="preserve"> (informative): recommended or permitted, but not required.</w:t>
+            </w:r>
+          </w:p>
+        </w:tc>
+      </w:tr>
+      <w:tr>
+        <w:trPr>
+          <w:cantSplit/>
+        </w:trPr>
+        <w:tc>
+          <w:tcPr>
+            <w:tcW w:type="dxa" w:w="1750"/>
+            <w:shd w:fill="F4F7FC" w:color="auto" w:val="clear"/>
+            <w:tcMar>
+              <w:top w:type="dxa" w:w="70"/>
+              <w:left w:type="dxa" w:w="110"/>
+              <w:bottom w:type="dxa" w:w="70"/>
+              <w:right w:type="dxa" w:w="90"/>
+            </w:tcMar>
+          </w:tcPr>
+          <w:p>
+            <w:pPr>
+              <w:spacing w:after="0"/>
+            </w:pPr>
+            <w:r>
+              <w:rPr>
+                <w:b/>
+                <w:bCs/>
+                <w:color w:val="1F3864"/>
+                <w:sz w:val="17"/>
+                <w:szCs w:val="17"/>
+                <w:rFonts w:ascii="Calibri" w:cs="Calibri" w:eastAsia="Calibri" w:hAnsi="Calibri"/>
+              </w:rPr>
+              <w:t xml:space="preserve">How it works</w:t>
+            </w:r>
+          </w:p>
+        </w:tc>
+        <w:tc>
+          <w:tcPr>
+            <w:tcW w:type="dxa" w:w="7888"/>
+            <w:tcMar>
+              <w:top w:type="dxa" w:w="70"/>
+              <w:left w:type="dxa" w:w="120"/>
+              <w:bottom w:type="dxa" w:w="70"/>
+              <w:right w:type="dxa" w:w="120"/>
+            </w:tcMar>
+          </w:tcPr>
+          <w:p>
+            <w:pPr>
+              <w:spacing w:after="50" w:line="258"/>
+            </w:pPr>
+            <w:r>
+              <w:rPr>
+                <w:b/>
+                <w:bCs/>
+                <w:sz w:val="18"/>
+                <w:szCs w:val="18"/>
+                <w:rFonts w:ascii="Calibri" w:cs="Calibri" w:eastAsia="Calibri" w:hAnsi="Calibri"/>
+              </w:rPr>
+              <w:t xml:space="preserve">Typical misuse:</w:t>
+            </w:r>
+            <w:r>
+              <w:rPr>
+                <w:sz w:val="18"/>
+                <w:szCs w:val="18"/>
+                <w:rFonts w:ascii="Calibri" w:cs="Calibri" w:eastAsia="Calibri" w:hAnsi="Calibri"/>
+              </w:rPr>
+              <w:t xml:space="preserve"> confusing the two, either </w:t>
+            </w:r>
+            <w:r>
+              <w:rPr>
+                <w:b/>
+                <w:bCs/>
+                <w:sz w:val="18"/>
+                <w:szCs w:val="18"/>
+                <w:rFonts w:ascii="Calibri" w:cs="Calibri" w:eastAsia="Calibri" w:hAnsi="Calibri"/>
+              </w:rPr>
+              <w:t xml:space="preserve">requiring an optional item</w:t>
+            </w:r>
+            <w:r>
+              <w:rPr>
+                <w:sz w:val="18"/>
+                <w:szCs w:val="18"/>
+                <w:rFonts w:ascii="Calibri" w:cs="Calibri" w:eastAsia="Calibri" w:hAnsi="Calibri"/>
+              </w:rPr>
+              <w:t xml:space="preserve"> or </w:t>
+            </w:r>
+            <w:r>
+              <w:rPr>
+                <w:b/>
+                <w:bCs/>
+                <w:sz w:val="18"/>
+                <w:szCs w:val="18"/>
+                <w:rFonts w:ascii="Calibri" w:cs="Calibri" w:eastAsia="Calibri" w:hAnsi="Calibri"/>
+              </w:rPr>
+              <w:t xml:space="preserve">treating a mandatory item as optional</w:t>
+            </w:r>
+            <w:r>
+              <w:rPr>
+                <w:sz w:val="18"/>
+                <w:szCs w:val="18"/>
+                <w:rFonts w:ascii="Calibri" w:cs="Calibri" w:eastAsia="Calibri" w:hAnsi="Calibri"/>
+              </w:rPr>
+              <w:t xml:space="preserve">.</w:t>
+            </w:r>
+          </w:p>
+          <w:p>
+            <w:pPr>
+              <w:spacing w:after="0" w:line="258"/>
+            </w:pPr>
+            <w:r>
+              <w:rPr>
+                <w:sz w:val="18"/>
+                <w:szCs w:val="18"/>
+                <w:rFonts w:ascii="Calibri" w:cs="Calibri" w:eastAsia="Calibri" w:hAnsi="Calibri"/>
+              </w:rPr>
+              <w:t xml:space="preserve">Your situation may justify </w:t>
+            </w:r>
+            <w:r>
+              <w:rPr>
+                <w:b/>
+                <w:bCs/>
+                <w:sz w:val="18"/>
+                <w:szCs w:val="18"/>
+                <w:rFonts w:ascii="Calibri" w:cs="Calibri" w:eastAsia="Calibri" w:hAnsi="Calibri"/>
+              </w:rPr>
+              <w:t xml:space="preserve">deviating</w:t>
+            </w:r>
+            <w:r>
+              <w:rPr>
+                <w:sz w:val="18"/>
+                <w:szCs w:val="18"/>
+                <w:rFonts w:ascii="Calibri" w:cs="Calibri" w:eastAsia="Calibri" w:hAnsi="Calibri"/>
+              </w:rPr>
+              <w:t xml:space="preserve"> from the strict text. </w:t>
+            </w:r>
+            <w:r>
+              <w:rPr>
+                <w:b/>
+                <w:bCs/>
+                <w:sz w:val="18"/>
+                <w:szCs w:val="18"/>
+                <w:rFonts w:ascii="Calibri" w:cs="Calibri" w:eastAsia="Calibri" w:hAnsi="Calibri"/>
+              </w:rPr>
+              <w:t xml:space="preserve">The justification for any omission, modification or addition must be documented and agreed by all parties.</w:t>
+            </w:r>
+          </w:p>
+        </w:tc>
+      </w:tr>
+      <w:tr>
+        <w:trPr>
+          <w:cantSplit/>
+        </w:trPr>
+        <w:tc>
+          <w:tcPr>
+            <w:tcW w:type="dxa" w:w="1750"/>
+            <w:shd w:fill="F4F7FC" w:color="auto" w:val="clear"/>
+            <w:tcMar>
+              <w:top w:type="dxa" w:w="70"/>
+              <w:left w:type="dxa" w:w="110"/>
+              <w:bottom w:type="dxa" w:w="70"/>
+              <w:right w:type="dxa" w:w="90"/>
+            </w:tcMar>
+          </w:tcPr>
+          <w:p>
+            <w:pPr>
+              <w:spacing w:after="0"/>
+            </w:pPr>
+            <w:r>
+              <w:rPr>
+                <w:b/>
+                <w:bCs/>
+                <w:color w:val="1F3864"/>
+                <w:sz w:val="17"/>
+                <w:szCs w:val="17"/>
+                <w:rFonts w:ascii="Calibri" w:cs="Calibri" w:eastAsia="Calibri" w:hAnsi="Calibri"/>
+              </w:rPr>
+              <w:t xml:space="preserve">Example</w:t>
+            </w:r>
+          </w:p>
+        </w:tc>
+        <w:tc>
+          <w:tcPr>
+            <w:tcW w:type="dxa" w:w="7888"/>
+            <w:tcMar>
+              <w:top w:type="dxa" w:w="70"/>
+              <w:left w:type="dxa" w:w="120"/>
+              <w:bottom w:type="dxa" w:w="70"/>
+              <w:right w:type="dxa" w:w="120"/>
+            </w:tcMar>
+          </w:tcPr>
+          <w:p>
+            <w:pPr>
+              <w:spacing w:after="0" w:line="258"/>
+            </w:pPr>
+            <w:r>
+              <w:rPr>
+                <w:sz w:val="18"/>
+                <w:szCs w:val="18"/>
+                <w:rFonts w:ascii="Calibri" w:cs="Calibri" w:eastAsia="Calibri" w:hAnsi="Calibri"/>
+              </w:rPr>
+              <w:t xml:space="preserve">A standard says “The tester </w:t>
+            </w:r>
+            <w:r>
+              <w:rPr>
+                <w:b/>
+                <w:bCs/>
+                <w:sz w:val="18"/>
+                <w:szCs w:val="18"/>
+                <w:rFonts w:ascii="Calibri" w:cs="Calibri" w:eastAsia="Calibri" w:hAnsi="Calibri"/>
+              </w:rPr>
+              <w:t xml:space="preserve">shall</w:t>
+            </w:r>
+            <w:r>
+              <w:rPr>
+                <w:sz w:val="18"/>
+                <w:szCs w:val="18"/>
+                <w:rFonts w:ascii="Calibri" w:cs="Calibri" w:eastAsia="Calibri" w:hAnsi="Calibri"/>
+              </w:rPr>
+              <w:t xml:space="preserve"> obtain written authorization before testing” and “The report </w:t>
+            </w:r>
+            <w:r>
+              <w:rPr>
+                <w:b/>
+                <w:bCs/>
+                <w:sz w:val="18"/>
+                <w:szCs w:val="18"/>
+                <w:rFonts w:ascii="Calibri" w:cs="Calibri" w:eastAsia="Calibri" w:hAnsi="Calibri"/>
+              </w:rPr>
+              <w:t xml:space="preserve">should</w:t>
+            </w:r>
+            <w:r>
+              <w:rPr>
+                <w:sz w:val="18"/>
+                <w:szCs w:val="18"/>
+                <w:rFonts w:ascii="Calibri" w:cs="Calibri" w:eastAsia="Calibri" w:hAnsi="Calibri"/>
+              </w:rPr>
+              <w:t xml:space="preserve"> include an executive summary.” Skipping authorization breaks conformance. Skipping the summary does not, although it is a bad idea.</w:t>
+            </w:r>
+          </w:p>
+        </w:tc>
+      </w:tr>
+      <w:tr>
+        <w:trPr>
+          <w:cantSplit/>
+        </w:trPr>
+        <w:tc>
+          <w:tcPr>
+            <w:tcW w:type="dxa" w:w="1750"/>
+            <w:shd w:fill="E8F3EC" w:color="auto" w:val="clear"/>
+            <w:tcMar>
+              <w:top w:type="dxa" w:w="70"/>
+              <w:left w:type="dxa" w:w="110"/>
+              <w:bottom w:type="dxa" w:w="70"/>
+              <w:right w:type="dxa" w:w="90"/>
+            </w:tcMar>
+          </w:tcPr>
+          <w:p>
+            <w:pPr>
+              <w:spacing w:after="0"/>
+            </w:pPr>
+            <w:r>
+              <w:rPr>
+                <w:b/>
+                <w:bCs/>
+                <w:color w:val="1E6B3A"/>
+                <w:sz w:val="17"/>
+                <w:szCs w:val="17"/>
+                <w:rFonts w:ascii="Calibri" w:cs="Calibri" w:eastAsia="Calibri" w:hAnsi="Calibri"/>
+              </w:rPr>
+              <w:t xml:space="preserve">Exam angle</w:t>
+            </w:r>
+          </w:p>
+        </w:tc>
+        <w:tc>
+          <w:tcPr>
+            <w:tcW w:type="dxa" w:w="7888"/>
+            <w:shd w:fill="E8F3EC" w:color="auto" w:val="clear"/>
+            <w:tcMar>
+              <w:top w:type="dxa" w:w="70"/>
+              <w:left w:type="dxa" w:w="120"/>
+              <w:bottom w:type="dxa" w:w="70"/>
+              <w:right w:type="dxa" w:w="120"/>
+            </w:tcMar>
+          </w:tcPr>
+          <w:p>
+            <w:pPr>
+              <w:spacing w:after="0" w:line="258"/>
+            </w:pPr>
+            <w:r>
+              <w:rPr>
+                <w:sz w:val="18"/>
+                <w:szCs w:val="18"/>
+                <w:rFonts w:ascii="Calibri" w:cs="Calibri" w:eastAsia="Calibri" w:hAnsi="Calibri"/>
+              </w:rPr>
+              <w:t xml:space="preserve">Classify the verb: </w:t>
+            </w:r>
+            <w:r>
+              <w:rPr>
+                <w:b/>
+                <w:bCs/>
+                <w:sz w:val="18"/>
+                <w:szCs w:val="18"/>
+                <w:rFonts w:ascii="Calibri" w:cs="Calibri" w:eastAsia="Calibri" w:hAnsi="Calibri"/>
+              </w:rPr>
+              <w:t xml:space="preserve">shall → mandatory</w:t>
+            </w:r>
+            <w:r>
+              <w:rPr>
+                <w:sz w:val="18"/>
+                <w:szCs w:val="18"/>
+                <w:rFonts w:ascii="Calibri" w:cs="Calibri" w:eastAsia="Calibri" w:hAnsi="Calibri"/>
+              </w:rPr>
+              <w:t xml:space="preserve">. </w:t>
+            </w:r>
+            <w:r>
+              <w:rPr>
+                <w:b/>
+                <w:bCs/>
+                <w:sz w:val="18"/>
+                <w:szCs w:val="18"/>
+                <w:rFonts w:ascii="Calibri" w:cs="Calibri" w:eastAsia="Calibri" w:hAnsi="Calibri"/>
+              </w:rPr>
+              <w:t xml:space="preserve">should / may → optional</w:t>
+            </w:r>
+            <w:r>
+              <w:rPr>
+                <w:sz w:val="18"/>
+                <w:szCs w:val="18"/>
+                <w:rFonts w:ascii="Calibri" w:cs="Calibri" w:eastAsia="Calibri" w:hAnsi="Calibri"/>
+              </w:rPr>
+              <w:t xml:space="preserve">. If an option demands a “should” clause as obligatory, or waives a “shall” clause, that is the misuse.</w:t>
+            </w:r>
+          </w:p>
+        </w:tc>
+      </w:tr>
+      <w:tr>
+        <w:trPr>
+          <w:cantSplit/>
+        </w:trPr>
+        <w:tc>
+          <w:tcPr>
+            <w:tcW w:type="dxa" w:w="1750"/>
+            <w:shd w:fill="FDF3E0" w:color="auto" w:val="clear"/>
+            <w:tcMar>
+              <w:top w:type="dxa" w:w="70"/>
+              <w:left w:type="dxa" w:w="110"/>
+              <w:bottom w:type="dxa" w:w="70"/>
+              <w:right w:type="dxa" w:w="90"/>
+            </w:tcMar>
+          </w:tcPr>
+          <w:p>
+            <w:pPr>
+              <w:spacing w:after="0"/>
+            </w:pPr>
+            <w:r>
+              <w:rPr>
+                <w:b/>
+                <w:bCs/>
+                <w:color w:val="8A5A00"/>
+                <w:sz w:val="17"/>
+                <w:szCs w:val="17"/>
+                <w:rFonts w:ascii="Calibri" w:cs="Calibri" w:eastAsia="Calibri" w:hAnsi="Calibri"/>
+              </w:rPr>
+              <w:t xml:space="preserve">Don’t confuse</w:t>
+            </w:r>
+          </w:p>
+        </w:tc>
+        <w:tc>
+          <w:tcPr>
+            <w:tcW w:type="dxa" w:w="7888"/>
+            <w:shd w:fill="FDF3E0" w:color="auto" w:val="clear"/>
+            <w:tcMar>
+              <w:top w:type="dxa" w:w="70"/>
+              <w:left w:type="dxa" w:w="120"/>
+              <w:bottom w:type="dxa" w:w="70"/>
+              <w:right w:type="dxa" w:w="120"/>
+            </w:tcMar>
+          </w:tcPr>
+          <w:p>
+            <w:pPr>
+              <w:spacing w:after="0" w:line="258"/>
+            </w:pPr>
+            <w:r>
+              <w:rPr>
+                <w:b/>
+                <w:bCs/>
+                <w:sz w:val="18"/>
+                <w:szCs w:val="18"/>
+                <w:rFonts w:ascii="Calibri" w:cs="Calibri" w:eastAsia="Calibri" w:hAnsi="Calibri"/>
+              </w:rPr>
+              <w:t xml:space="preserve">Normative</w:t>
+            </w:r>
+            <w:r>
+              <w:rPr>
+                <w:sz w:val="18"/>
+                <w:szCs w:val="18"/>
+                <w:rFonts w:ascii="Calibri" w:cs="Calibri" w:eastAsia="Calibri" w:hAnsi="Calibri"/>
+              </w:rPr>
+              <w:t xml:space="preserve"> = mandatory. </w:t>
+            </w:r>
+            <w:r>
+              <w:rPr>
+                <w:b/>
+                <w:bCs/>
+                <w:sz w:val="18"/>
+                <w:szCs w:val="18"/>
+                <w:rFonts w:ascii="Calibri" w:cs="Calibri" w:eastAsia="Calibri" w:hAnsi="Calibri"/>
+              </w:rPr>
+              <w:t xml:space="preserve">Informative</w:t>
+            </w:r>
+            <w:r>
+              <w:rPr>
+                <w:sz w:val="18"/>
+                <w:szCs w:val="18"/>
+                <w:rFonts w:ascii="Calibri" w:cs="Calibri" w:eastAsia="Calibri" w:hAnsi="Calibri"/>
+              </w:rPr>
+              <w:t xml:space="preserve"> = optional guidance. The words sound alike, so link </w:t>
+            </w:r>
+            <w:r>
+              <w:rPr>
+                <w:b/>
+                <w:bCs/>
+                <w:sz w:val="18"/>
+                <w:szCs w:val="18"/>
+                <w:rFonts w:ascii="Calibri" w:cs="Calibri" w:eastAsia="Calibri" w:hAnsi="Calibri"/>
+              </w:rPr>
+              <w:t xml:space="preserve">normative</w:t>
+            </w:r>
+            <w:r>
+              <w:rPr>
+                <w:sz w:val="18"/>
+                <w:szCs w:val="18"/>
+                <w:rFonts w:ascii="Calibri" w:cs="Calibri" w:eastAsia="Calibri" w:hAnsi="Calibri"/>
+              </w:rPr>
+              <w:t xml:space="preserve"> with </w:t>
+            </w:r>
+            <w:r>
+              <w:rPr>
+                <w:b/>
+                <w:bCs/>
+                <w:sz w:val="18"/>
+                <w:szCs w:val="18"/>
+                <w:rFonts w:ascii="Calibri" w:cs="Calibri" w:eastAsia="Calibri" w:hAnsi="Calibri"/>
+              </w:rPr>
+              <w:t xml:space="preserve">norm</w:t>
+            </w:r>
+            <w:r>
+              <w:rPr>
+                <w:sz w:val="18"/>
+                <w:szCs w:val="18"/>
+                <w:rFonts w:ascii="Calibri" w:cs="Calibri" w:eastAsia="Calibri" w:hAnsi="Calibri"/>
+              </w:rPr>
+              <w:t xml:space="preserve">, the rule you must follow.</w:t>
+            </w:r>
+          </w:p>
+        </w:tc>
+      </w:tr>
+    </w:tbl>
+    <w:p>
+      <w:pPr>
+        <w:spacing w:after="120"/>
+      </w:pPr>
+    </w:p>
+    <w:tbl>
+      <w:tblPr>
+        <w:tblW w:type="dxa" w:w="9638"/>
+        <w:tblBorders>
+          <w:top w:val="single" w:color="1F3864" w:sz="6"/>
+          <w:left w:val="single" w:color="1F3864" w:sz="6"/>
+          <w:bottom w:val="single" w:color="1F3864" w:sz="6"/>
+          <w:right w:val="single" w:color="1F3864" w:sz="6"/>
+          <w:insideH w:val="single" w:color="1F3864" w:sz="3"/>
+          <w:insideV w:val="none" w:color="1F3864" w:sz="0"/>
+        </w:tblBorders>
+      </w:tblPr>
+      <w:tblGrid>
+        <w:gridCol w:w="1750"/>
+        <w:gridCol w:w="7888"/>
+      </w:tblGrid>
+      <w:tr>
+        <w:trPr>
+          <w:cantSplit/>
+          <w:tblHeader/>
+        </w:trPr>
+        <w:tc>
+          <w:tcPr>
+            <w:tcW w:type="dxa" w:w="9638"/>
+            <w:gridSpan w:val="2"/>
+            <w:shd w:fill="1F3864" w:color="auto" w:val="clear"/>
+            <w:tcMar>
+              <w:top w:type="dxa" w:w="80"/>
+              <w:left w:type="dxa" w:w="140"/>
+              <w:bottom w:type="dxa" w:w="80"/>
+              <w:right w:type="dxa" w:w="140"/>
+            </w:tcMar>
+          </w:tcPr>
+          <w:p>
+            <w:pPr>
+              <w:keepNext/>
+              <w:spacing w:after="0"/>
+            </w:pPr>
+            <w:r>
+              <w:rPr>
+                <w:b/>
+                <w:bCs/>
+                <w:color w:val="FFFFFF"/>
+                <w:sz w:val="20"/>
+                <w:szCs w:val="20"/>
+                <w:rFonts w:ascii="Calibri" w:cs="Calibri" w:eastAsia="Calibri" w:hAnsi="Calibri"/>
+              </w:rPr>
+              <w:t xml:space="preserve">Where to learn about industry trends (9.3.1)</w:t>
+            </w:r>
+          </w:p>
+        </w:tc>
+      </w:tr>
+      <w:tr>
+        <w:trPr>
+          <w:cantSplit/>
+        </w:trPr>
+        <w:tc>
+          <w:tcPr>
+            <w:tcW w:type="dxa" w:w="1750"/>
+            <w:shd w:fill="EAF0F8" w:color="auto" w:val="clear"/>
+            <w:tcMar>
+              <w:top w:type="dxa" w:w="70"/>
+              <w:left w:type="dxa" w:w="110"/>
+              <w:bottom w:type="dxa" w:w="70"/>
+              <w:right w:type="dxa" w:w="90"/>
+            </w:tcMar>
+          </w:tcPr>
+          <w:p>
+            <w:pPr>
+              <w:spacing w:after="0"/>
+            </w:pPr>
+            <w:r>
+              <w:rPr>
+                <w:b/>
+                <w:bCs/>
+                <w:color w:val="1F3864"/>
+                <w:sz w:val="17"/>
+                <w:szCs w:val="17"/>
+                <w:rFonts w:ascii="Calibri" w:cs="Calibri" w:eastAsia="Calibri" w:hAnsi="Calibri"/>
+              </w:rPr>
+              <w:t xml:space="preserve">In plain words</w:t>
+            </w:r>
+          </w:p>
+        </w:tc>
+        <w:tc>
+          <w:tcPr>
+            <w:tcW w:type="dxa" w:w="7888"/>
+            <w:shd w:fill="EAF0F8" w:color="auto" w:val="clear"/>
+            <w:tcMar>
+              <w:top w:type="dxa" w:w="70"/>
+              <w:left w:type="dxa" w:w="120"/>
+              <w:bottom w:type="dxa" w:w="70"/>
+              <w:right w:type="dxa" w:w="120"/>
+            </w:tcMar>
+          </w:tcPr>
+          <w:p>
+            <w:pPr>
+              <w:spacing w:after="0" w:line="258"/>
+            </w:pPr>
+            <w:r>
+              <w:rPr>
+                <w:sz w:val="18"/>
+                <w:szCs w:val="18"/>
+                <w:rFonts w:ascii="Calibri" w:cs="Calibri" w:eastAsia="Calibri" w:hAnsi="Calibri"/>
+              </w:rPr>
+              <w:t xml:space="preserve">Threats change constantly, so testers must </w:t>
+            </w:r>
+            <w:r>
+              <w:rPr>
+                <w:b/>
+                <w:bCs/>
+                <w:sz w:val="18"/>
+                <w:szCs w:val="18"/>
+                <w:rFonts w:ascii="Calibri" w:cs="Calibri" w:eastAsia="Calibri" w:hAnsi="Calibri"/>
+              </w:rPr>
+              <w:t xml:space="preserve">always be ready for the next one</w:t>
+            </w:r>
+            <w:r>
+              <w:rPr>
+                <w:sz w:val="18"/>
+                <w:szCs w:val="18"/>
+                <w:rFonts w:ascii="Calibri" w:cs="Calibri" w:eastAsia="Calibri" w:hAnsi="Calibri"/>
+              </w:rPr>
+              <w:t xml:space="preserve">. The syllabus lists where news comes from, and </w:t>
+            </w:r>
+            <w:r>
+              <w:rPr>
+                <w:b/>
+                <w:bCs/>
+                <w:sz w:val="18"/>
+                <w:szCs w:val="18"/>
+                <w:rFonts w:ascii="Calibri" w:cs="Calibri" w:eastAsia="Calibri" w:hAnsi="Calibri"/>
+              </w:rPr>
+              <w:t xml:space="preserve">each source has a speciality</w:t>
+            </w:r>
+            <w:r>
+              <w:rPr>
+                <w:sz w:val="18"/>
+                <w:szCs w:val="18"/>
+                <w:rFonts w:ascii="Calibri" w:cs="Calibri" w:eastAsia="Calibri" w:hAnsi="Calibri"/>
+              </w:rPr>
+              <w:t xml:space="preserve">.</w:t>
+            </w:r>
+          </w:p>
+        </w:tc>
+      </w:tr>
+      <w:tr>
+        <w:trPr>
+          <w:cantSplit/>
+        </w:trPr>
+        <w:tc>
+          <w:tcPr>
+            <w:tcW w:type="dxa" w:w="1750"/>
+            <w:shd w:fill="F4F7FC" w:color="auto" w:val="clear"/>
+            <w:tcMar>
+              <w:top w:type="dxa" w:w="70"/>
+              <w:left w:type="dxa" w:w="110"/>
+              <w:bottom w:type="dxa" w:w="70"/>
+              <w:right w:type="dxa" w:w="90"/>
+            </w:tcMar>
+          </w:tcPr>
+          <w:p>
+            <w:pPr>
+              <w:spacing w:after="0"/>
+            </w:pPr>
+            <w:r>
+              <w:rPr>
+                <w:b/>
+                <w:bCs/>
+                <w:color w:val="1F3864"/>
+                <w:sz w:val="17"/>
+                <w:szCs w:val="17"/>
+                <w:rFonts w:ascii="Calibri" w:cs="Calibri" w:eastAsia="Calibri" w:hAnsi="Calibri"/>
+              </w:rPr>
+              <w:t xml:space="preserve">How it works</w:t>
+            </w:r>
+          </w:p>
+        </w:tc>
+        <w:tc>
+          <w:tcPr>
+            <w:tcW w:type="dxa" w:w="7888"/>
+            <w:tcMar>
+              <w:top w:type="dxa" w:w="70"/>
+              <w:left w:type="dxa" w:w="120"/>
+              <w:bottom w:type="dxa" w:w="70"/>
+              <w:right w:type="dxa" w:w="120"/>
+            </w:tcMar>
+          </w:tcPr>
+          <w:p>
+            <w:pPr>
+              <w:spacing w:after="50" w:line="258"/>
+            </w:pPr>
+            <w:r>
+              <w:rPr>
+                <w:b/>
+                <w:bCs/>
+                <w:sz w:val="18"/>
+                <w:szCs w:val="18"/>
+                <w:rFonts w:ascii="Calibri" w:cs="Calibri" w:eastAsia="Calibri" w:hAnsi="Calibri"/>
+              </w:rPr>
+              <w:t xml:space="preserve">General and industry-specific news services</w:t>
+            </w:r>
+            <w:r>
+              <w:rPr>
+                <w:sz w:val="18"/>
+                <w:szCs w:val="18"/>
+                <w:rFonts w:ascii="Calibri" w:cs="Calibri" w:eastAsia="Calibri" w:hAnsi="Calibri"/>
+              </w:rPr>
+              <w:t xml:space="preserve"> (publications, websites, email lists): new and growing concerns.</w:t>
+            </w:r>
+          </w:p>
+          <w:p>
+            <w:pPr>
+              <w:spacing w:after="50" w:line="258"/>
+            </w:pPr>
+            <w:r>
+              <w:rPr>
+                <w:b/>
+                <w:bCs/>
+                <w:sz w:val="18"/>
+                <w:szCs w:val="18"/>
+                <w:rFonts w:ascii="Calibri" w:cs="Calibri" w:eastAsia="Calibri" w:hAnsi="Calibri"/>
+              </w:rPr>
+              <w:t xml:space="preserve">Events</w:t>
+            </w:r>
+            <w:r>
+              <w:rPr>
+                <w:sz w:val="18"/>
+                <w:szCs w:val="18"/>
+                <w:rFonts w:ascii="Calibri" w:cs="Calibri" w:eastAsia="Calibri" w:hAnsi="Calibri"/>
+              </w:rPr>
+              <w:t xml:space="preserve"> (conferences, trade shows, professional society meetings): the same, plus specialized technical content.</w:t>
+            </w:r>
+          </w:p>
+          <w:p>
+            <w:pPr>
+              <w:spacing w:after="50" w:line="258"/>
+            </w:pPr>
+            <w:r>
+              <w:rPr>
+                <w:b/>
+                <w:bCs/>
+                <w:sz w:val="18"/>
+                <w:szCs w:val="18"/>
+                <w:rFonts w:ascii="Calibri" w:cs="Calibri" w:eastAsia="Calibri" w:hAnsi="Calibri"/>
+              </w:rPr>
+              <w:t xml:space="preserve">A focused professional society or community of practice</w:t>
+            </w:r>
+            <w:r>
+              <w:rPr>
+                <w:sz w:val="18"/>
+                <w:szCs w:val="18"/>
+                <w:rFonts w:ascii="Calibri" w:cs="Calibri" w:eastAsia="Calibri" w:hAnsi="Calibri"/>
+              </w:rPr>
+              <w:t xml:space="preserve">: </w:t>
+            </w:r>
+            <w:r>
+              <w:rPr>
+                <w:b/>
+                <w:bCs/>
+                <w:sz w:val="18"/>
+                <w:szCs w:val="18"/>
+                <w:rFonts w:ascii="Calibri" w:cs="Calibri" w:eastAsia="Calibri" w:hAnsi="Calibri"/>
+              </w:rPr>
+              <w:t xml:space="preserve">timely and targeted</w:t>
+            </w:r>
+            <w:r>
+              <w:rPr>
+                <w:sz w:val="18"/>
+                <w:szCs w:val="18"/>
+                <w:rFonts w:ascii="Calibri" w:cs="Calibri" w:eastAsia="Calibri" w:hAnsi="Calibri"/>
+              </w:rPr>
+              <w:t xml:space="preserve"> updates.</w:t>
+            </w:r>
+          </w:p>
+          <w:p>
+            <w:pPr>
+              <w:spacing w:after="50" w:line="258"/>
+            </w:pPr>
+            <w:r>
+              <w:rPr>
+                <w:b/>
+                <w:bCs/>
+                <w:sz w:val="18"/>
+                <w:szCs w:val="18"/>
+                <w:rFonts w:ascii="Calibri" w:cs="Calibri" w:eastAsia="Calibri" w:hAnsi="Calibri"/>
+              </w:rPr>
+              <w:t xml:space="preserve">Electronic alerts</w:t>
+            </w:r>
+            <w:r>
+              <w:rPr>
+                <w:sz w:val="18"/>
+                <w:szCs w:val="18"/>
+                <w:rFonts w:ascii="Calibri" w:cs="Calibri" w:eastAsia="Calibri" w:hAnsi="Calibri"/>
+              </w:rPr>
+              <w:t xml:space="preserve">: </w:t>
+            </w:r>
+            <w:r>
+              <w:rPr>
+                <w:b/>
+                <w:bCs/>
+                <w:sz w:val="18"/>
+                <w:szCs w:val="18"/>
+                <w:rFonts w:ascii="Calibri" w:cs="Calibri" w:eastAsia="Calibri" w:hAnsi="Calibri"/>
+              </w:rPr>
+              <w:t xml:space="preserve">the most immediate actionable responses</w:t>
+            </w:r>
+            <w:r>
+              <w:rPr>
+                <w:sz w:val="18"/>
+                <w:szCs w:val="18"/>
+                <w:rFonts w:ascii="Calibri" w:cs="Calibri" w:eastAsia="Calibri" w:hAnsi="Calibri"/>
+              </w:rPr>
+              <w:t xml:space="preserve">, because exploits spread fast.</w:t>
+            </w:r>
+          </w:p>
+          <w:p>
+            <w:pPr>
+              <w:spacing w:after="50" w:line="258"/>
+            </w:pPr>
+            <w:r>
+              <w:rPr>
+                <w:b/>
+                <w:bCs/>
+                <w:sz w:val="18"/>
+                <w:szCs w:val="18"/>
+                <w:rFonts w:ascii="Calibri" w:cs="Calibri" w:eastAsia="Calibri" w:hAnsi="Calibri"/>
+              </w:rPr>
+              <w:t xml:space="preserve">Periodic publicity of the most frequent or damaging exploits</w:t>
+            </w:r>
+            <w:r>
+              <w:rPr>
+                <w:sz w:val="18"/>
+                <w:szCs w:val="18"/>
+                <w:rFonts w:ascii="Calibri" w:cs="Calibri" w:eastAsia="Calibri" w:hAnsi="Calibri"/>
+              </w:rPr>
+              <w:t xml:space="preserve">: </w:t>
+            </w:r>
+            <w:r>
+              <w:rPr>
+                <w:b/>
+                <w:bCs/>
+                <w:sz w:val="18"/>
+                <w:szCs w:val="18"/>
+                <w:rFonts w:ascii="Calibri" w:cs="Calibri" w:eastAsia="Calibri" w:hAnsi="Calibri"/>
+              </w:rPr>
+              <w:t xml:space="preserve">widespread</w:t>
+            </w:r>
+            <w:r>
+              <w:rPr>
+                <w:sz w:val="18"/>
+                <w:szCs w:val="18"/>
+                <w:rFonts w:ascii="Calibri" w:cs="Calibri" w:eastAsia="Calibri" w:hAnsi="Calibri"/>
+              </w:rPr>
+              <w:t xml:space="preserve"> trends. For issues </w:t>
+            </w:r>
+            <w:r>
+              <w:rPr>
+                <w:b/>
+                <w:bCs/>
+                <w:sz w:val="18"/>
+                <w:szCs w:val="18"/>
+                <w:rFonts w:ascii="Calibri" w:cs="Calibri" w:eastAsia="Calibri" w:hAnsi="Calibri"/>
+              </w:rPr>
+              <w:t xml:space="preserve">specific to your industry, application area or products</w:t>
+            </w:r>
+            <w:r>
+              <w:rPr>
+                <w:sz w:val="18"/>
+                <w:szCs w:val="18"/>
+                <w:rFonts w:ascii="Calibri" w:cs="Calibri" w:eastAsia="Calibri" w:hAnsi="Calibri"/>
+              </w:rPr>
+              <w:t xml:space="preserve">, use specialized publications, news services, technical conferences and professional events.</w:t>
+            </w:r>
+          </w:p>
+          <w:p>
+            <w:pPr>
+              <w:spacing w:after="0" w:line="258"/>
+            </w:pPr>
+            <w:r>
+              <w:rPr>
+                <w:b/>
+                <w:bCs/>
+                <w:sz w:val="18"/>
+                <w:szCs w:val="18"/>
+                <w:rFonts w:ascii="Calibri" w:cs="Calibri" w:eastAsia="Calibri" w:hAnsi="Calibri"/>
+              </w:rPr>
+              <w:t xml:space="preserve">Why it matters (§9.3.2):</w:t>
+            </w:r>
+            <w:r>
+              <w:rPr>
+                <w:sz w:val="18"/>
+                <w:szCs w:val="18"/>
+                <w:rFonts w:ascii="Calibri" w:cs="Calibri" w:eastAsia="Calibri" w:hAnsi="Calibri"/>
+              </w:rPr>
+              <w:t xml:space="preserve"> new technologies open </w:t>
+            </w:r>
+            <w:r>
+              <w:rPr>
+                <w:b/>
+                <w:bCs/>
+                <w:sz w:val="18"/>
+                <w:szCs w:val="18"/>
+                <w:rFonts w:ascii="Calibri" w:cs="Calibri" w:eastAsia="Calibri" w:hAnsi="Calibri"/>
+              </w:rPr>
+              <w:t xml:space="preserve">a window of opportunity for misuse</w:t>
+            </w:r>
+            <w:r>
+              <w:rPr>
+                <w:sz w:val="18"/>
+                <w:szCs w:val="18"/>
+                <w:rFonts w:ascii="Calibri" w:cs="Calibri" w:eastAsia="Calibri" w:hAnsi="Calibri"/>
+              </w:rPr>
+              <w:t xml:space="preserve"> until their risks are understood (e.g. location-aware mobile services). Attackers are more numerous, motivated and resourced (criminal, hacktivist, economic, political, nation-state). </w:t>
+            </w:r>
+            <w:r>
+              <w:rPr>
+                <w:b/>
+                <w:bCs/>
+                <w:sz w:val="18"/>
+                <w:szCs w:val="18"/>
+                <w:rFonts w:ascii="Calibri" w:cs="Calibri" w:eastAsia="Calibri" w:hAnsi="Calibri"/>
+              </w:rPr>
+              <w:t xml:space="preserve">The best defense is awareness of the industry, close tracking of security trends, and acquiring the most appropriate tools.</w:t>
+            </w:r>
+          </w:p>
+        </w:tc>
+      </w:tr>
+      <w:tr>
+        <w:trPr>
+          <w:cantSplit/>
+        </w:trPr>
+        <w:tc>
+          <w:tcPr>
+            <w:tcW w:type="dxa" w:w="1750"/>
+            <w:shd w:fill="F4F7FC" w:color="auto" w:val="clear"/>
+            <w:tcMar>
+              <w:top w:type="dxa" w:w="70"/>
+              <w:left w:type="dxa" w:w="110"/>
+              <w:bottom w:type="dxa" w:w="70"/>
+              <w:right w:type="dxa" w:w="90"/>
+            </w:tcMar>
+          </w:tcPr>
+          <w:p>
+            <w:pPr>
+              <w:spacing w:after="0"/>
+            </w:pPr>
+            <w:r>
+              <w:rPr>
+                <w:b/>
+                <w:bCs/>
+                <w:color w:val="1F3864"/>
+                <w:sz w:val="17"/>
+                <w:szCs w:val="17"/>
+                <w:rFonts w:ascii="Calibri" w:cs="Calibri" w:eastAsia="Calibri" w:hAnsi="Calibri"/>
+              </w:rPr>
+              <w:t xml:space="preserve">Example</w:t>
+            </w:r>
+          </w:p>
+        </w:tc>
+        <w:tc>
+          <w:tcPr>
+            <w:tcW w:type="dxa" w:w="7888"/>
+            <w:tcMar>
+              <w:top w:type="dxa" w:w="70"/>
+              <w:left w:type="dxa" w:w="120"/>
+              <w:bottom w:type="dxa" w:w="70"/>
+              <w:right w:type="dxa" w:w="120"/>
+            </w:tcMar>
+          </w:tcPr>
+          <w:p>
+            <w:pPr>
+              <w:spacing w:after="0" w:line="258"/>
+            </w:pPr>
+            <w:r>
+              <w:rPr>
+                <w:sz w:val="18"/>
+                <w:szCs w:val="18"/>
+                <w:rFonts w:ascii="Calibri" w:cs="Calibri" w:eastAsia="Calibri" w:hAnsi="Calibri"/>
+              </w:rPr>
+              <w:t xml:space="preserve">A vulnerability in a widely used logging library is disclosed on a Friday night. The team learns of it from a </w:t>
+            </w:r>
+            <w:r>
+              <w:rPr>
+                <w:b/>
+                <w:bCs/>
+                <w:sz w:val="18"/>
+                <w:szCs w:val="18"/>
+                <w:rFonts w:ascii="Calibri" w:cs="Calibri" w:eastAsia="Calibri" w:hAnsi="Calibri"/>
+              </w:rPr>
+              <w:t xml:space="preserve">vendor security alert</w:t>
+            </w:r>
+            <w:r>
+              <w:rPr>
+                <w:sz w:val="18"/>
+                <w:szCs w:val="18"/>
+                <w:rFonts w:ascii="Calibri" w:cs="Calibri" w:eastAsia="Calibri" w:hAnsi="Calibri"/>
+              </w:rPr>
+              <w:t xml:space="preserve"> within an hour (most immediate), gets practical detection guidance from its </w:t>
+            </w:r>
+            <w:r>
+              <w:rPr>
+                <w:b/>
+                <w:bCs/>
+                <w:sz w:val="18"/>
+                <w:szCs w:val="18"/>
+                <w:rFonts w:ascii="Calibri" w:cs="Calibri" w:eastAsia="Calibri" w:hAnsi="Calibri"/>
+              </w:rPr>
+              <w:t xml:space="preserve">professional community</w:t>
+            </w:r>
+            <w:r>
+              <w:rPr>
+                <w:sz w:val="18"/>
+                <w:szCs w:val="18"/>
+                <w:rFonts w:ascii="Calibri" w:cs="Calibri" w:eastAsia="Calibri" w:hAnsi="Calibri"/>
+              </w:rPr>
+              <w:t xml:space="preserve"> the next day (timely, targeted), and hears the post-mortem talks at a </w:t>
+            </w:r>
+            <w:r>
+              <w:rPr>
+                <w:b/>
+                <w:bCs/>
+                <w:sz w:val="18"/>
+                <w:szCs w:val="18"/>
+                <w:rFonts w:ascii="Calibri" w:cs="Calibri" w:eastAsia="Calibri" w:hAnsi="Calibri"/>
+              </w:rPr>
+              <w:t xml:space="preserve">conference</w:t>
+            </w:r>
+            <w:r>
+              <w:rPr>
+                <w:sz w:val="18"/>
+                <w:szCs w:val="18"/>
+                <w:rFonts w:ascii="Calibri" w:cs="Calibri" w:eastAsia="Calibri" w:hAnsi="Calibri"/>
+              </w:rPr>
+              <w:t xml:space="preserve"> months later.</w:t>
+            </w:r>
+          </w:p>
+        </w:tc>
+      </w:tr>
+      <w:tr>
+        <w:trPr>
+          <w:cantSplit/>
+        </w:trPr>
+        <w:tc>
+          <w:tcPr>
+            <w:tcW w:type="dxa" w:w="1750"/>
+            <w:shd w:fill="E8F3EC" w:color="auto" w:val="clear"/>
+            <w:tcMar>
+              <w:top w:type="dxa" w:w="70"/>
+              <w:left w:type="dxa" w:w="110"/>
+              <w:bottom w:type="dxa" w:w="70"/>
+              <w:right w:type="dxa" w:w="90"/>
+            </w:tcMar>
+          </w:tcPr>
+          <w:p>
+            <w:pPr>
+              <w:spacing w:after="0"/>
+            </w:pPr>
+            <w:r>
+              <w:rPr>
+                <w:b/>
+                <w:bCs/>
+                <w:color w:val="1E6B3A"/>
+                <w:sz w:val="17"/>
+                <w:szCs w:val="17"/>
+                <w:rFonts w:ascii="Calibri" w:cs="Calibri" w:eastAsia="Calibri" w:hAnsi="Calibri"/>
+              </w:rPr>
+              <w:t xml:space="preserve">Exam angle</w:t>
+            </w:r>
+          </w:p>
+        </w:tc>
+        <w:tc>
+          <w:tcPr>
+            <w:tcW w:type="dxa" w:w="7888"/>
+            <w:shd w:fill="E8F3EC" w:color="auto" w:val="clear"/>
+            <w:tcMar>
+              <w:top w:type="dxa" w:w="70"/>
+              <w:left w:type="dxa" w:w="120"/>
+              <w:bottom w:type="dxa" w:w="70"/>
+              <w:right w:type="dxa" w:w="120"/>
+            </w:tcMar>
+          </w:tcPr>
+          <w:p>
+            <w:pPr>
+              <w:spacing w:after="0" w:line="258"/>
+            </w:pPr>
+            <w:r>
+              <w:rPr>
+                <w:sz w:val="18"/>
+                <w:szCs w:val="18"/>
+                <w:rFonts w:ascii="Calibri" w:cs="Calibri" w:eastAsia="Calibri" w:hAnsi="Calibri"/>
+              </w:rPr>
+              <w:t xml:space="preserve">“Most immediate” → </w:t>
+            </w:r>
+            <w:r>
+              <w:rPr>
+                <w:b/>
+                <w:bCs/>
+                <w:sz w:val="18"/>
+                <w:szCs w:val="18"/>
+                <w:rFonts w:ascii="Calibri" w:cs="Calibri" w:eastAsia="Calibri" w:hAnsi="Calibri"/>
+              </w:rPr>
+              <w:t xml:space="preserve">electronic alerts</w:t>
+            </w:r>
+            <w:r>
+              <w:rPr>
+                <w:sz w:val="18"/>
+                <w:szCs w:val="18"/>
+                <w:rFonts w:ascii="Calibri" w:cs="Calibri" w:eastAsia="Calibri" w:hAnsi="Calibri"/>
+              </w:rPr>
+              <w:t xml:space="preserve">. “Timely and targeted” → </w:t>
+            </w:r>
+            <w:r>
+              <w:rPr>
+                <w:b/>
+                <w:bCs/>
+                <w:sz w:val="18"/>
+                <w:szCs w:val="18"/>
+                <w:rFonts w:ascii="Calibri" w:cs="Calibri" w:eastAsia="Calibri" w:hAnsi="Calibri"/>
+              </w:rPr>
+              <w:t xml:space="preserve">a focused professional society or community of practice</w:t>
+            </w:r>
+            <w:r>
+              <w:rPr>
+                <w:sz w:val="18"/>
+                <w:szCs w:val="18"/>
+                <w:rFonts w:ascii="Calibri" w:cs="Calibri" w:eastAsia="Calibri" w:hAnsi="Calibri"/>
+              </w:rPr>
+              <w:t xml:space="preserve">. “Specific to your industry” → </w:t>
+            </w:r>
+            <w:r>
+              <w:rPr>
+                <w:b/>
+                <w:bCs/>
+                <w:sz w:val="18"/>
+                <w:szCs w:val="18"/>
+                <w:rFonts w:ascii="Calibri" w:cs="Calibri" w:eastAsia="Calibri" w:hAnsi="Calibri"/>
+              </w:rPr>
+              <w:t xml:space="preserve">specialized</w:t>
+            </w:r>
+            <w:r>
+              <w:rPr>
+                <w:sz w:val="18"/>
+                <w:szCs w:val="18"/>
+                <w:rFonts w:ascii="Calibri" w:cs="Calibri" w:eastAsia="Calibri" w:hAnsi="Calibri"/>
+              </w:rPr>
+              <w:t xml:space="preserve"> publications and events.</w:t>
+            </w:r>
+          </w:p>
+        </w:tc>
+      </w:tr>
+      <w:tr>
+        <w:trPr>
+          <w:cantSplit/>
+        </w:trPr>
+        <w:tc>
+          <w:tcPr>
+            <w:tcW w:type="dxa" w:w="1750"/>
+            <w:shd w:fill="FDF3E0" w:color="auto" w:val="clear"/>
+            <w:tcMar>
+              <w:top w:type="dxa" w:w="70"/>
+              <w:left w:type="dxa" w:w="110"/>
+              <w:bottom w:type="dxa" w:w="70"/>
+              <w:right w:type="dxa" w:w="90"/>
+            </w:tcMar>
+          </w:tcPr>
+          <w:p>
+            <w:pPr>
+              <w:spacing w:after="0"/>
+            </w:pPr>
+            <w:r>
+              <w:rPr>
+                <w:b/>
+                <w:bCs/>
+                <w:color w:val="8A5A00"/>
+                <w:sz w:val="17"/>
+                <w:szCs w:val="17"/>
+                <w:rFonts w:ascii="Calibri" w:cs="Calibri" w:eastAsia="Calibri" w:hAnsi="Calibri"/>
+              </w:rPr>
+              <w:t xml:space="preserve">Don’t confuse</w:t>
+            </w:r>
+          </w:p>
+        </w:tc>
+        <w:tc>
+          <w:tcPr>
+            <w:tcW w:type="dxa" w:w="7888"/>
+            <w:shd w:fill="FDF3E0" w:color="auto" w:val="clear"/>
+            <w:tcMar>
+              <w:top w:type="dxa" w:w="70"/>
+              <w:left w:type="dxa" w:w="120"/>
+              <w:bottom w:type="dxa" w:w="70"/>
+              <w:right w:type="dxa" w:w="120"/>
+            </w:tcMar>
+          </w:tcPr>
+          <w:p>
+            <w:pPr>
+              <w:spacing w:after="0" w:line="258"/>
+            </w:pPr>
+            <w:r>
+              <w:rPr>
+                <w:b/>
+                <w:bCs/>
+                <w:sz w:val="18"/>
+                <w:szCs w:val="18"/>
+                <w:rFonts w:ascii="Calibri" w:cs="Calibri" w:eastAsia="Calibri" w:hAnsi="Calibri"/>
+              </w:rPr>
+              <w:t xml:space="preserve">Periodic “top exploits” lists</w:t>
+            </w:r>
+            <w:r>
+              <w:rPr>
+                <w:sz w:val="18"/>
+                <w:szCs w:val="18"/>
+                <w:rFonts w:ascii="Calibri" w:cs="Calibri" w:eastAsia="Calibri" w:hAnsi="Calibri"/>
+              </w:rPr>
+              <w:t xml:space="preserve"> show </w:t>
+            </w:r>
+            <w:r>
+              <w:rPr>
+                <w:b/>
+                <w:bCs/>
+                <w:sz w:val="18"/>
+                <w:szCs w:val="18"/>
+                <w:rFonts w:ascii="Calibri" w:cs="Calibri" w:eastAsia="Calibri" w:hAnsi="Calibri"/>
+              </w:rPr>
+              <w:t xml:space="preserve">widespread</w:t>
+            </w:r>
+            <w:r>
+              <w:rPr>
+                <w:sz w:val="18"/>
+                <w:szCs w:val="18"/>
+                <w:rFonts w:ascii="Calibri" w:cs="Calibri" w:eastAsia="Calibri" w:hAnsi="Calibri"/>
+              </w:rPr>
+              <w:t xml:space="preserve"> trends, but they may miss what matters for </w:t>
+            </w:r>
+            <w:r>
+              <w:rPr>
+                <w:b/>
+                <w:bCs/>
+                <w:sz w:val="18"/>
+                <w:szCs w:val="18"/>
+                <w:rFonts w:ascii="Calibri" w:cs="Calibri" w:eastAsia="Calibri" w:hAnsi="Calibri"/>
+              </w:rPr>
+              <w:t xml:space="preserve">your</w:t>
+            </w:r>
+            <w:r>
+              <w:rPr>
+                <w:sz w:val="18"/>
+                <w:szCs w:val="18"/>
+                <w:rFonts w:ascii="Calibri" w:cs="Calibri" w:eastAsia="Calibri" w:hAnsi="Calibri"/>
+              </w:rPr>
+              <w:t xml:space="preserve"> industry.</w:t>
+            </w:r>
+          </w:p>
+        </w:tc>
+      </w:tr>
+    </w:tbl>
+    <w:p>
+      <w:pPr>
+        <w:spacing w:after="120"/>
+      </w:pPr>
     </w:p>
     <w:p>
       <w:pPr>
@@ -6180,7 +8902,166 @@
           <w:szCs w:val="25"/>
           <w:rFonts w:ascii="Calibri" w:cs="Calibri" w:eastAsia="Calibri" w:hAnsi="Calibri"/>
         </w:rPr>
-        <w:t xml:space="preserve">2.3 Chapter 9 keyword glossary</w:t>
+        <w:t xml:space="preserve">2.3 Fuzzy points clarified</w:t>
+      </w:r>
+    </w:p>
+    <w:tbl>
+      <w:tblPr>
+        <w:tblW w:type="dxa" w:w="9638"/>
+        <w:tblBorders>
+          <w:top w:val="single" w:color="8A5A00" w:sz="6"/>
+          <w:left w:val="single" w:color="8A5A00" w:sz="6"/>
+          <w:bottom w:val="single" w:color="8A5A00" w:sz="6"/>
+          <w:right w:val="single" w:color="8A5A00" w:sz="6"/>
+          <w:insideH w:val="single" w:color="8A5A00" w:sz="3"/>
+          <w:insideV w:val="none" w:color="8A5A00" w:sz="0"/>
+        </w:tblBorders>
+      </w:tblPr>
+      <w:tblGrid>
+        <w:gridCol w:w="9638"/>
+      </w:tblGrid>
+      <w:tr>
+        <w:tc>
+          <w:tcPr>
+            <w:tcW w:type="dxa" w:w="9638"/>
+            <w:shd w:fill="FDF3E0" w:color="auto" w:val="clear"/>
+            <w:tcMar>
+              <w:top w:type="dxa" w:w="120"/>
+              <w:left w:type="dxa" w:w="160"/>
+              <w:bottom w:type="dxa" w:w="120"/>
+              <w:right w:type="dxa" w:w="160"/>
+            </w:tcMar>
+          </w:tcPr>
+          <w:p>
+            <w:pPr>
+              <w:spacing w:after="60"/>
+            </w:pPr>
+            <w:r>
+              <w:rPr>
+                <w:b/>
+                <w:bCs/>
+                <w:color w:val="8A5A00"/>
+                <w:sz w:val="19"/>
+                <w:szCs w:val="19"/>
+                <w:rFonts w:ascii="Calibri" w:cs="Calibri" w:eastAsia="Calibri" w:hAnsi="Calibri"/>
+              </w:rPr>
+              <w:t xml:space="preserve">Places where the wording is easy to misread</w:t>
+            </w:r>
+          </w:p>
+          <w:p>
+            <w:pPr>
+              <w:spacing w:after="40" w:line="258"/>
+              <w:jc w:val="both"/>
+            </w:pPr>
+            <w:r>
+              <w:rPr>
+                <w:b/>
+                <w:bCs/>
+                <w:sz w:val="18"/>
+                <w:szCs w:val="18"/>
+                <w:rFonts w:ascii="Calibri" w:cs="Calibri" w:eastAsia="Calibri" w:hAnsi="Calibri"/>
+              </w:rPr>
+              <w:t xml:space="preserve">Learning-objective IDs.</w:t>
+            </w:r>
+            <w:r>
+              <w:rPr>
+                <w:sz w:val="18"/>
+                <w:szCs w:val="18"/>
+                <w:rFonts w:ascii="Calibri" w:cs="Calibri" w:eastAsia="Calibri" w:hAnsi="Calibri"/>
+              </w:rPr>
+              <w:t xml:space="preserve"> The syllabus prints Chapter 9’s objectives without the “AS-” prefix (9.1.1, 9.1.2, 9.2.1, 9.3.1). They are the same objectives.</w:t>
+            </w:r>
+          </w:p>
+          <w:p>
+            <w:pPr>
+              <w:spacing w:after="40" w:line="258"/>
+              <w:jc w:val="both"/>
+            </w:pPr>
+            <w:r>
+              <w:rPr>
+                <w:b/>
+                <w:bCs/>
+                <w:sz w:val="18"/>
+                <w:szCs w:val="18"/>
+                <w:rFonts w:ascii="Calibri" w:cs="Calibri" w:eastAsia="Calibri" w:hAnsi="Calibri"/>
+              </w:rPr>
+              <w:t xml:space="preserve">§9.1.3 (selection) and §9.3.2 (evaluating practices) have no learning objective of their own</w:t>
+            </w:r>
+            <w:r>
+              <w:rPr>
+                <w:sz w:val="18"/>
+                <w:szCs w:val="18"/>
+                <w:rFonts w:ascii="Calibri" w:cs="Calibri" w:eastAsia="Calibri" w:hAnsi="Calibri"/>
+              </w:rPr>
+              <w:t xml:space="preserve">, but their content supports 9.1.x and 9.3.1 questions.</w:t>
+            </w:r>
+          </w:p>
+          <w:p>
+            <w:pPr>
+              <w:spacing w:after="40" w:line="258"/>
+              <w:jc w:val="both"/>
+            </w:pPr>
+            <w:r>
+              <w:rPr>
+                <w:b/>
+                <w:bCs/>
+                <w:sz w:val="18"/>
+                <w:szCs w:val="18"/>
+                <w:rFonts w:ascii="Calibri" w:cs="Calibri" w:eastAsia="Calibri" w:hAnsi="Calibri"/>
+              </w:rPr>
+              <w:t xml:space="preserve">The list of example standards in section 2.2 comes from the syllabus’s reference chapter</w:t>
+            </w:r>
+            <w:r>
+              <w:rPr>
+                <w:sz w:val="18"/>
+                <w:szCs w:val="18"/>
+                <w:rFonts w:ascii="Calibri" w:cs="Calibri" w:eastAsia="Calibri" w:hAnsi="Calibri"/>
+              </w:rPr>
+              <w:t xml:space="preserve">, not from §9.1.1 itself. The objective asks </w:t>
+            </w:r>
+            <w:r>
+              <w:rPr>
+                <w:b/>
+                <w:bCs/>
+                <w:sz w:val="18"/>
+                <w:szCs w:val="18"/>
+                <w:rFonts w:ascii="Calibri" w:cs="Calibri" w:eastAsia="Calibri" w:hAnsi="Calibri"/>
+              </w:rPr>
+              <w:t xml:space="preserve">where to find</w:t>
+            </w:r>
+            <w:r>
+              <w:rPr>
+                <w:sz w:val="18"/>
+                <w:szCs w:val="18"/>
+                <w:rFonts w:ascii="Calibri" w:cs="Calibri" w:eastAsia="Calibri" w:hAnsi="Calibri"/>
+              </w:rPr>
+              <w:t xml:space="preserve"> standards, so “in the syllabus’s reference list and from standards bodies” is the expected idea.</w:t>
+            </w:r>
+          </w:p>
+        </w:tc>
+      </w:tr>
+    </w:tbl>
+    <w:p>
+      <w:pPr>
+        <w:spacing w:after="120"/>
+      </w:pPr>
+    </w:p>
+    <w:p>
+      <w:pPr>
+        <w:pStyle w:val="Heading2"/>
+        <w:spacing w:before="260" w:after="110"/>
+        <w:outlineLvl w:val="1"/>
+      </w:pPr>
+      <w:r>
+        <w:rPr>
+          <w:b/>
+          <w:bCs/>
+          <w:color w:val="1F3864"/>
+          <w:sz w:val="25"/>
+          <w:szCs w:val="25"/>
+          <w:rFonts w:ascii="Calibri" w:cs="Calibri" w:eastAsia="Calibri" w:hAnsi="Calibri"/>
+        </w:rPr>
+        <w:t xml:space="preserve">2.4 Chapter 9 keyword glossary</w:t>
       </w:r>
     </w:p>
     <w:tbl>
@@ -8194,6 +11075,47 @@
           <w:rFonts w:ascii="Calibri" w:cs="Calibri" w:eastAsia="Calibri" w:hAnsi="Calibri"/>
         </w:rPr>
         <w:t xml:space="preserve">Part B — 12 additional syllabus-derived questions</w:t>
+      </w:r>
+    </w:p>
+    <w:p>
+      <w:pPr>
+        <w:spacing w:after="160" w:line="264"/>
+        <w:jc w:val="both"/>
+      </w:pPr>
+      <w:r>
+        <w:rPr>
+          <w:i/>
+          <w:iCs/>
+          <w:color w:val="5A5A5A"/>
+          <w:sz w:val="19"/>
+          <w:szCs w:val="19"/>
+          <w:rFonts w:ascii="Calibri" w:cs="Calibri" w:eastAsia="Calibri" w:hAnsi="Calibri"/>
+        </w:rPr>
+        <w:t xml:space="preserve">The K-level in each question’s label is the level of the </w:t>
+      </w:r>
+      <w:r>
+        <w:rPr>
+          <w:b/>
+          <w:bCs/>
+          <w:i/>
+          <w:iCs/>
+          <w:color w:val="5A5A5A"/>
+          <w:sz w:val="19"/>
+          <w:szCs w:val="19"/>
+          <w:rFonts w:ascii="Calibri" w:cs="Calibri" w:eastAsia="Calibri" w:hAnsi="Calibri"/>
+        </w:rPr>
+        <w:t xml:space="preserve">learning objective</w:t>
+      </w:r>
+      <w:r>
+        <w:rPr>
+          <w:i/>
+          <w:iCs/>
+          <w:color w:val="5A5A5A"/>
+          <w:sz w:val="19"/>
+          <w:szCs w:val="19"/>
+          <w:rFonts w:ascii="Calibri" w:cs="Calibri" w:eastAsia="Calibri" w:hAnsi="Calibri"/>
+        </w:rPr>
+        <w:t xml:space="preserve"> it practises, not of the question itself. Some Part B items are quick recall checks on a K3 or K4 objective. Use them to learn the facts, and use the scenario items (and Part A) to practise the reasoning the real K3/K4 questions need.</w:t>
       </w:r>
     </w:p>
     <w:p>
@@ -12089,7 +15011,7 @@
                 <w:szCs w:val="18"/>
                 <w:rFonts w:ascii="Calibri" w:cs="Calibri" w:eastAsia="Calibri" w:hAnsi="Calibri"/>
               </w:rPr>
-              <w:t xml:space="preserve"> Do it last, in one sitting; revisit only Section 7 before the exam.</w:t>
+              <w:t xml:space="preserve"> Do it last, in one sitting; revisit only Section 6 before the exam.</w:t>
             </w:r>
           </w:p>
         </w:tc>
@@ -14162,2007 +17084,7 @@
           <w:szCs w:val="32"/>
           <w:rFonts w:ascii="Calibri" w:cs="Calibri" w:eastAsia="Calibri" w:hAnsi="Calibri"/>
         </w:rPr>
-        <w:t xml:space="preserve">Section 6 — Flashcards</w:t>
-      </w:r>
-    </w:p>
-    <w:p>
-      <w:pPr>
-        <w:spacing w:after="160" w:line="264"/>
-        <w:jc w:val="both"/>
-      </w:pPr>
-      <w:r>
-        <w:rPr>
-          <w:i/>
-          <w:iCs/>
-          <w:color w:val="5A5A5A"/>
-          <w:sz w:val="19"/>
-          <w:szCs w:val="19"/>
-          <w:rFonts w:ascii="Calibri" w:cs="Calibri" w:eastAsia="Calibri" w:hAnsi="Calibri"/>
-        </w:rPr>
-        <w:t xml:space="preserve">Cover the back of each card and recall it from the front. All cards are drawn from Chapter 9 of the CTAL-SEC 2016 syllabus. Target: three clean passes before exam day.</w:t>
-      </w:r>
-    </w:p>
-    <w:tbl>
-      <w:tblPr>
-        <w:tblW w:type="dxa" w:w="9638"/>
-        <w:tblBorders>
-          <w:top w:val="single" w:color="B9C6DA" w:sz="3"/>
-          <w:left w:val="single" w:color="B9C6DA" w:sz="3"/>
-          <w:bottom w:val="single" w:color="B9C6DA" w:sz="3"/>
-          <w:right w:val="single" w:color="B9C6DA" w:sz="3"/>
-          <w:insideH w:val="single" w:color="B9C6DA" w:sz="3"/>
-          <w:insideV w:val="single" w:color="B9C6DA" w:sz="3"/>
-        </w:tblBorders>
-      </w:tblPr>
-      <w:tblGrid>
-        <w:gridCol w:w="900"/>
-        <w:gridCol w:w="8738"/>
-      </w:tblGrid>
-      <w:tr>
-        <w:tc>
-          <w:tcPr>
-            <w:tcW w:type="dxa" w:w="900"/>
-            <w:shd w:fill="1F3864" w:color="auto" w:val="clear"/>
-            <w:tcMar>
-              <w:top w:type="dxa" w:w="70"/>
-              <w:left w:type="dxa" w:w="90"/>
-              <w:bottom w:type="dxa" w:w="70"/>
-              <w:right w:type="dxa" w:w="90"/>
-            </w:tcMar>
-          </w:tcPr>
-          <w:p>
-            <w:pPr>
-              <w:spacing w:after="0" w:line="250"/>
-            </w:pPr>
-            <w:r>
-              <w:rPr>
-                <w:b/>
-                <w:bCs/>
-                <w:color w:val="FFFFFF"/>
-                <w:sz w:val="16"/>
-                <w:szCs w:val="16"/>
-                <w:rFonts w:ascii="Calibri" w:cs="Calibri" w:eastAsia="Calibri" w:hAnsi="Calibri"/>
-              </w:rPr>
-              <w:t xml:space="preserve">FRONT</w:t>
-            </w:r>
-          </w:p>
-        </w:tc>
-        <w:tc>
-          <w:tcPr>
-            <w:tcW w:type="dxa" w:w="8738"/>
-            <w:shd w:fill="F5F8FC" w:color="auto" w:val="clear"/>
-            <w:tcMar>
-              <w:top w:type="dxa" w:w="70"/>
-              <w:left w:type="dxa" w:w="90"/>
-              <w:bottom w:type="dxa" w:w="70"/>
-              <w:right w:type="dxa" w:w="90"/>
-            </w:tcMar>
-          </w:tcPr>
-          <w:p>
-            <w:pPr>
-              <w:spacing w:after="0" w:line="250"/>
-            </w:pPr>
-            <w:r>
-              <w:rPr>
-                <w:b/>
-                <w:bCs/>
-                <w:sz w:val="18"/>
-                <w:szCs w:val="18"/>
-                <w:rFonts w:ascii="Calibri" w:cs="Calibri" w:eastAsia="Calibri" w:hAnsi="Calibri"/>
-              </w:rPr>
-              <w:t xml:space="preserve">1. Define a consensus-based standard.</w:t>
-            </w:r>
-          </w:p>
-        </w:tc>
-      </w:tr>
-      <w:tr>
-        <w:tc>
-          <w:tcPr>
-            <w:tcW w:type="dxa" w:w="900"/>
-            <w:shd w:fill="EAF0F8" w:color="auto" w:val="clear"/>
-            <w:tcMar>
-              <w:top w:type="dxa" w:w="70"/>
-              <w:left w:type="dxa" w:w="90"/>
-              <w:bottom w:type="dxa" w:w="70"/>
-              <w:right w:type="dxa" w:w="90"/>
-            </w:tcMar>
-          </w:tcPr>
-          <w:p>
-            <w:pPr>
-              <w:spacing w:after="0" w:line="250"/>
-            </w:pPr>
-            <w:r>
-              <w:rPr>
-                <w:b/>
-                <w:bCs/>
-                <w:sz w:val="16"/>
-                <w:szCs w:val="16"/>
-                <w:rFonts w:ascii="Calibri" w:cs="Calibri" w:eastAsia="Calibri" w:hAnsi="Calibri"/>
-              </w:rPr>
-              <w:t xml:space="preserve">BACK</w:t>
-            </w:r>
-          </w:p>
-        </w:tc>
-        <w:tc>
-          <w:tcPr>
-            <w:tcW w:type="dxa" w:w="8738"/>
-            <w:tcMar>
-              <w:top w:type="dxa" w:w="70"/>
-              <w:left w:type="dxa" w:w="90"/>
-              <w:bottom w:type="dxa" w:w="70"/>
-              <w:right w:type="dxa" w:w="90"/>
-            </w:tcMar>
-          </w:tcPr>
-          <w:p>
-            <w:pPr>
-              <w:spacing w:after="0" w:line="250"/>
-            </w:pPr>
-            <w:r>
-              <w:rPr>
-                <w:b/>
-                <w:bCs/>
-                <w:sz w:val="17"/>
-                <w:szCs w:val="17"/>
-                <w:rFonts w:ascii="Calibri" w:cs="Calibri" w:eastAsia="Calibri" w:hAnsi="Calibri"/>
-              </w:rPr>
-              <w:t xml:space="preserve">The considered opinion of a knowledgeable body of experts</w:t>
-            </w:r>
-            <w:r>
-              <w:rPr>
-                <w:sz w:val="17"/>
-                <w:szCs w:val="17"/>
-                <w:rFonts w:ascii="Calibri" w:cs="Calibri" w:eastAsia="Calibri" w:hAnsi="Calibri"/>
-              </w:rPr>
-              <w:t xml:space="preserve">, made available for </w:t>
-            </w:r>
-            <w:r>
-              <w:rPr>
-                <w:b/>
-                <w:bCs/>
-                <w:sz w:val="17"/>
-                <w:szCs w:val="17"/>
-                <w:rFonts w:ascii="Calibri" w:cs="Calibri" w:eastAsia="Calibri" w:hAnsi="Calibri"/>
-              </w:rPr>
-              <w:t xml:space="preserve">voluntary</w:t>
-            </w:r>
-            <w:r>
-              <w:rPr>
-                <w:sz w:val="17"/>
-                <w:szCs w:val="17"/>
-                <w:rFonts w:ascii="Calibri" w:cs="Calibri" w:eastAsia="Calibri" w:hAnsi="Calibri"/>
-              </w:rPr>
-              <w:t xml:space="preserve"> use in </w:t>
-            </w:r>
-            <w:r>
-              <w:rPr>
-                <w:b/>
-                <w:bCs/>
-                <w:sz w:val="17"/>
-                <w:szCs w:val="17"/>
-                <w:rFonts w:ascii="Calibri" w:cs="Calibri" w:eastAsia="Calibri" w:hAnsi="Calibri"/>
-              </w:rPr>
-              <w:t xml:space="preserve">contractual agreements between suppliers and customers</w:t>
-            </w:r>
-            <w:r>
-              <w:rPr>
-                <w:sz w:val="17"/>
-                <w:szCs w:val="17"/>
-                <w:rFonts w:ascii="Calibri" w:cs="Calibri" w:eastAsia="Calibri" w:hAnsi="Calibri"/>
-              </w:rPr>
-              <w:t xml:space="preserve">.</w:t>
-            </w:r>
-          </w:p>
-        </w:tc>
-      </w:tr>
-      <w:tr>
-        <w:tc>
-          <w:tcPr>
-            <w:tcW w:type="dxa" w:w="900"/>
-            <w:shd w:fill="1F3864" w:color="auto" w:val="clear"/>
-            <w:tcMar>
-              <w:top w:type="dxa" w:w="70"/>
-              <w:left w:type="dxa" w:w="90"/>
-              <w:bottom w:type="dxa" w:w="70"/>
-              <w:right w:type="dxa" w:w="90"/>
-            </w:tcMar>
-          </w:tcPr>
-          <w:p>
-            <w:pPr>
-              <w:spacing w:after="0" w:line="250"/>
-            </w:pPr>
-            <w:r>
-              <w:rPr>
-                <w:b/>
-                <w:bCs/>
-                <w:color w:val="FFFFFF"/>
-                <w:sz w:val="16"/>
-                <w:szCs w:val="16"/>
-                <w:rFonts w:ascii="Calibri" w:cs="Calibri" w:eastAsia="Calibri" w:hAnsi="Calibri"/>
-              </w:rPr>
-              <w:t xml:space="preserve">FRONT</w:t>
-            </w:r>
-          </w:p>
-        </w:tc>
-        <w:tc>
-          <w:tcPr>
-            <w:tcW w:type="dxa" w:w="8738"/>
-            <w:shd w:fill="F5F8FC" w:color="auto" w:val="clear"/>
-            <w:tcMar>
-              <w:top w:type="dxa" w:w="70"/>
-              <w:left w:type="dxa" w:w="90"/>
-              <w:bottom w:type="dxa" w:w="70"/>
-              <w:right w:type="dxa" w:w="90"/>
-            </w:tcMar>
-          </w:tcPr>
-          <w:p>
-            <w:pPr>
-              <w:spacing w:after="0" w:line="250"/>
-            </w:pPr>
-            <w:r>
-              <w:rPr>
-                <w:b/>
-                <w:bCs/>
-                <w:sz w:val="18"/>
-                <w:szCs w:val="18"/>
-                <w:rFonts w:ascii="Calibri" w:cs="Calibri" w:eastAsia="Calibri" w:hAnsi="Calibri"/>
-              </w:rPr>
-              <w:t xml:space="preserve">2. Lesser “standards” come from…?</w:t>
-            </w:r>
-          </w:p>
-        </w:tc>
-      </w:tr>
-      <w:tr>
-        <w:tc>
-          <w:tcPr>
-            <w:tcW w:type="dxa" w:w="900"/>
-            <w:shd w:fill="EAF0F8" w:color="auto" w:val="clear"/>
-            <w:tcMar>
-              <w:top w:type="dxa" w:w="70"/>
-              <w:left w:type="dxa" w:w="90"/>
-              <w:bottom w:type="dxa" w:w="70"/>
-              <w:right w:type="dxa" w:w="90"/>
-            </w:tcMar>
-          </w:tcPr>
-          <w:p>
-            <w:pPr>
-              <w:spacing w:after="0" w:line="250"/>
-            </w:pPr>
-            <w:r>
-              <w:rPr>
-                <w:b/>
-                <w:bCs/>
-                <w:sz w:val="16"/>
-                <w:szCs w:val="16"/>
-                <w:rFonts w:ascii="Calibri" w:cs="Calibri" w:eastAsia="Calibri" w:hAnsi="Calibri"/>
-              </w:rPr>
-              <w:t xml:space="preserve">BACK</w:t>
-            </w:r>
-          </w:p>
-        </w:tc>
-        <w:tc>
-          <w:tcPr>
-            <w:tcW w:type="dxa" w:w="8738"/>
-            <w:tcMar>
-              <w:top w:type="dxa" w:w="70"/>
-              <w:left w:type="dxa" w:w="90"/>
-              <w:bottom w:type="dxa" w:w="70"/>
-              <w:right w:type="dxa" w:w="90"/>
-            </w:tcMar>
-          </w:tcPr>
-          <w:p>
-            <w:pPr>
-              <w:spacing w:after="0" w:line="250"/>
-            </w:pPr>
-            <w:r>
-              <w:rPr>
-                <w:b/>
-                <w:bCs/>
-                <w:sz w:val="17"/>
-                <w:szCs w:val="17"/>
-                <w:rFonts w:ascii="Calibri" w:cs="Calibri" w:eastAsia="Calibri" w:hAnsi="Calibri"/>
-              </w:rPr>
-              <w:t xml:space="preserve">Informal or self-identified groups</w:t>
-            </w:r>
-            <w:r>
-              <w:rPr>
-                <w:sz w:val="17"/>
-                <w:szCs w:val="17"/>
-                <w:rFonts w:ascii="Calibri" w:cs="Calibri" w:eastAsia="Calibri" w:hAnsi="Calibri"/>
-              </w:rPr>
-              <w:t xml:space="preserve"> — may be </w:t>
-            </w:r>
-            <w:r>
-              <w:rPr>
-                <w:b/>
-                <w:bCs/>
-                <w:sz w:val="17"/>
-                <w:szCs w:val="17"/>
-                <w:rFonts w:ascii="Calibri" w:cs="Calibri" w:eastAsia="Calibri" w:hAnsi="Calibri"/>
-              </w:rPr>
-              <w:t xml:space="preserve">vendor-specific</w:t>
-            </w:r>
-            <w:r>
-              <w:rPr>
-                <w:sz w:val="17"/>
-                <w:szCs w:val="17"/>
-                <w:rFonts w:ascii="Calibri" w:cs="Calibri" w:eastAsia="Calibri" w:hAnsi="Calibri"/>
-              </w:rPr>
-              <w:t xml:space="preserve">.</w:t>
-            </w:r>
-          </w:p>
-        </w:tc>
-      </w:tr>
-      <w:tr>
-        <w:tc>
-          <w:tcPr>
-            <w:tcW w:type="dxa" w:w="900"/>
-            <w:shd w:fill="1F3864" w:color="auto" w:val="clear"/>
-            <w:tcMar>
-              <w:top w:type="dxa" w:w="70"/>
-              <w:left w:type="dxa" w:w="90"/>
-              <w:bottom w:type="dxa" w:w="70"/>
-              <w:right w:type="dxa" w:w="90"/>
-            </w:tcMar>
-          </w:tcPr>
-          <w:p>
-            <w:pPr>
-              <w:spacing w:after="0" w:line="250"/>
-            </w:pPr>
-            <w:r>
-              <w:rPr>
-                <w:b/>
-                <w:bCs/>
-                <w:color w:val="FFFFFF"/>
-                <w:sz w:val="16"/>
-                <w:szCs w:val="16"/>
-                <w:rFonts w:ascii="Calibri" w:cs="Calibri" w:eastAsia="Calibri" w:hAnsi="Calibri"/>
-              </w:rPr>
-              <w:t xml:space="preserve">FRONT</w:t>
-            </w:r>
-          </w:p>
-        </w:tc>
-        <w:tc>
-          <w:tcPr>
-            <w:tcW w:type="dxa" w:w="8738"/>
-            <w:shd w:fill="F5F8FC" w:color="auto" w:val="clear"/>
-            <w:tcMar>
-              <w:top w:type="dxa" w:w="70"/>
-              <w:left w:type="dxa" w:w="90"/>
-              <w:bottom w:type="dxa" w:w="70"/>
-              <w:right w:type="dxa" w:w="90"/>
-            </w:tcMar>
-          </w:tcPr>
-          <w:p>
-            <w:pPr>
-              <w:spacing w:after="0" w:line="250"/>
-            </w:pPr>
-            <w:r>
-              <w:rPr>
-                <w:b/>
-                <w:bCs/>
-                <w:sz w:val="18"/>
-                <w:szCs w:val="18"/>
-                <w:rFonts w:ascii="Calibri" w:cs="Calibri" w:eastAsia="Calibri" w:hAnsi="Calibri"/>
-              </w:rPr>
-              <w:t xml:space="preserve">3. Regulated industries named?</w:t>
-            </w:r>
-          </w:p>
-        </w:tc>
-      </w:tr>
-      <w:tr>
-        <w:tc>
-          <w:tcPr>
-            <w:tcW w:type="dxa" w:w="900"/>
-            <w:shd w:fill="EAF0F8" w:color="auto" w:val="clear"/>
-            <w:tcMar>
-              <w:top w:type="dxa" w:w="70"/>
-              <w:left w:type="dxa" w:w="90"/>
-              <w:bottom w:type="dxa" w:w="70"/>
-              <w:right w:type="dxa" w:w="90"/>
-            </w:tcMar>
-          </w:tcPr>
-          <w:p>
-            <w:pPr>
-              <w:spacing w:after="0" w:line="250"/>
-            </w:pPr>
-            <w:r>
-              <w:rPr>
-                <w:b/>
-                <w:bCs/>
-                <w:sz w:val="16"/>
-                <w:szCs w:val="16"/>
-                <w:rFonts w:ascii="Calibri" w:cs="Calibri" w:eastAsia="Calibri" w:hAnsi="Calibri"/>
-              </w:rPr>
-              <w:t xml:space="preserve">BACK</w:t>
-            </w:r>
-          </w:p>
-        </w:tc>
-        <w:tc>
-          <w:tcPr>
-            <w:tcW w:type="dxa" w:w="8738"/>
-            <w:tcMar>
-              <w:top w:type="dxa" w:w="70"/>
-              <w:left w:type="dxa" w:w="90"/>
-              <w:bottom w:type="dxa" w:w="70"/>
-              <w:right w:type="dxa" w:w="90"/>
-            </w:tcMar>
-          </w:tcPr>
-          <w:p>
-            <w:pPr>
-              <w:spacing w:after="0" w:line="250"/>
-            </w:pPr>
-            <w:r>
-              <w:rPr>
-                <w:b/>
-                <w:bCs/>
-                <w:sz w:val="17"/>
-                <w:szCs w:val="17"/>
-                <w:rFonts w:ascii="Calibri" w:cs="Calibri" w:eastAsia="Calibri" w:hAnsi="Calibri"/>
-              </w:rPr>
-              <w:t xml:space="preserve">Medical, financial, transportation, energy.</w:t>
-            </w:r>
-          </w:p>
-        </w:tc>
-      </w:tr>
-      <w:tr>
-        <w:tc>
-          <w:tcPr>
-            <w:tcW w:type="dxa" w:w="900"/>
-            <w:shd w:fill="1F3864" w:color="auto" w:val="clear"/>
-            <w:tcMar>
-              <w:top w:type="dxa" w:w="70"/>
-              <w:left w:type="dxa" w:w="90"/>
-              <w:bottom w:type="dxa" w:w="70"/>
-              <w:right w:type="dxa" w:w="90"/>
-            </w:tcMar>
-          </w:tcPr>
-          <w:p>
-            <w:pPr>
-              <w:spacing w:after="0" w:line="250"/>
-            </w:pPr>
-            <w:r>
-              <w:rPr>
-                <w:b/>
-                <w:bCs/>
-                <w:color w:val="FFFFFF"/>
-                <w:sz w:val="16"/>
-                <w:szCs w:val="16"/>
-                <w:rFonts w:ascii="Calibri" w:cs="Calibri" w:eastAsia="Calibri" w:hAnsi="Calibri"/>
-              </w:rPr>
-              <w:t xml:space="preserve">FRONT</w:t>
-            </w:r>
-          </w:p>
-        </w:tc>
-        <w:tc>
-          <w:tcPr>
-            <w:tcW w:type="dxa" w:w="8738"/>
-            <w:shd w:fill="F5F8FC" w:color="auto" w:val="clear"/>
-            <w:tcMar>
-              <w:top w:type="dxa" w:w="70"/>
-              <w:left w:type="dxa" w:w="90"/>
-              <w:bottom w:type="dxa" w:w="70"/>
-              <w:right w:type="dxa" w:w="90"/>
-            </w:tcMar>
-          </w:tcPr>
-          <w:p>
-            <w:pPr>
-              <w:spacing w:after="0" w:line="250"/>
-            </w:pPr>
-            <w:r>
-              <w:rPr>
-                <w:b/>
-                <w:bCs/>
-                <w:sz w:val="18"/>
-                <w:szCs w:val="18"/>
-                <w:rFonts w:ascii="Calibri" w:cs="Calibri" w:eastAsia="Calibri" w:hAnsi="Calibri"/>
-              </w:rPr>
-              <w:t xml:space="preserve">4. Four benefits of security testing standards?</w:t>
-            </w:r>
-          </w:p>
-        </w:tc>
-      </w:tr>
-      <w:tr>
-        <w:tc>
-          <w:tcPr>
-            <w:tcW w:type="dxa" w:w="900"/>
-            <w:shd w:fill="EAF0F8" w:color="auto" w:val="clear"/>
-            <w:tcMar>
-              <w:top w:type="dxa" w:w="70"/>
-              <w:left w:type="dxa" w:w="90"/>
-              <w:bottom w:type="dxa" w:w="70"/>
-              <w:right w:type="dxa" w:w="90"/>
-            </w:tcMar>
-          </w:tcPr>
-          <w:p>
-            <w:pPr>
-              <w:spacing w:after="0" w:line="250"/>
-            </w:pPr>
-            <w:r>
-              <w:rPr>
-                <w:b/>
-                <w:bCs/>
-                <w:sz w:val="16"/>
-                <w:szCs w:val="16"/>
-                <w:rFonts w:ascii="Calibri" w:cs="Calibri" w:eastAsia="Calibri" w:hAnsi="Calibri"/>
-              </w:rPr>
-              <w:t xml:space="preserve">BACK</w:t>
-            </w:r>
-          </w:p>
-        </w:tc>
-        <w:tc>
-          <w:tcPr>
-            <w:tcW w:type="dxa" w:w="8738"/>
-            <w:tcMar>
-              <w:top w:type="dxa" w:w="70"/>
-              <w:left w:type="dxa" w:w="90"/>
-              <w:bottom w:type="dxa" w:w="70"/>
-              <w:right w:type="dxa" w:w="90"/>
-            </w:tcMar>
-          </w:tcPr>
-          <w:p>
-            <w:pPr>
-              <w:spacing w:after="0" w:line="250"/>
-            </w:pPr>
-            <w:r>
-              <w:rPr>
-                <w:b/>
-                <w:bCs/>
-                <w:sz w:val="17"/>
-                <w:szCs w:val="17"/>
-                <w:rFonts w:ascii="Calibri" w:cs="Calibri" w:eastAsia="Calibri" w:hAnsi="Calibri"/>
-              </w:rPr>
-              <w:t xml:space="preserve">Framework (no blank page) · effective defenses and how to test common attacks · tailorable · demonstrate due diligence.</w:t>
-            </w:r>
-          </w:p>
-        </w:tc>
-      </w:tr>
-      <w:tr>
-        <w:tc>
-          <w:tcPr>
-            <w:tcW w:type="dxa" w:w="900"/>
-            <w:shd w:fill="1F3864" w:color="auto" w:val="clear"/>
-            <w:tcMar>
-              <w:top w:type="dxa" w:w="70"/>
-              <w:left w:type="dxa" w:w="90"/>
-              <w:bottom w:type="dxa" w:w="70"/>
-              <w:right w:type="dxa" w:w="90"/>
-            </w:tcMar>
-          </w:tcPr>
-          <w:p>
-            <w:pPr>
-              <w:spacing w:after="0" w:line="250"/>
-            </w:pPr>
-            <w:r>
-              <w:rPr>
-                <w:b/>
-                <w:bCs/>
-                <w:color w:val="FFFFFF"/>
-                <w:sz w:val="16"/>
-                <w:szCs w:val="16"/>
-                <w:rFonts w:ascii="Calibri" w:cs="Calibri" w:eastAsia="Calibri" w:hAnsi="Calibri"/>
-              </w:rPr>
-              <w:t xml:space="preserve">FRONT</w:t>
-            </w:r>
-          </w:p>
-        </w:tc>
-        <w:tc>
-          <w:tcPr>
-            <w:tcW w:type="dxa" w:w="8738"/>
-            <w:shd w:fill="F5F8FC" w:color="auto" w:val="clear"/>
-            <w:tcMar>
-              <w:top w:type="dxa" w:w="70"/>
-              <w:left w:type="dxa" w:w="90"/>
-              <w:bottom w:type="dxa" w:w="70"/>
-              <w:right w:type="dxa" w:w="90"/>
-            </w:tcMar>
-          </w:tcPr>
-          <w:p>
-            <w:pPr>
-              <w:spacing w:after="0" w:line="250"/>
-            </w:pPr>
-            <w:r>
-              <w:rPr>
-                <w:b/>
-                <w:bCs/>
-                <w:sz w:val="18"/>
-                <w:szCs w:val="18"/>
-                <w:rFonts w:ascii="Calibri" w:cs="Calibri" w:eastAsia="Calibri" w:hAnsi="Calibri"/>
-              </w:rPr>
-              <w:t xml:space="preserve">5. Standards in regulated activities?</w:t>
-            </w:r>
-          </w:p>
-        </w:tc>
-      </w:tr>
-      <w:tr>
-        <w:tc>
-          <w:tcPr>
-            <w:tcW w:type="dxa" w:w="900"/>
-            <w:shd w:fill="EAF0F8" w:color="auto" w:val="clear"/>
-            <w:tcMar>
-              <w:top w:type="dxa" w:w="70"/>
-              <w:left w:type="dxa" w:w="90"/>
-              <w:bottom w:type="dxa" w:w="70"/>
-              <w:right w:type="dxa" w:w="90"/>
-            </w:tcMar>
-          </w:tcPr>
-          <w:p>
-            <w:pPr>
-              <w:spacing w:after="0" w:line="250"/>
-            </w:pPr>
-            <w:r>
-              <w:rPr>
-                <w:b/>
-                <w:bCs/>
-                <w:sz w:val="16"/>
-                <w:szCs w:val="16"/>
-                <w:rFonts w:ascii="Calibri" w:cs="Calibri" w:eastAsia="Calibri" w:hAnsi="Calibri"/>
-              </w:rPr>
-              <w:t xml:space="preserve">BACK</w:t>
-            </w:r>
-          </w:p>
-        </w:tc>
-        <w:tc>
-          <w:tcPr>
-            <w:tcW w:type="dxa" w:w="8738"/>
-            <w:tcMar>
-              <w:top w:type="dxa" w:w="70"/>
-              <w:left w:type="dxa" w:w="90"/>
-              <w:bottom w:type="dxa" w:w="70"/>
-              <w:right w:type="dxa" w:w="90"/>
-            </w:tcMar>
-          </w:tcPr>
-          <w:p>
-            <w:pPr>
-              <w:spacing w:after="0" w:line="250"/>
-            </w:pPr>
-            <w:r>
-              <w:rPr>
-                <w:sz w:val="17"/>
-                <w:szCs w:val="17"/>
-                <w:rFonts w:ascii="Calibri" w:cs="Calibri" w:eastAsia="Calibri" w:hAnsi="Calibri"/>
-              </w:rPr>
-              <w:t xml:space="preserve">Obligation to comply; failure can </w:t>
-            </w:r>
-            <w:r>
-              <w:rPr>
-                <w:b/>
-                <w:bCs/>
-                <w:sz w:val="17"/>
-                <w:szCs w:val="17"/>
-                <w:rFonts w:ascii="Calibri" w:cs="Calibri" w:eastAsia="Calibri" w:hAnsi="Calibri"/>
-              </w:rPr>
-              <w:t xml:space="preserve">delay or prevent approval</w:t>
-            </w:r>
-            <w:r>
-              <w:rPr>
-                <w:sz w:val="17"/>
-                <w:szCs w:val="17"/>
-                <w:rFonts w:ascii="Calibri" w:cs="Calibri" w:eastAsia="Calibri" w:hAnsi="Calibri"/>
-              </w:rPr>
-              <w:t xml:space="preserve"> and bring </w:t>
-            </w:r>
-            <w:r>
-              <w:rPr>
-                <w:b/>
-                <w:bCs/>
-                <w:sz w:val="17"/>
-                <w:szCs w:val="17"/>
-                <w:rFonts w:ascii="Calibri" w:cs="Calibri" w:eastAsia="Calibri" w:hAnsi="Calibri"/>
-              </w:rPr>
-              <w:t xml:space="preserve">financial or criminal sanctions</w:t>
-            </w:r>
-            <w:r>
-              <w:rPr>
-                <w:sz w:val="17"/>
-                <w:szCs w:val="17"/>
-                <w:rFonts w:ascii="Calibri" w:cs="Calibri" w:eastAsia="Calibri" w:hAnsi="Calibri"/>
-              </w:rPr>
-              <w:t xml:space="preserve">.</w:t>
-            </w:r>
-          </w:p>
-        </w:tc>
-      </w:tr>
-      <w:tr>
-        <w:tc>
-          <w:tcPr>
-            <w:tcW w:type="dxa" w:w="900"/>
-            <w:shd w:fill="1F3864" w:color="auto" w:val="clear"/>
-            <w:tcMar>
-              <w:top w:type="dxa" w:w="70"/>
-              <w:left w:type="dxa" w:w="90"/>
-              <w:bottom w:type="dxa" w:w="70"/>
-              <w:right w:type="dxa" w:w="90"/>
-            </w:tcMar>
-          </w:tcPr>
-          <w:p>
-            <w:pPr>
-              <w:spacing w:after="0" w:line="250"/>
-            </w:pPr>
-            <w:r>
-              <w:rPr>
-                <w:b/>
-                <w:bCs/>
-                <w:color w:val="FFFFFF"/>
-                <w:sz w:val="16"/>
-                <w:szCs w:val="16"/>
-                <w:rFonts w:ascii="Calibri" w:cs="Calibri" w:eastAsia="Calibri" w:hAnsi="Calibri"/>
-              </w:rPr>
-              <w:t xml:space="preserve">FRONT</w:t>
-            </w:r>
-          </w:p>
-        </w:tc>
-        <w:tc>
-          <w:tcPr>
-            <w:tcW w:type="dxa" w:w="8738"/>
-            <w:shd w:fill="F5F8FC" w:color="auto" w:val="clear"/>
-            <w:tcMar>
-              <w:top w:type="dxa" w:w="70"/>
-              <w:left w:type="dxa" w:w="90"/>
-              <w:bottom w:type="dxa" w:w="70"/>
-              <w:right w:type="dxa" w:w="90"/>
-            </w:tcMar>
-          </w:tcPr>
-          <w:p>
-            <w:pPr>
-              <w:spacing w:after="0" w:line="250"/>
-            </w:pPr>
-            <w:r>
-              <w:rPr>
-                <w:b/>
-                <w:bCs/>
-                <w:sz w:val="18"/>
-                <w:szCs w:val="18"/>
-                <w:rFonts w:ascii="Calibri" w:cs="Calibri" w:eastAsia="Calibri" w:hAnsi="Calibri"/>
-              </w:rPr>
-              <w:t xml:space="preserve">6. Standards in contracts?</w:t>
-            </w:r>
-          </w:p>
-        </w:tc>
-      </w:tr>
-      <w:tr>
-        <w:tc>
-          <w:tcPr>
-            <w:tcW w:type="dxa" w:w="900"/>
-            <w:shd w:fill="EAF0F8" w:color="auto" w:val="clear"/>
-            <w:tcMar>
-              <w:top w:type="dxa" w:w="70"/>
-              <w:left w:type="dxa" w:w="90"/>
-              <w:bottom w:type="dxa" w:w="70"/>
-              <w:right w:type="dxa" w:w="90"/>
-            </w:tcMar>
-          </w:tcPr>
-          <w:p>
-            <w:pPr>
-              <w:spacing w:after="0" w:line="250"/>
-            </w:pPr>
-            <w:r>
-              <w:rPr>
-                <w:b/>
-                <w:bCs/>
-                <w:sz w:val="16"/>
-                <w:szCs w:val="16"/>
-                <w:rFonts w:ascii="Calibri" w:cs="Calibri" w:eastAsia="Calibri" w:hAnsi="Calibri"/>
-              </w:rPr>
-              <w:t xml:space="preserve">BACK</w:t>
-            </w:r>
-          </w:p>
-        </w:tc>
-        <w:tc>
-          <w:tcPr>
-            <w:tcW w:type="dxa" w:w="8738"/>
-            <w:tcMar>
-              <w:top w:type="dxa" w:w="70"/>
-              <w:left w:type="dxa" w:w="90"/>
-              <w:bottom w:type="dxa" w:w="70"/>
-              <w:right w:type="dxa" w:w="90"/>
-            </w:tcMar>
-          </w:tcPr>
-          <w:p>
-            <w:pPr>
-              <w:spacing w:after="0" w:line="250"/>
-            </w:pPr>
-            <w:r>
-              <w:rPr>
-                <w:b/>
-                <w:bCs/>
-                <w:sz w:val="17"/>
-                <w:szCs w:val="17"/>
-                <w:rFonts w:ascii="Calibri" w:cs="Calibri" w:eastAsia="Calibri" w:hAnsi="Calibri"/>
-              </w:rPr>
-              <w:t xml:space="preserve">A reasonable and convenient basis for negotiation — a starting point.</w:t>
-            </w:r>
-          </w:p>
-        </w:tc>
-      </w:tr>
-      <w:tr>
-        <w:tc>
-          <w:tcPr>
-            <w:tcW w:type="dxa" w:w="900"/>
-            <w:shd w:fill="1F3864" w:color="auto" w:val="clear"/>
-            <w:tcMar>
-              <w:top w:type="dxa" w:w="70"/>
-              <w:left w:type="dxa" w:w="90"/>
-              <w:bottom w:type="dxa" w:w="70"/>
-              <w:right w:type="dxa" w:w="90"/>
-            </w:tcMar>
-          </w:tcPr>
-          <w:p>
-            <w:pPr>
-              <w:spacing w:after="0" w:line="250"/>
-            </w:pPr>
-            <w:r>
-              <w:rPr>
-                <w:b/>
-                <w:bCs/>
-                <w:color w:val="FFFFFF"/>
-                <w:sz w:val="16"/>
-                <w:szCs w:val="16"/>
-                <w:rFonts w:ascii="Calibri" w:cs="Calibri" w:eastAsia="Calibri" w:hAnsi="Calibri"/>
-              </w:rPr>
-              <w:t xml:space="preserve">FRONT</w:t>
-            </w:r>
-          </w:p>
-        </w:tc>
-        <w:tc>
-          <w:tcPr>
-            <w:tcW w:type="dxa" w:w="8738"/>
-            <w:shd w:fill="F5F8FC" w:color="auto" w:val="clear"/>
-            <w:tcMar>
-              <w:top w:type="dxa" w:w="70"/>
-              <w:left w:type="dxa" w:w="90"/>
-              <w:bottom w:type="dxa" w:w="70"/>
-              <w:right w:type="dxa" w:w="90"/>
-            </w:tcMar>
-          </w:tcPr>
-          <w:p>
-            <w:pPr>
-              <w:spacing w:after="0" w:line="250"/>
-            </w:pPr>
-            <w:r>
-              <w:rPr>
-                <w:b/>
-                <w:bCs/>
-                <w:sz w:val="18"/>
-                <w:szCs w:val="18"/>
-                <w:rFonts w:ascii="Calibri" w:cs="Calibri" w:eastAsia="Calibri" w:hAnsi="Calibri"/>
-              </w:rPr>
-              <w:t xml:space="preserve">7. If a contract was won by claiming compliance?</w:t>
-            </w:r>
-          </w:p>
-        </w:tc>
-      </w:tr>
-      <w:tr>
-        <w:tc>
-          <w:tcPr>
-            <w:tcW w:type="dxa" w:w="900"/>
-            <w:shd w:fill="EAF0F8" w:color="auto" w:val="clear"/>
-            <w:tcMar>
-              <w:top w:type="dxa" w:w="70"/>
-              <w:left w:type="dxa" w:w="90"/>
-              <w:bottom w:type="dxa" w:w="70"/>
-              <w:right w:type="dxa" w:w="90"/>
-            </w:tcMar>
-          </w:tcPr>
-          <w:p>
-            <w:pPr>
-              <w:spacing w:after="0" w:line="250"/>
-            </w:pPr>
-            <w:r>
-              <w:rPr>
-                <w:b/>
-                <w:bCs/>
-                <w:sz w:val="16"/>
-                <w:szCs w:val="16"/>
-                <w:rFonts w:ascii="Calibri" w:cs="Calibri" w:eastAsia="Calibri" w:hAnsi="Calibri"/>
-              </w:rPr>
-              <w:t xml:space="preserve">BACK</w:t>
-            </w:r>
-          </w:p>
-        </w:tc>
-        <w:tc>
-          <w:tcPr>
-            <w:tcW w:type="dxa" w:w="8738"/>
-            <w:tcMar>
-              <w:top w:type="dxa" w:w="70"/>
-              <w:left w:type="dxa" w:w="90"/>
-              <w:bottom w:type="dxa" w:w="70"/>
-              <w:right w:type="dxa" w:w="90"/>
-            </w:tcMar>
-          </w:tcPr>
-          <w:p>
-            <w:pPr>
-              <w:spacing w:after="0" w:line="250"/>
-            </w:pPr>
-            <w:r>
-              <w:rPr>
-                <w:b/>
-                <w:bCs/>
-                <w:sz w:val="17"/>
-                <w:szCs w:val="17"/>
-                <w:rFonts w:ascii="Calibri" w:cs="Calibri" w:eastAsia="Calibri" w:hAnsi="Calibri"/>
-              </w:rPr>
-              <w:t xml:space="preserve">Follow the standards strictly and document any deviations.</w:t>
-            </w:r>
-          </w:p>
-        </w:tc>
-      </w:tr>
-      <w:tr>
-        <w:tc>
-          <w:tcPr>
-            <w:tcW w:type="dxa" w:w="900"/>
-            <w:shd w:fill="1F3864" w:color="auto" w:val="clear"/>
-            <w:tcMar>
-              <w:top w:type="dxa" w:w="70"/>
-              <w:left w:type="dxa" w:w="90"/>
-              <w:bottom w:type="dxa" w:w="70"/>
-              <w:right w:type="dxa" w:w="90"/>
-            </w:tcMar>
-          </w:tcPr>
-          <w:p>
-            <w:pPr>
-              <w:spacing w:after="0" w:line="250"/>
-            </w:pPr>
-            <w:r>
-              <w:rPr>
-                <w:b/>
-                <w:bCs/>
-                <w:color w:val="FFFFFF"/>
-                <w:sz w:val="16"/>
-                <w:szCs w:val="16"/>
-                <w:rFonts w:ascii="Calibri" w:cs="Calibri" w:eastAsia="Calibri" w:hAnsi="Calibri"/>
-              </w:rPr>
-              <w:t xml:space="preserve">FRONT</w:t>
-            </w:r>
-          </w:p>
-        </w:tc>
-        <w:tc>
-          <w:tcPr>
-            <w:tcW w:type="dxa" w:w="8738"/>
-            <w:shd w:fill="F5F8FC" w:color="auto" w:val="clear"/>
-            <w:tcMar>
-              <w:top w:type="dxa" w:w="70"/>
-              <w:left w:type="dxa" w:w="90"/>
-              <w:bottom w:type="dxa" w:w="70"/>
-              <w:right w:type="dxa" w:w="90"/>
-            </w:tcMar>
-          </w:tcPr>
-          <w:p>
-            <w:pPr>
-              <w:spacing w:after="0" w:line="250"/>
-            </w:pPr>
-            <w:r>
-              <w:rPr>
-                <w:b/>
-                <w:bCs/>
-                <w:sz w:val="18"/>
-                <w:szCs w:val="18"/>
-                <w:rFonts w:ascii="Calibri" w:cs="Calibri" w:eastAsia="Calibri" w:hAnsi="Calibri"/>
-              </w:rPr>
-              <w:t xml:space="preserve">8. How to select a standard?</w:t>
-            </w:r>
-          </w:p>
-        </w:tc>
-      </w:tr>
-      <w:tr>
-        <w:tc>
-          <w:tcPr>
-            <w:tcW w:type="dxa" w:w="900"/>
-            <w:shd w:fill="EAF0F8" w:color="auto" w:val="clear"/>
-            <w:tcMar>
-              <w:top w:type="dxa" w:w="70"/>
-              <w:left w:type="dxa" w:w="90"/>
-              <w:bottom w:type="dxa" w:w="70"/>
-              <w:right w:type="dxa" w:w="90"/>
-            </w:tcMar>
-          </w:tcPr>
-          <w:p>
-            <w:pPr>
-              <w:spacing w:after="0" w:line="250"/>
-            </w:pPr>
-            <w:r>
-              <w:rPr>
-                <w:b/>
-                <w:bCs/>
-                <w:sz w:val="16"/>
-                <w:szCs w:val="16"/>
-                <w:rFonts w:ascii="Calibri" w:cs="Calibri" w:eastAsia="Calibri" w:hAnsi="Calibri"/>
-              </w:rPr>
-              <w:t xml:space="preserve">BACK</w:t>
-            </w:r>
-          </w:p>
-        </w:tc>
-        <w:tc>
-          <w:tcPr>
-            <w:tcW w:type="dxa" w:w="8738"/>
-            <w:tcMar>
-              <w:top w:type="dxa" w:w="70"/>
-              <w:left w:type="dxa" w:w="90"/>
-              <w:bottom w:type="dxa" w:w="70"/>
-              <w:right w:type="dxa" w:w="90"/>
-            </w:tcMar>
-          </w:tcPr>
-          <w:p>
-            <w:pPr>
-              <w:spacing w:after="0" w:line="250"/>
-            </w:pPr>
-            <w:r>
-              <w:rPr>
-                <w:sz w:val="17"/>
-                <w:szCs w:val="17"/>
-                <w:rFonts w:ascii="Calibri" w:cs="Calibri" w:eastAsia="Calibri" w:hAnsi="Calibri"/>
-              </w:rPr>
-              <w:t xml:space="preserve">Research the most appropriate for </w:t>
-            </w:r>
-            <w:r>
-              <w:rPr>
-                <w:b/>
-                <w:bCs/>
-                <w:sz w:val="17"/>
-                <w:szCs w:val="17"/>
-                <w:rFonts w:ascii="Calibri" w:cs="Calibri" w:eastAsia="Calibri" w:hAnsi="Calibri"/>
-              </w:rPr>
-              <w:t xml:space="preserve">systems, applications, sensitive assets, risk level, compliance requirements</w:t>
-            </w:r>
-            <w:r>
-              <w:rPr>
-                <w:sz w:val="17"/>
-                <w:szCs w:val="17"/>
-                <w:rFonts w:ascii="Calibri" w:cs="Calibri" w:eastAsia="Calibri" w:hAnsi="Calibri"/>
-              </w:rPr>
-              <w:t xml:space="preserve">; </w:t>
-            </w:r>
-            <w:r>
-              <w:rPr>
-                <w:b/>
-                <w:bCs/>
-                <w:sz w:val="17"/>
-                <w:szCs w:val="17"/>
-                <w:rFonts w:ascii="Calibri" w:cs="Calibri" w:eastAsia="Calibri" w:hAnsi="Calibri"/>
-              </w:rPr>
-              <w:t xml:space="preserve">tailor</w:t>
-            </w:r>
-            <w:r>
-              <w:rPr>
-                <w:sz w:val="17"/>
-                <w:szCs w:val="17"/>
-                <w:rFonts w:ascii="Calibri" w:cs="Calibri" w:eastAsia="Calibri" w:hAnsi="Calibri"/>
-              </w:rPr>
-              <w:t xml:space="preserve">.</w:t>
-            </w:r>
-          </w:p>
-        </w:tc>
-      </w:tr>
-      <w:tr>
-        <w:tc>
-          <w:tcPr>
-            <w:tcW w:type="dxa" w:w="900"/>
-            <w:shd w:fill="1F3864" w:color="auto" w:val="clear"/>
-            <w:tcMar>
-              <w:top w:type="dxa" w:w="70"/>
-              <w:left w:type="dxa" w:w="90"/>
-              <w:bottom w:type="dxa" w:w="70"/>
-              <w:right w:type="dxa" w:w="90"/>
-            </w:tcMar>
-          </w:tcPr>
-          <w:p>
-            <w:pPr>
-              <w:spacing w:after="0" w:line="250"/>
-            </w:pPr>
-            <w:r>
-              <w:rPr>
-                <w:b/>
-                <w:bCs/>
-                <w:color w:val="FFFFFF"/>
-                <w:sz w:val="16"/>
-                <w:szCs w:val="16"/>
-                <w:rFonts w:ascii="Calibri" w:cs="Calibri" w:eastAsia="Calibri" w:hAnsi="Calibri"/>
-              </w:rPr>
-              <w:t xml:space="preserve">FRONT</w:t>
-            </w:r>
-          </w:p>
-        </w:tc>
-        <w:tc>
-          <w:tcPr>
-            <w:tcW w:type="dxa" w:w="8738"/>
-            <w:shd w:fill="F5F8FC" w:color="auto" w:val="clear"/>
-            <w:tcMar>
-              <w:top w:type="dxa" w:w="70"/>
-              <w:left w:type="dxa" w:w="90"/>
-              <w:bottom w:type="dxa" w:w="70"/>
-              <w:right w:type="dxa" w:w="90"/>
-            </w:tcMar>
-          </w:tcPr>
-          <w:p>
-            <w:pPr>
-              <w:spacing w:after="0" w:line="250"/>
-            </w:pPr>
-            <w:r>
-              <w:rPr>
-                <w:b/>
-                <w:bCs/>
-                <w:sz w:val="18"/>
-                <w:szCs w:val="18"/>
-                <w:rFonts w:ascii="Calibri" w:cs="Calibri" w:eastAsia="Calibri" w:hAnsi="Calibri"/>
-              </w:rPr>
-              <w:t xml:space="preserve">9. “Shall”?</w:t>
-            </w:r>
-          </w:p>
-        </w:tc>
-      </w:tr>
-      <w:tr>
-        <w:tc>
-          <w:tcPr>
-            <w:tcW w:type="dxa" w:w="900"/>
-            <w:shd w:fill="EAF0F8" w:color="auto" w:val="clear"/>
-            <w:tcMar>
-              <w:top w:type="dxa" w:w="70"/>
-              <w:left w:type="dxa" w:w="90"/>
-              <w:bottom w:type="dxa" w:w="70"/>
-              <w:right w:type="dxa" w:w="90"/>
-            </w:tcMar>
-          </w:tcPr>
-          <w:p>
-            <w:pPr>
-              <w:spacing w:after="0" w:line="250"/>
-            </w:pPr>
-            <w:r>
-              <w:rPr>
-                <w:b/>
-                <w:bCs/>
-                <w:sz w:val="16"/>
-                <w:szCs w:val="16"/>
-                <w:rFonts w:ascii="Calibri" w:cs="Calibri" w:eastAsia="Calibri" w:hAnsi="Calibri"/>
-              </w:rPr>
-              <w:t xml:space="preserve">BACK</w:t>
-            </w:r>
-          </w:p>
-        </w:tc>
-        <w:tc>
-          <w:tcPr>
-            <w:tcW w:type="dxa" w:w="8738"/>
-            <w:tcMar>
-              <w:top w:type="dxa" w:w="70"/>
-              <w:left w:type="dxa" w:w="90"/>
-              <w:bottom w:type="dxa" w:w="70"/>
-              <w:right w:type="dxa" w:w="90"/>
-            </w:tcMar>
-          </w:tcPr>
-          <w:p>
-            <w:pPr>
-              <w:spacing w:after="0" w:line="250"/>
-            </w:pPr>
-            <w:r>
-              <w:rPr>
-                <w:b/>
-                <w:bCs/>
-                <w:sz w:val="17"/>
-                <w:szCs w:val="17"/>
-                <w:rFonts w:ascii="Calibri" w:cs="Calibri" w:eastAsia="Calibri" w:hAnsi="Calibri"/>
-              </w:rPr>
-              <w:t xml:space="preserve">Mandatory</w:t>
-            </w:r>
-            <w:r>
-              <w:rPr>
-                <w:sz w:val="17"/>
-                <w:szCs w:val="17"/>
-                <w:rFonts w:ascii="Calibri" w:cs="Calibri" w:eastAsia="Calibri" w:hAnsi="Calibri"/>
-              </w:rPr>
-              <w:t xml:space="preserve"> — required to conform (normative).</w:t>
-            </w:r>
-          </w:p>
-        </w:tc>
-      </w:tr>
-      <w:tr>
-        <w:tc>
-          <w:tcPr>
-            <w:tcW w:type="dxa" w:w="900"/>
-            <w:shd w:fill="1F3864" w:color="auto" w:val="clear"/>
-            <w:tcMar>
-              <w:top w:type="dxa" w:w="70"/>
-              <w:left w:type="dxa" w:w="90"/>
-              <w:bottom w:type="dxa" w:w="70"/>
-              <w:right w:type="dxa" w:w="90"/>
-            </w:tcMar>
-          </w:tcPr>
-          <w:p>
-            <w:pPr>
-              <w:spacing w:after="0" w:line="250"/>
-            </w:pPr>
-            <w:r>
-              <w:rPr>
-                <w:b/>
-                <w:bCs/>
-                <w:color w:val="FFFFFF"/>
-                <w:sz w:val="16"/>
-                <w:szCs w:val="16"/>
-                <w:rFonts w:ascii="Calibri" w:cs="Calibri" w:eastAsia="Calibri" w:hAnsi="Calibri"/>
-              </w:rPr>
-              <w:t xml:space="preserve">FRONT</w:t>
-            </w:r>
-          </w:p>
-        </w:tc>
-        <w:tc>
-          <w:tcPr>
-            <w:tcW w:type="dxa" w:w="8738"/>
-            <w:shd w:fill="F5F8FC" w:color="auto" w:val="clear"/>
-            <w:tcMar>
-              <w:top w:type="dxa" w:w="70"/>
-              <w:left w:type="dxa" w:w="90"/>
-              <w:bottom w:type="dxa" w:w="70"/>
-              <w:right w:type="dxa" w:w="90"/>
-            </w:tcMar>
-          </w:tcPr>
-          <w:p>
-            <w:pPr>
-              <w:spacing w:after="0" w:line="250"/>
-            </w:pPr>
-            <w:r>
-              <w:rPr>
-                <w:b/>
-                <w:bCs/>
-                <w:sz w:val="18"/>
-                <w:szCs w:val="18"/>
-                <w:rFonts w:ascii="Calibri" w:cs="Calibri" w:eastAsia="Calibri" w:hAnsi="Calibri"/>
-              </w:rPr>
-              <w:t xml:space="preserve">10. “Should” and “may”?</w:t>
-            </w:r>
-          </w:p>
-        </w:tc>
-      </w:tr>
-      <w:tr>
-        <w:tc>
-          <w:tcPr>
-            <w:tcW w:type="dxa" w:w="900"/>
-            <w:shd w:fill="EAF0F8" w:color="auto" w:val="clear"/>
-            <w:tcMar>
-              <w:top w:type="dxa" w:w="70"/>
-              <w:left w:type="dxa" w:w="90"/>
-              <w:bottom w:type="dxa" w:w="70"/>
-              <w:right w:type="dxa" w:w="90"/>
-            </w:tcMar>
-          </w:tcPr>
-          <w:p>
-            <w:pPr>
-              <w:spacing w:after="0" w:line="250"/>
-            </w:pPr>
-            <w:r>
-              <w:rPr>
-                <w:b/>
-                <w:bCs/>
-                <w:sz w:val="16"/>
-                <w:szCs w:val="16"/>
-                <w:rFonts w:ascii="Calibri" w:cs="Calibri" w:eastAsia="Calibri" w:hAnsi="Calibri"/>
-              </w:rPr>
-              <w:t xml:space="preserve">BACK</w:t>
-            </w:r>
-          </w:p>
-        </w:tc>
-        <w:tc>
-          <w:tcPr>
-            <w:tcW w:type="dxa" w:w="8738"/>
-            <w:tcMar>
-              <w:top w:type="dxa" w:w="70"/>
-              <w:left w:type="dxa" w:w="90"/>
-              <w:bottom w:type="dxa" w:w="70"/>
-              <w:right w:type="dxa" w:w="90"/>
-            </w:tcMar>
-          </w:tcPr>
-          <w:p>
-            <w:pPr>
-              <w:spacing w:after="0" w:line="250"/>
-            </w:pPr>
-            <w:r>
-              <w:rPr>
-                <w:b/>
-                <w:bCs/>
-                <w:sz w:val="17"/>
-                <w:szCs w:val="17"/>
-                <w:rFonts w:ascii="Calibri" w:cs="Calibri" w:eastAsia="Calibri" w:hAnsi="Calibri"/>
-              </w:rPr>
-              <w:t xml:space="preserve">Optional</w:t>
-            </w:r>
-            <w:r>
-              <w:rPr>
-                <w:sz w:val="17"/>
-                <w:szCs w:val="17"/>
-                <w:rFonts w:ascii="Calibri" w:cs="Calibri" w:eastAsia="Calibri" w:hAnsi="Calibri"/>
-              </w:rPr>
-              <w:t xml:space="preserve"> — not required to claim conformance (informative).</w:t>
-            </w:r>
-          </w:p>
-        </w:tc>
-      </w:tr>
-      <w:tr>
-        <w:tc>
-          <w:tcPr>
-            <w:tcW w:type="dxa" w:w="900"/>
-            <w:shd w:fill="1F3864" w:color="auto" w:val="clear"/>
-            <w:tcMar>
-              <w:top w:type="dxa" w:w="70"/>
-              <w:left w:type="dxa" w:w="90"/>
-              <w:bottom w:type="dxa" w:w="70"/>
-              <w:right w:type="dxa" w:w="90"/>
-            </w:tcMar>
-          </w:tcPr>
-          <w:p>
-            <w:pPr>
-              <w:spacing w:after="0" w:line="250"/>
-            </w:pPr>
-            <w:r>
-              <w:rPr>
-                <w:b/>
-                <w:bCs/>
-                <w:color w:val="FFFFFF"/>
-                <w:sz w:val="16"/>
-                <w:szCs w:val="16"/>
-                <w:rFonts w:ascii="Calibri" w:cs="Calibri" w:eastAsia="Calibri" w:hAnsi="Calibri"/>
-              </w:rPr>
-              <w:t xml:space="preserve">FRONT</w:t>
-            </w:r>
-          </w:p>
-        </w:tc>
-        <w:tc>
-          <w:tcPr>
-            <w:tcW w:type="dxa" w:w="8738"/>
-            <w:shd w:fill="F5F8FC" w:color="auto" w:val="clear"/>
-            <w:tcMar>
-              <w:top w:type="dxa" w:w="70"/>
-              <w:left w:type="dxa" w:w="90"/>
-              <w:bottom w:type="dxa" w:w="70"/>
-              <w:right w:type="dxa" w:w="90"/>
-            </w:tcMar>
-          </w:tcPr>
-          <w:p>
-            <w:pPr>
-              <w:spacing w:after="0" w:line="250"/>
-            </w:pPr>
-            <w:r>
-              <w:rPr>
-                <w:b/>
-                <w:bCs/>
-                <w:sz w:val="18"/>
-                <w:szCs w:val="18"/>
-                <w:rFonts w:ascii="Calibri" w:cs="Calibri" w:eastAsia="Calibri" w:hAnsi="Calibri"/>
-              </w:rPr>
-              <w:t xml:space="preserve">11. Typical misuse of a standard?</w:t>
-            </w:r>
-          </w:p>
-        </w:tc>
-      </w:tr>
-      <w:tr>
-        <w:tc>
-          <w:tcPr>
-            <w:tcW w:type="dxa" w:w="900"/>
-            <w:shd w:fill="EAF0F8" w:color="auto" w:val="clear"/>
-            <w:tcMar>
-              <w:top w:type="dxa" w:w="70"/>
-              <w:left w:type="dxa" w:w="90"/>
-              <w:bottom w:type="dxa" w:w="70"/>
-              <w:right w:type="dxa" w:w="90"/>
-            </w:tcMar>
-          </w:tcPr>
-          <w:p>
-            <w:pPr>
-              <w:spacing w:after="0" w:line="250"/>
-            </w:pPr>
-            <w:r>
-              <w:rPr>
-                <w:b/>
-                <w:bCs/>
-                <w:sz w:val="16"/>
-                <w:szCs w:val="16"/>
-                <w:rFonts w:ascii="Calibri" w:cs="Calibri" w:eastAsia="Calibri" w:hAnsi="Calibri"/>
-              </w:rPr>
-              <w:t xml:space="preserve">BACK</w:t>
-            </w:r>
-          </w:p>
-        </w:tc>
-        <w:tc>
-          <w:tcPr>
-            <w:tcW w:type="dxa" w:w="8738"/>
-            <w:tcMar>
-              <w:top w:type="dxa" w:w="70"/>
-              <w:left w:type="dxa" w:w="90"/>
-              <w:bottom w:type="dxa" w:w="70"/>
-              <w:right w:type="dxa" w:w="90"/>
-            </w:tcMar>
-          </w:tcPr>
-          <w:p>
-            <w:pPr>
-              <w:spacing w:after="0" w:line="250"/>
-            </w:pPr>
-            <w:r>
-              <w:rPr>
-                <w:b/>
-                <w:bCs/>
-                <w:sz w:val="17"/>
-                <w:szCs w:val="17"/>
-                <w:rFonts w:ascii="Calibri" w:cs="Calibri" w:eastAsia="Calibri" w:hAnsi="Calibri"/>
-              </w:rPr>
-              <w:t xml:space="preserve">Requiring an optional item or treating an obligatory item as optional.</w:t>
-            </w:r>
-          </w:p>
-        </w:tc>
-      </w:tr>
-      <w:tr>
-        <w:tc>
-          <w:tcPr>
-            <w:tcW w:type="dxa" w:w="900"/>
-            <w:shd w:fill="1F3864" w:color="auto" w:val="clear"/>
-            <w:tcMar>
-              <w:top w:type="dxa" w:w="70"/>
-              <w:left w:type="dxa" w:w="90"/>
-              <w:bottom w:type="dxa" w:w="70"/>
-              <w:right w:type="dxa" w:w="90"/>
-            </w:tcMar>
-          </w:tcPr>
-          <w:p>
-            <w:pPr>
-              <w:spacing w:after="0" w:line="250"/>
-            </w:pPr>
-            <w:r>
-              <w:rPr>
-                <w:b/>
-                <w:bCs/>
-                <w:color w:val="FFFFFF"/>
-                <w:sz w:val="16"/>
-                <w:szCs w:val="16"/>
-                <w:rFonts w:ascii="Calibri" w:cs="Calibri" w:eastAsia="Calibri" w:hAnsi="Calibri"/>
-              </w:rPr>
-              <w:t xml:space="preserve">FRONT</w:t>
-            </w:r>
-          </w:p>
-        </w:tc>
-        <w:tc>
-          <w:tcPr>
-            <w:tcW w:type="dxa" w:w="8738"/>
-            <w:shd w:fill="F5F8FC" w:color="auto" w:val="clear"/>
-            <w:tcMar>
-              <w:top w:type="dxa" w:w="70"/>
-              <w:left w:type="dxa" w:w="90"/>
-              <w:bottom w:type="dxa" w:w="70"/>
-              <w:right w:type="dxa" w:w="90"/>
-            </w:tcMar>
-          </w:tcPr>
-          <w:p>
-            <w:pPr>
-              <w:spacing w:after="0" w:line="250"/>
-            </w:pPr>
-            <w:r>
-              <w:rPr>
-                <w:b/>
-                <w:bCs/>
-                <w:sz w:val="18"/>
-                <w:szCs w:val="18"/>
-                <w:rFonts w:ascii="Calibri" w:cs="Calibri" w:eastAsia="Calibri" w:hAnsi="Calibri"/>
-              </w:rPr>
-              <w:t xml:space="preserve">12. Deviating from a standard?</w:t>
-            </w:r>
-          </w:p>
-        </w:tc>
-      </w:tr>
-      <w:tr>
-        <w:tc>
-          <w:tcPr>
-            <w:tcW w:type="dxa" w:w="900"/>
-            <w:shd w:fill="EAF0F8" w:color="auto" w:val="clear"/>
-            <w:tcMar>
-              <w:top w:type="dxa" w:w="70"/>
-              <w:left w:type="dxa" w:w="90"/>
-              <w:bottom w:type="dxa" w:w="70"/>
-              <w:right w:type="dxa" w:w="90"/>
-            </w:tcMar>
-          </w:tcPr>
-          <w:p>
-            <w:pPr>
-              <w:spacing w:after="0" w:line="250"/>
-            </w:pPr>
-            <w:r>
-              <w:rPr>
-                <w:b/>
-                <w:bCs/>
-                <w:sz w:val="16"/>
-                <w:szCs w:val="16"/>
-                <w:rFonts w:ascii="Calibri" w:cs="Calibri" w:eastAsia="Calibri" w:hAnsi="Calibri"/>
-              </w:rPr>
-              <w:t xml:space="preserve">BACK</w:t>
-            </w:r>
-          </w:p>
-        </w:tc>
-        <w:tc>
-          <w:tcPr>
-            <w:tcW w:type="dxa" w:w="8738"/>
-            <w:tcMar>
-              <w:top w:type="dxa" w:w="70"/>
-              <w:left w:type="dxa" w:w="90"/>
-              <w:bottom w:type="dxa" w:w="70"/>
-              <w:right w:type="dxa" w:w="90"/>
-            </w:tcMar>
-          </w:tcPr>
-          <w:p>
-            <w:pPr>
-              <w:spacing w:after="0" w:line="250"/>
-            </w:pPr>
-            <w:r>
-              <w:rPr>
-                <w:b/>
-                <w:bCs/>
-                <w:sz w:val="17"/>
-                <w:szCs w:val="17"/>
-                <w:rFonts w:ascii="Calibri" w:cs="Calibri" w:eastAsia="Calibri" w:hAnsi="Calibri"/>
-              </w:rPr>
-              <w:t xml:space="preserve">Document the justification and get agreement from all parties.</w:t>
-            </w:r>
-          </w:p>
-        </w:tc>
-      </w:tr>
-      <w:tr>
-        <w:tc>
-          <w:tcPr>
-            <w:tcW w:type="dxa" w:w="900"/>
-            <w:shd w:fill="1F3864" w:color="auto" w:val="clear"/>
-            <w:tcMar>
-              <w:top w:type="dxa" w:w="70"/>
-              <w:left w:type="dxa" w:w="90"/>
-              <w:bottom w:type="dxa" w:w="70"/>
-              <w:right w:type="dxa" w:w="90"/>
-            </w:tcMar>
-          </w:tcPr>
-          <w:p>
-            <w:pPr>
-              <w:spacing w:after="0" w:line="250"/>
-            </w:pPr>
-            <w:r>
-              <w:rPr>
-                <w:b/>
-                <w:bCs/>
-                <w:color w:val="FFFFFF"/>
-                <w:sz w:val="16"/>
-                <w:szCs w:val="16"/>
-                <w:rFonts w:ascii="Calibri" w:cs="Calibri" w:eastAsia="Calibri" w:hAnsi="Calibri"/>
-              </w:rPr>
-              <w:t xml:space="preserve">FRONT</w:t>
-            </w:r>
-          </w:p>
-        </w:tc>
-        <w:tc>
-          <w:tcPr>
-            <w:tcW w:type="dxa" w:w="8738"/>
-            <w:shd w:fill="F5F8FC" w:color="auto" w:val="clear"/>
-            <w:tcMar>
-              <w:top w:type="dxa" w:w="70"/>
-              <w:left w:type="dxa" w:w="90"/>
-              <w:bottom w:type="dxa" w:w="70"/>
-              <w:right w:type="dxa" w:w="90"/>
-            </w:tcMar>
-          </w:tcPr>
-          <w:p>
-            <w:pPr>
-              <w:spacing w:after="0" w:line="250"/>
-            </w:pPr>
-            <w:r>
-              <w:rPr>
-                <w:b/>
-                <w:bCs/>
-                <w:sz w:val="18"/>
-                <w:szCs w:val="18"/>
-                <w:rFonts w:ascii="Calibri" w:cs="Calibri" w:eastAsia="Calibri" w:hAnsi="Calibri"/>
-              </w:rPr>
-              <w:t xml:space="preserve">13. Most immediate source of actionable trend information?</w:t>
-            </w:r>
-          </w:p>
-        </w:tc>
-      </w:tr>
-      <w:tr>
-        <w:tc>
-          <w:tcPr>
-            <w:tcW w:type="dxa" w:w="900"/>
-            <w:shd w:fill="EAF0F8" w:color="auto" w:val="clear"/>
-            <w:tcMar>
-              <w:top w:type="dxa" w:w="70"/>
-              <w:left w:type="dxa" w:w="90"/>
-              <w:bottom w:type="dxa" w:w="70"/>
-              <w:right w:type="dxa" w:w="90"/>
-            </w:tcMar>
-          </w:tcPr>
-          <w:p>
-            <w:pPr>
-              <w:spacing w:after="0" w:line="250"/>
-            </w:pPr>
-            <w:r>
-              <w:rPr>
-                <w:b/>
-                <w:bCs/>
-                <w:sz w:val="16"/>
-                <w:szCs w:val="16"/>
-                <w:rFonts w:ascii="Calibri" w:cs="Calibri" w:eastAsia="Calibri" w:hAnsi="Calibri"/>
-              </w:rPr>
-              <w:t xml:space="preserve">BACK</w:t>
-            </w:r>
-          </w:p>
-        </w:tc>
-        <w:tc>
-          <w:tcPr>
-            <w:tcW w:type="dxa" w:w="8738"/>
-            <w:tcMar>
-              <w:top w:type="dxa" w:w="70"/>
-              <w:left w:type="dxa" w:w="90"/>
-              <w:bottom w:type="dxa" w:w="70"/>
-              <w:right w:type="dxa" w:w="90"/>
-            </w:tcMar>
-          </w:tcPr>
-          <w:p>
-            <w:pPr>
-              <w:spacing w:after="0" w:line="250"/>
-            </w:pPr>
-            <w:r>
-              <w:rPr>
-                <w:b/>
-                <w:bCs/>
-                <w:sz w:val="17"/>
-                <w:szCs w:val="17"/>
-                <w:rFonts w:ascii="Calibri" w:cs="Calibri" w:eastAsia="Calibri" w:hAnsi="Calibri"/>
-              </w:rPr>
-              <w:t xml:space="preserve">Electronic alerts.</w:t>
-            </w:r>
-          </w:p>
-        </w:tc>
-      </w:tr>
-      <w:tr>
-        <w:tc>
-          <w:tcPr>
-            <w:tcW w:type="dxa" w:w="900"/>
-            <w:shd w:fill="1F3864" w:color="auto" w:val="clear"/>
-            <w:tcMar>
-              <w:top w:type="dxa" w:w="70"/>
-              <w:left w:type="dxa" w:w="90"/>
-              <w:bottom w:type="dxa" w:w="70"/>
-              <w:right w:type="dxa" w:w="90"/>
-            </w:tcMar>
-          </w:tcPr>
-          <w:p>
-            <w:pPr>
-              <w:spacing w:after="0" w:line="250"/>
-            </w:pPr>
-            <w:r>
-              <w:rPr>
-                <w:b/>
-                <w:bCs/>
-                <w:color w:val="FFFFFF"/>
-                <w:sz w:val="16"/>
-                <w:szCs w:val="16"/>
-                <w:rFonts w:ascii="Calibri" w:cs="Calibri" w:eastAsia="Calibri" w:hAnsi="Calibri"/>
-              </w:rPr>
-              <w:t xml:space="preserve">FRONT</w:t>
-            </w:r>
-          </w:p>
-        </w:tc>
-        <w:tc>
-          <w:tcPr>
-            <w:tcW w:type="dxa" w:w="8738"/>
-            <w:shd w:fill="F5F8FC" w:color="auto" w:val="clear"/>
-            <w:tcMar>
-              <w:top w:type="dxa" w:w="70"/>
-              <w:left w:type="dxa" w:w="90"/>
-              <w:bottom w:type="dxa" w:w="70"/>
-              <w:right w:type="dxa" w:w="90"/>
-            </w:tcMar>
-          </w:tcPr>
-          <w:p>
-            <w:pPr>
-              <w:spacing w:after="0" w:line="250"/>
-            </w:pPr>
-            <w:r>
-              <w:rPr>
-                <w:b/>
-                <w:bCs/>
-                <w:sz w:val="18"/>
-                <w:szCs w:val="18"/>
-                <w:rFonts w:ascii="Calibri" w:cs="Calibri" w:eastAsia="Calibri" w:hAnsi="Calibri"/>
-              </w:rPr>
-              <w:t xml:space="preserve">14. Timely and targeted updates come from…?</w:t>
-            </w:r>
-          </w:p>
-        </w:tc>
-      </w:tr>
-      <w:tr>
-        <w:tc>
-          <w:tcPr>
-            <w:tcW w:type="dxa" w:w="900"/>
-            <w:shd w:fill="EAF0F8" w:color="auto" w:val="clear"/>
-            <w:tcMar>
-              <w:top w:type="dxa" w:w="70"/>
-              <w:left w:type="dxa" w:w="90"/>
-              <w:bottom w:type="dxa" w:w="70"/>
-              <w:right w:type="dxa" w:w="90"/>
-            </w:tcMar>
-          </w:tcPr>
-          <w:p>
-            <w:pPr>
-              <w:spacing w:after="0" w:line="250"/>
-            </w:pPr>
-            <w:r>
-              <w:rPr>
-                <w:b/>
-                <w:bCs/>
-                <w:sz w:val="16"/>
-                <w:szCs w:val="16"/>
-                <w:rFonts w:ascii="Calibri" w:cs="Calibri" w:eastAsia="Calibri" w:hAnsi="Calibri"/>
-              </w:rPr>
-              <w:t xml:space="preserve">BACK</w:t>
-            </w:r>
-          </w:p>
-        </w:tc>
-        <w:tc>
-          <w:tcPr>
-            <w:tcW w:type="dxa" w:w="8738"/>
-            <w:tcMar>
-              <w:top w:type="dxa" w:w="70"/>
-              <w:left w:type="dxa" w:w="90"/>
-              <w:bottom w:type="dxa" w:w="70"/>
-              <w:right w:type="dxa" w:w="90"/>
-            </w:tcMar>
-          </w:tcPr>
-          <w:p>
-            <w:pPr>
-              <w:spacing w:after="0" w:line="250"/>
-            </w:pPr>
-            <w:r>
-              <w:rPr>
-                <w:b/>
-                <w:bCs/>
-                <w:sz w:val="17"/>
-                <w:szCs w:val="17"/>
-                <w:rFonts w:ascii="Calibri" w:cs="Calibri" w:eastAsia="Calibri" w:hAnsi="Calibri"/>
-              </w:rPr>
-              <w:t xml:space="preserve">A focused professional society or community of practice.</w:t>
-            </w:r>
-          </w:p>
-        </w:tc>
-      </w:tr>
-      <w:tr>
-        <w:tc>
-          <w:tcPr>
-            <w:tcW w:type="dxa" w:w="900"/>
-            <w:shd w:fill="1F3864" w:color="auto" w:val="clear"/>
-            <w:tcMar>
-              <w:top w:type="dxa" w:w="70"/>
-              <w:left w:type="dxa" w:w="90"/>
-              <w:bottom w:type="dxa" w:w="70"/>
-              <w:right w:type="dxa" w:w="90"/>
-            </w:tcMar>
-          </w:tcPr>
-          <w:p>
-            <w:pPr>
-              <w:spacing w:after="0" w:line="250"/>
-            </w:pPr>
-            <w:r>
-              <w:rPr>
-                <w:b/>
-                <w:bCs/>
-                <w:color w:val="FFFFFF"/>
-                <w:sz w:val="16"/>
-                <w:szCs w:val="16"/>
-                <w:rFonts w:ascii="Calibri" w:cs="Calibri" w:eastAsia="Calibri" w:hAnsi="Calibri"/>
-              </w:rPr>
-              <w:t xml:space="preserve">FRONT</w:t>
-            </w:r>
-          </w:p>
-        </w:tc>
-        <w:tc>
-          <w:tcPr>
-            <w:tcW w:type="dxa" w:w="8738"/>
-            <w:shd w:fill="F5F8FC" w:color="auto" w:val="clear"/>
-            <w:tcMar>
-              <w:top w:type="dxa" w:w="70"/>
-              <w:left w:type="dxa" w:w="90"/>
-              <w:bottom w:type="dxa" w:w="70"/>
-              <w:right w:type="dxa" w:w="90"/>
-            </w:tcMar>
-          </w:tcPr>
-          <w:p>
-            <w:pPr>
-              <w:spacing w:after="0" w:line="250"/>
-            </w:pPr>
-            <w:r>
-              <w:rPr>
-                <w:b/>
-                <w:bCs/>
-                <w:sz w:val="18"/>
-                <w:szCs w:val="18"/>
-                <w:rFonts w:ascii="Calibri" w:cs="Calibri" w:eastAsia="Calibri" w:hAnsi="Calibri"/>
-              </w:rPr>
-              <w:t xml:space="preserve">15. Where are industry-specific issues communicated?</w:t>
-            </w:r>
-          </w:p>
-        </w:tc>
-      </w:tr>
-      <w:tr>
-        <w:tc>
-          <w:tcPr>
-            <w:tcW w:type="dxa" w:w="900"/>
-            <w:shd w:fill="EAF0F8" w:color="auto" w:val="clear"/>
-            <w:tcMar>
-              <w:top w:type="dxa" w:w="70"/>
-              <w:left w:type="dxa" w:w="90"/>
-              <w:bottom w:type="dxa" w:w="70"/>
-              <w:right w:type="dxa" w:w="90"/>
-            </w:tcMar>
-          </w:tcPr>
-          <w:p>
-            <w:pPr>
-              <w:spacing w:after="0" w:line="250"/>
-            </w:pPr>
-            <w:r>
-              <w:rPr>
-                <w:b/>
-                <w:bCs/>
-                <w:sz w:val="16"/>
-                <w:szCs w:val="16"/>
-                <w:rFonts w:ascii="Calibri" w:cs="Calibri" w:eastAsia="Calibri" w:hAnsi="Calibri"/>
-              </w:rPr>
-              <w:t xml:space="preserve">BACK</w:t>
-            </w:r>
-          </w:p>
-        </w:tc>
-        <w:tc>
-          <w:tcPr>
-            <w:tcW w:type="dxa" w:w="8738"/>
-            <w:tcMar>
-              <w:top w:type="dxa" w:w="70"/>
-              <w:left w:type="dxa" w:w="90"/>
-              <w:bottom w:type="dxa" w:w="70"/>
-              <w:right w:type="dxa" w:w="90"/>
-            </w:tcMar>
-          </w:tcPr>
-          <w:p>
-            <w:pPr>
-              <w:spacing w:after="0" w:line="250"/>
-            </w:pPr>
-            <w:r>
-              <w:rPr>
-                <w:b/>
-                <w:bCs/>
-                <w:sz w:val="17"/>
-                <w:szCs w:val="17"/>
-                <w:rFonts w:ascii="Calibri" w:cs="Calibri" w:eastAsia="Calibri" w:hAnsi="Calibri"/>
-              </w:rPr>
-              <w:t xml:space="preserve">Specialized publications and news services, technical conferences and professional events.</w:t>
-            </w:r>
-          </w:p>
-        </w:tc>
-      </w:tr>
-      <w:tr>
-        <w:tc>
-          <w:tcPr>
-            <w:tcW w:type="dxa" w:w="900"/>
-            <w:shd w:fill="1F3864" w:color="auto" w:val="clear"/>
-            <w:tcMar>
-              <w:top w:type="dxa" w:w="70"/>
-              <w:left w:type="dxa" w:w="90"/>
-              <w:bottom w:type="dxa" w:w="70"/>
-              <w:right w:type="dxa" w:w="90"/>
-            </w:tcMar>
-          </w:tcPr>
-          <w:p>
-            <w:pPr>
-              <w:spacing w:after="0" w:line="250"/>
-            </w:pPr>
-            <w:r>
-              <w:rPr>
-                <w:b/>
-                <w:bCs/>
-                <w:color w:val="FFFFFF"/>
-                <w:sz w:val="16"/>
-                <w:szCs w:val="16"/>
-                <w:rFonts w:ascii="Calibri" w:cs="Calibri" w:eastAsia="Calibri" w:hAnsi="Calibri"/>
-              </w:rPr>
-              <w:t xml:space="preserve">FRONT</w:t>
-            </w:r>
-          </w:p>
-        </w:tc>
-        <w:tc>
-          <w:tcPr>
-            <w:tcW w:type="dxa" w:w="8738"/>
-            <w:shd w:fill="F5F8FC" w:color="auto" w:val="clear"/>
-            <w:tcMar>
-              <w:top w:type="dxa" w:w="70"/>
-              <w:left w:type="dxa" w:w="90"/>
-              <w:bottom w:type="dxa" w:w="70"/>
-              <w:right w:type="dxa" w:w="90"/>
-            </w:tcMar>
-          </w:tcPr>
-          <w:p>
-            <w:pPr>
-              <w:spacing w:after="0" w:line="250"/>
-            </w:pPr>
-            <w:r>
-              <w:rPr>
-                <w:b/>
-                <w:bCs/>
-                <w:sz w:val="18"/>
-                <w:szCs w:val="18"/>
-                <w:rFonts w:ascii="Calibri" w:cs="Calibri" w:eastAsia="Calibri" w:hAnsi="Calibri"/>
-              </w:rPr>
-              <w:t xml:space="preserve">16. Best defense against evolving threats (§9.3.2)?</w:t>
-            </w:r>
-          </w:p>
-        </w:tc>
-      </w:tr>
-      <w:tr>
-        <w:tc>
-          <w:tcPr>
-            <w:tcW w:type="dxa" w:w="900"/>
-            <w:shd w:fill="EAF0F8" w:color="auto" w:val="clear"/>
-            <w:tcMar>
-              <w:top w:type="dxa" w:w="70"/>
-              <w:left w:type="dxa" w:w="90"/>
-              <w:bottom w:type="dxa" w:w="70"/>
-              <w:right w:type="dxa" w:w="90"/>
-            </w:tcMar>
-          </w:tcPr>
-          <w:p>
-            <w:pPr>
-              <w:spacing w:after="0" w:line="250"/>
-            </w:pPr>
-            <w:r>
-              <w:rPr>
-                <w:b/>
-                <w:bCs/>
-                <w:sz w:val="16"/>
-                <w:szCs w:val="16"/>
-                <w:rFonts w:ascii="Calibri" w:cs="Calibri" w:eastAsia="Calibri" w:hAnsi="Calibri"/>
-              </w:rPr>
-              <w:t xml:space="preserve">BACK</w:t>
-            </w:r>
-          </w:p>
-        </w:tc>
-        <w:tc>
-          <w:tcPr>
-            <w:tcW w:type="dxa" w:w="8738"/>
-            <w:tcMar>
-              <w:top w:type="dxa" w:w="70"/>
-              <w:left w:type="dxa" w:w="90"/>
-              <w:bottom w:type="dxa" w:w="70"/>
-              <w:right w:type="dxa" w:w="90"/>
-            </w:tcMar>
-          </w:tcPr>
-          <w:p>
-            <w:pPr>
-              <w:spacing w:after="0" w:line="250"/>
-            </w:pPr>
-            <w:r>
-              <w:rPr>
-                <w:b/>
-                <w:bCs/>
-                <w:sz w:val="17"/>
-                <w:szCs w:val="17"/>
-                <w:rFonts w:ascii="Calibri" w:cs="Calibri" w:eastAsia="Calibri" w:hAnsi="Calibri"/>
-              </w:rPr>
-              <w:t xml:space="preserve">Awareness of the industry, close tracking of security trends, acquisition of the most appropriate tools.</w:t>
-            </w:r>
-          </w:p>
-        </w:tc>
-      </w:tr>
-    </w:tbl>
-    <w:p>
-      <w:pPr>
-        <w:pStyle w:val="Heading1"/>
-        <w:pageBreakBefore/>
-        <w:shd w:fill="1F3864" w:color="auto" w:val="clear"/>
-        <w:spacing w:before="240" w:after="200"/>
-        <w:outlineLvl w:val="0"/>
-      </w:pPr>
-      <w:r>
-        <w:rPr>
-          <w:b/>
-          <w:bCs/>
-          <w:color w:val="FFFFFF"/>
-          <w:sz w:val="32"/>
-          <w:szCs w:val="32"/>
-          <w:rFonts w:ascii="Calibri" w:cs="Calibri" w:eastAsia="Calibri" w:hAnsi="Calibri"/>
-        </w:rPr>
-        <w:t xml:space="preserve">Section 7 — Revision Notes</w:t>
+        <w:t xml:space="preserve">Section 6 — Revision Notes</w:t>
       </w:r>
     </w:p>
     <w:p>
@@ -16180,7 +17102,7 @@
           <w:szCs w:val="25"/>
           <w:rFonts w:ascii="Calibri" w:cs="Calibri" w:eastAsia="Calibri" w:hAnsi="Calibri"/>
         </w:rPr>
-        <w:t xml:space="preserve">7.1 One-page chapter summary</w:t>
+        <w:t xml:space="preserve">6.1 One-page chapter summary</w:t>
       </w:r>
     </w:p>
     <w:p>
@@ -16212,7 +17134,7 @@
           <w:szCs w:val="25"/>
           <w:rFonts w:ascii="Calibri" w:cs="Calibri" w:eastAsia="Calibri" w:hAnsi="Calibri"/>
         </w:rPr>
-        <w:t xml:space="preserve">7.2 Key definitions to memorize</w:t>
+        <w:t xml:space="preserve">6.2 Key definitions to memorize</w:t>
       </w:r>
     </w:p>
     <w:tbl>
@@ -16465,7 +17387,7 @@
           <w:szCs w:val="25"/>
           <w:rFonts w:ascii="Calibri" w:cs="Calibri" w:eastAsia="Calibri" w:hAnsi="Calibri"/>
         </w:rPr>
-        <w:t xml:space="preserve">7.3 High-priority concepts (study first)</w:t>
+        <w:t xml:space="preserve">6.3 High-priority concepts (study first)</w:t>
       </w:r>
     </w:p>
     <w:p>
@@ -16555,7 +17477,7 @@
           <w:szCs w:val="25"/>
           <w:rFonts w:ascii="Calibri" w:cs="Calibri" w:eastAsia="Calibri" w:hAnsi="Calibri"/>
         </w:rPr>
-        <w:t xml:space="preserve">7.4 Last-minute revision sheet</w:t>
+        <w:t xml:space="preserve">6.4 Last-minute revision sheet</w:t>
       </w:r>
     </w:p>
     <w:tbl>
@@ -16772,7 +17694,7 @@
           <w:szCs w:val="25"/>
           <w:rFonts w:ascii="Calibri" w:cs="Calibri" w:eastAsia="Calibri" w:hAnsi="Calibri"/>
         </w:rPr>
-        <w:t xml:space="preserve">7.5 Memorization checklist</w:t>
+        <w:t xml:space="preserve">6.5 Memorization checklist</w:t>
       </w:r>
     </w:p>
     <w:tbl>
@@ -17127,7 +18049,7 @@
           <w:szCs w:val="25"/>
           <w:rFonts w:ascii="Calibri" w:cs="Calibri" w:eastAsia="Calibri" w:hAnsi="Calibri"/>
         </w:rPr>
-        <w:t xml:space="preserve">7.6 Exam-day quick review</w:t>
+        <w:t xml:space="preserve">6.6 Exam-day quick review</w:t>
       </w:r>
     </w:p>
     <w:p>
